--- a/flow/20230914_vu_template/drafts/2024-08-u/12-ПН-Фотія_Аникити.docx
+++ b/flow/20230914_vu_template/drafts/2024-08-u/12-ПН-Фотія_Аникити.docx
@@ -7454,7 +7454,7 @@
           <w:sz w:val="24"/>
           <w:u w:val="single"/>
         </w:rPr>
-        <w:t>Ви́веди</w:t>
+        <w:t xml:space="preserve">Коли́ Ти, </w:t>
       </w:r>
       <w:r>
         <w:rPr>
@@ -7462,7 +7462,7 @@
           <w:sz w:val="24"/>
           <w:u w:val="single"/>
         </w:rPr>
-        <w:t xml:space="preserve"> з </w:t>
+        <w:t>Го́споди</w:t>
       </w:r>
       <w:r>
         <w:rPr>
@@ -7470,7 +7470,7 @@
           <w:sz w:val="24"/>
           <w:u w:val="single"/>
         </w:rPr>
-        <w:t>в’язни́ці</w:t>
+        <w:t xml:space="preserve">, </w:t>
       </w:r>
       <w:r>
         <w:rPr>
@@ -7478,7 +7478,7 @@
           <w:sz w:val="24"/>
           <w:u w:val="single"/>
         </w:rPr>
-        <w:t xml:space="preserve"> мою́ </w:t>
+        <w:t>зважа́тимеш</w:t>
       </w:r>
       <w:r>
         <w:rPr>
@@ -7486,7 +7486,7 @@
           <w:sz w:val="24"/>
           <w:u w:val="single"/>
         </w:rPr>
-        <w:t>ду́шу</w:t>
+        <w:t xml:space="preserve"> на </w:t>
       </w:r>
       <w:r>
         <w:rPr>
@@ -7494,7 +7494,7 @@
           <w:sz w:val="24"/>
           <w:u w:val="single"/>
         </w:rPr>
-        <w:t xml:space="preserve">,* щоб </w:t>
+        <w:t>беззако́ння</w:t>
       </w:r>
       <w:r>
         <w:rPr>
@@ -7502,7 +7502,7 @@
           <w:sz w:val="24"/>
           <w:u w:val="single"/>
         </w:rPr>
-        <w:t>дя́кувати</w:t>
+        <w:t xml:space="preserve">, то хто </w:t>
       </w:r>
       <w:r>
         <w:rPr>
@@ -7510,7 +7510,7 @@
           <w:sz w:val="24"/>
           <w:u w:val="single"/>
         </w:rPr>
-        <w:t xml:space="preserve"> </w:t>
+        <w:t>всто́їться</w:t>
       </w:r>
       <w:r>
         <w:rPr>
@@ -7518,7 +7518,7 @@
           <w:sz w:val="24"/>
           <w:u w:val="single"/>
         </w:rPr>
-        <w:t>І́мені</w:t>
+        <w:t xml:space="preserve">, Го́споди.* Та в </w:t>
       </w:r>
       <w:r>
         <w:rPr>
@@ -7526,7 +7526,7 @@
           <w:sz w:val="24"/>
           <w:u w:val="single"/>
         </w:rPr>
-        <w:t xml:space="preserve"> </w:t>
+        <w:t>Те́бе</w:t>
       </w:r>
       <w:r>
         <w:rPr>
@@ -7534,7 +7534,15 @@
           <w:sz w:val="24"/>
           <w:u w:val="single"/>
         </w:rPr>
-        <w:t>Твоє́му</w:t>
+        <w:t xml:space="preserve"> є </w:t>
+      </w:r>
+      <w:r>
+        <w:rPr>
+          <w:rFonts w:ascii="Times New Roman" w:hAnsi="Times New Roman"/>
+          <w:sz w:val="24"/>
+          <w:u w:val="single"/>
+        </w:rPr>
+        <w:t>проще́ння</w:t>
       </w:r>
       <w:r>
         <w:rPr>

--- a/flow/20230914_vu_template/drafts/2024-08-u/12-ПН-Фотія_Аникити.docx
+++ b/flow/20230914_vu_template/drafts/2024-08-u/12-ПН-Фотія_Аникити.docx
@@ -107,28 +107,17 @@
         <w:rPr>
           <w:rFonts w:ascii="Times New Roman" w:hAnsi="Times New Roman"/>
           <w:i/>
-          <w:color w:val="FF0000"/>
-          <w:sz w:val="24"/>
-          <w:szCs w:val="24"/>
+          <w:color w:val="FF4400"/>
+          <w:sz w:val="24"/>
         </w:rPr>
         <w:t>Священик:</w:t>
       </w:r>
       <w:r>
         <w:rPr>
           <w:rFonts w:ascii="Times New Roman" w:hAnsi="Times New Roman"/>
-          <w:color w:val="FF0000"/>
-          <w:sz w:val="24"/>
-          <w:szCs w:val="24"/>
-        </w:rPr>
-        <w:t xml:space="preserve"> </w:t>
-      </w:r>
-      <w:r>
-        <w:rPr>
-          <w:rFonts w:ascii="Times New Roman" w:hAnsi="Times New Roman"/>
-          <w:sz w:val="24"/>
-          <w:szCs w:val="24"/>
-        </w:rPr>
-        <w:t>Благословенний Бог наш завжди, нині і повсякчас, і на віки віків.</w:t>
+          <w:sz w:val="24"/>
+        </w:rPr>
+        <w:t xml:space="preserve"> Благословенний Бог наш завжди, нині і повсякчас, і на віки віків.</w:t>
       </w:r>
     </w:p>
     <w:p>
@@ -9160,28 +9149,17 @@
         <w:rPr>
           <w:rFonts w:ascii="Times New Roman" w:hAnsi="Times New Roman"/>
           <w:i/>
-          <w:color w:val="FF0000"/>
-          <w:sz w:val="24"/>
-          <w:szCs w:val="24"/>
+          <w:color w:val="FF4400"/>
+          <w:sz w:val="24"/>
         </w:rPr>
         <w:t>Священик:</w:t>
       </w:r>
       <w:r>
         <w:rPr>
           <w:rFonts w:ascii="Times New Roman" w:hAnsi="Times New Roman"/>
-          <w:color w:val="FF0000"/>
-          <w:sz w:val="24"/>
-          <w:szCs w:val="24"/>
-        </w:rPr>
-        <w:t xml:space="preserve"> </w:t>
-      </w:r>
-      <w:r>
-        <w:rPr>
-          <w:rFonts w:ascii="Times New Roman" w:hAnsi="Times New Roman"/>
-          <w:sz w:val="24"/>
-          <w:szCs w:val="24"/>
-        </w:rPr>
-        <w:t>Мир всім.</w:t>
+          <w:sz w:val="24"/>
+        </w:rPr>
+        <w:t xml:space="preserve"> Мир всім.</w:t>
       </w:r>
     </w:p>
     <w:p>
@@ -10856,15 +10834,42 @@
         <w:rPr>
           <w:rFonts w:ascii="Times New Roman" w:hAnsi="Times New Roman"/>
           <w:i/>
-          <w:color w:val="FF0000"/>
-          <w:sz w:val="24"/>
-          <w:szCs w:val="24"/>
+          <w:color w:val="FF4400"/>
+          <w:sz w:val="24"/>
         </w:rPr>
         <w:t>Священик:</w:t>
       </w:r>
       <w:r>
         <w:rPr>
           <w:rFonts w:ascii="Times New Roman" w:hAnsi="Times New Roman"/>
+          <w:sz w:val="24"/>
+        </w:rPr>
+        <w:t xml:space="preserve"> Бо Ти – Бог милости, ласк і людинолюбности, і Тобі славу віддаємо, Отцю, і Сину, і Святому Духові, нині, і повсякчас, і на віки віків.</w:t>
+      </w:r>
+    </w:p>
+    <w:p>
+      <w:pPr>
+        <w:spacing w:after="120"/>
+        <w:jc w:val="both"/>
+        <w:rPr>
+          <w:rFonts w:ascii="Times New Roman" w:hAnsi="Times New Roman"/>
+          <w:sz w:val="24"/>
+          <w:szCs w:val="24"/>
+        </w:rPr>
+      </w:pPr>
+      <w:r>
+        <w:rPr>
+          <w:rFonts w:ascii="Times New Roman" w:hAnsi="Times New Roman"/>
+          <w:i/>
+          <w:color w:val="FF0000"/>
+          <w:sz w:val="24"/>
+          <w:szCs w:val="24"/>
+        </w:rPr>
+        <w:t>Вірні:</w:t>
+      </w:r>
+      <w:r>
+        <w:rPr>
+          <w:rFonts w:ascii="Times New Roman" w:hAnsi="Times New Roman"/>
           <w:color w:val="FF0000"/>
           <w:sz w:val="24"/>
           <w:szCs w:val="24"/>
@@ -10874,11 +10879,37 @@
       <w:r>
         <w:rPr>
           <w:rFonts w:ascii="Times New Roman" w:hAnsi="Times New Roman"/>
-          <w:color w:val="000000"/>
-          <w:sz w:val="24"/>
-          <w:szCs w:val="24"/>
-        </w:rPr>
-        <w:t>Бо Ти – Бог милости, ласк і людинолюбности, і Тобі славу віддаємо, Отцю, і Сину, і Святому Духові, нині, і повсякчас, і на віки віків.</w:t>
+          <w:sz w:val="24"/>
+          <w:szCs w:val="24"/>
+        </w:rPr>
+        <w:t>Амінь.</w:t>
+      </w:r>
+    </w:p>
+    <w:p>
+      <w:pPr>
+        <w:spacing w:after="120"/>
+        <w:jc w:val="both"/>
+        <w:rPr>
+          <w:rFonts w:ascii="Times New Roman" w:hAnsi="Times New Roman"/>
+          <w:sz w:val="24"/>
+          <w:szCs w:val="24"/>
+        </w:rPr>
+      </w:pPr>
+      <w:r>
+        <w:rPr>
+          <w:rFonts w:ascii="Times New Roman" w:hAnsi="Times New Roman"/>
+          <w:i/>
+          <w:color w:val="FF4400"/>
+          <w:sz w:val="24"/>
+        </w:rPr>
+        <w:t>Священик:</w:t>
+      </w:r>
+      <w:r>
+        <w:rPr>
+          <w:rFonts w:ascii="Times New Roman" w:hAnsi="Times New Roman"/>
+          <w:sz w:val="24"/>
+        </w:rPr>
+        <w:t xml:space="preserve"> Мир всім.</w:t>
       </w:r>
     </w:p>
     <w:p>
@@ -10916,218 +10947,133 @@
           <w:sz w:val="24"/>
           <w:szCs w:val="24"/>
         </w:rPr>
-        <w:t>Амінь.</w:t>
-      </w:r>
-    </w:p>
-    <w:p>
-      <w:pPr>
-        <w:spacing w:after="120"/>
-        <w:jc w:val="both"/>
-        <w:rPr>
-          <w:rFonts w:ascii="Times New Roman" w:hAnsi="Times New Roman"/>
-          <w:sz w:val="24"/>
-          <w:szCs w:val="24"/>
-        </w:rPr>
-      </w:pPr>
-      <w:r>
-        <w:rPr>
-          <w:rFonts w:ascii="Times New Roman" w:hAnsi="Times New Roman"/>
-          <w:i/>
-          <w:color w:val="FF0000"/>
-          <w:sz w:val="24"/>
-          <w:szCs w:val="24"/>
+        <w:t>І духові твоєму.</w:t>
+      </w:r>
+    </w:p>
+    <w:p>
+      <w:pPr>
+        <w:spacing w:after="120"/>
+        <w:jc w:val="both"/>
+        <w:rPr>
+          <w:rFonts w:ascii="Times New Roman" w:hAnsi="Times New Roman"/>
+          <w:sz w:val="24"/>
+          <w:szCs w:val="24"/>
+        </w:rPr>
+      </w:pPr>
+      <w:r>
+        <w:rPr>
+          <w:rFonts w:ascii="Times New Roman" w:hAnsi="Times New Roman"/>
+          <w:sz w:val="24"/>
+          <w:szCs w:val="24"/>
+        </w:rPr>
+        <w:t>Голови ваші перед Господом схиліть.</w:t>
+      </w:r>
+    </w:p>
+    <w:p>
+      <w:pPr>
+        <w:spacing w:after="120"/>
+        <w:jc w:val="both"/>
+        <w:rPr>
+          <w:rFonts w:ascii="Times New Roman" w:hAnsi="Times New Roman"/>
+          <w:sz w:val="24"/>
+          <w:szCs w:val="24"/>
+        </w:rPr>
+      </w:pPr>
+      <w:r>
+        <w:rPr>
+          <w:rFonts w:ascii="Times New Roman" w:hAnsi="Times New Roman"/>
+          <w:i/>
+          <w:color w:val="FF0000"/>
+          <w:sz w:val="24"/>
+          <w:szCs w:val="24"/>
+        </w:rPr>
+        <w:t>Вірні:</w:t>
+      </w:r>
+      <w:r>
+        <w:rPr>
+          <w:rFonts w:ascii="Times New Roman" w:hAnsi="Times New Roman"/>
+          <w:color w:val="FF0000"/>
+          <w:sz w:val="24"/>
+          <w:szCs w:val="24"/>
+        </w:rPr>
+        <w:t xml:space="preserve"> </w:t>
+      </w:r>
+      <w:r>
+        <w:rPr>
+          <w:rFonts w:ascii="Times New Roman" w:hAnsi="Times New Roman"/>
+          <w:sz w:val="24"/>
+          <w:szCs w:val="24"/>
+        </w:rPr>
+        <w:t>Тобі, Господи.</w:t>
+      </w:r>
+    </w:p>
+    <w:p>
+      <w:pPr>
+        <w:spacing w:after="120"/>
+        <w:jc w:val="both"/>
+        <w:rPr>
+          <w:rFonts w:ascii="Times New Roman" w:hAnsi="Times New Roman"/>
+          <w:sz w:val="24"/>
+          <w:szCs w:val="24"/>
+        </w:rPr>
+      </w:pPr>
+      <w:r>
+        <w:rPr>
+          <w:rFonts w:ascii="Times New Roman" w:hAnsi="Times New Roman"/>
+          <w:i/>
+          <w:color w:val="FF0000"/>
+          <w:sz w:val="24"/>
+          <w:szCs w:val="24"/>
+        </w:rPr>
+        <w:t>Свяще</w:t>
+      </w:r>
+      <w:r>
+        <w:rPr>
+          <w:rFonts w:ascii="Times New Roman" w:hAnsi="Times New Roman"/>
+          <w:i/>
+          <w:color w:val="FF0000"/>
+          <w:sz w:val="24"/>
+          <w:szCs w:val="24"/>
+        </w:rPr>
+        <w:t>ник читає молитву:</w:t>
+      </w:r>
+      <w:r>
+        <w:rPr>
+          <w:rFonts w:ascii="Times New Roman" w:hAnsi="Times New Roman"/>
+          <w:sz w:val="24"/>
+          <w:szCs w:val="24"/>
+        </w:rPr>
+        <w:t xml:space="preserve"> Господи, Боже наш, що прихилив небо і зійшов на спасіння людського роду! Зглянься на слуг твоїх і на спадкоємство твоє, бо перед тобою, страшним і людинолюбним Суддею, слуги твої схилили свої голови і зігнули свої шиї, не від людей очіку</w:t>
+      </w:r>
+      <w:r>
+        <w:rPr>
+          <w:rFonts w:ascii="Times New Roman" w:hAnsi="Times New Roman"/>
+          <w:sz w:val="24"/>
+          <w:szCs w:val="24"/>
+        </w:rPr>
+        <w:t>ючи допомоги, але на твою надіючись милість і твого очікуючи спасіння; тож оберігай їх повсякчасно, і в цей вечір, і в прийдешню ніч збережи від усякого ворога, і від будь-якого зазіхання диявольського, і від думок марних, і спогадів лукавих.</w:t>
+      </w:r>
+    </w:p>
+    <w:p>
+      <w:pPr>
+        <w:pStyle w:val="a"/>
+        <w:spacing w:after="120"/>
+      </w:pPr>
+      <w:r>
+        <w:rPr>
+          <w:rFonts w:ascii="Times New Roman" w:hAnsi="Times New Roman"/>
+          <w:i/>
+          <w:color w:val="FF4400"/>
+          <w:sz w:val="24"/>
         </w:rPr>
         <w:t>Священик:</w:t>
       </w:r>
       <w:r>
         <w:rPr>
           <w:rFonts w:ascii="Times New Roman" w:hAnsi="Times New Roman"/>
-          <w:color w:val="FF0000"/>
-          <w:sz w:val="24"/>
-          <w:szCs w:val="24"/>
-        </w:rPr>
-        <w:t xml:space="preserve"> </w:t>
-      </w:r>
-      <w:r>
-        <w:rPr>
-          <w:rFonts w:ascii="Times New Roman" w:hAnsi="Times New Roman"/>
-          <w:sz w:val="24"/>
-          <w:szCs w:val="24"/>
-        </w:rPr>
-        <w:t>Мир всім.</w:t>
-      </w:r>
-    </w:p>
-    <w:p>
-      <w:pPr>
-        <w:spacing w:after="120"/>
-        <w:jc w:val="both"/>
-        <w:rPr>
-          <w:rFonts w:ascii="Times New Roman" w:hAnsi="Times New Roman"/>
-          <w:sz w:val="24"/>
-          <w:szCs w:val="24"/>
-        </w:rPr>
-      </w:pPr>
-      <w:r>
-        <w:rPr>
-          <w:rFonts w:ascii="Times New Roman" w:hAnsi="Times New Roman"/>
-          <w:i/>
-          <w:color w:val="FF0000"/>
-          <w:sz w:val="24"/>
-          <w:szCs w:val="24"/>
-        </w:rPr>
-        <w:t>Вірні:</w:t>
-      </w:r>
-      <w:r>
-        <w:rPr>
-          <w:rFonts w:ascii="Times New Roman" w:hAnsi="Times New Roman"/>
-          <w:color w:val="FF0000"/>
-          <w:sz w:val="24"/>
-          <w:szCs w:val="24"/>
-        </w:rPr>
-        <w:t xml:space="preserve"> </w:t>
-      </w:r>
-      <w:r>
-        <w:rPr>
-          <w:rFonts w:ascii="Times New Roman" w:hAnsi="Times New Roman"/>
-          <w:sz w:val="24"/>
-          <w:szCs w:val="24"/>
-        </w:rPr>
-        <w:t>І духові твоєму.</w:t>
-      </w:r>
-    </w:p>
-    <w:p>
-      <w:pPr>
-        <w:spacing w:after="120"/>
-        <w:jc w:val="both"/>
-        <w:rPr>
-          <w:rFonts w:ascii="Times New Roman" w:hAnsi="Times New Roman"/>
-          <w:sz w:val="24"/>
-          <w:szCs w:val="24"/>
-        </w:rPr>
-      </w:pPr>
-      <w:r>
-        <w:rPr>
-          <w:rFonts w:ascii="Times New Roman" w:hAnsi="Times New Roman"/>
-          <w:sz w:val="24"/>
-          <w:szCs w:val="24"/>
-        </w:rPr>
-        <w:t>Голови ваші перед Господом схиліть.</w:t>
-      </w:r>
-    </w:p>
-    <w:p>
-      <w:pPr>
-        <w:spacing w:after="120"/>
-        <w:jc w:val="both"/>
-        <w:rPr>
-          <w:rFonts w:ascii="Times New Roman" w:hAnsi="Times New Roman"/>
-          <w:sz w:val="24"/>
-          <w:szCs w:val="24"/>
-        </w:rPr>
-      </w:pPr>
-      <w:r>
-        <w:rPr>
-          <w:rFonts w:ascii="Times New Roman" w:hAnsi="Times New Roman"/>
-          <w:i/>
-          <w:color w:val="FF0000"/>
-          <w:sz w:val="24"/>
-          <w:szCs w:val="24"/>
-        </w:rPr>
-        <w:t>Вірні:</w:t>
-      </w:r>
-      <w:r>
-        <w:rPr>
-          <w:rFonts w:ascii="Times New Roman" w:hAnsi="Times New Roman"/>
-          <w:color w:val="FF0000"/>
-          <w:sz w:val="24"/>
-          <w:szCs w:val="24"/>
-        </w:rPr>
-        <w:t xml:space="preserve"> </w:t>
-      </w:r>
-      <w:r>
-        <w:rPr>
-          <w:rFonts w:ascii="Times New Roman" w:hAnsi="Times New Roman"/>
-          <w:sz w:val="24"/>
-          <w:szCs w:val="24"/>
-        </w:rPr>
-        <w:t>Тобі, Господи.</w:t>
-      </w:r>
-    </w:p>
-    <w:p>
-      <w:pPr>
-        <w:spacing w:after="120"/>
-        <w:jc w:val="both"/>
-        <w:rPr>
-          <w:rFonts w:ascii="Times New Roman" w:hAnsi="Times New Roman"/>
-          <w:sz w:val="24"/>
-          <w:szCs w:val="24"/>
-        </w:rPr>
-      </w:pPr>
-      <w:r>
-        <w:rPr>
-          <w:rFonts w:ascii="Times New Roman" w:hAnsi="Times New Roman"/>
-          <w:i/>
-          <w:color w:val="FF0000"/>
-          <w:sz w:val="24"/>
-          <w:szCs w:val="24"/>
-        </w:rPr>
-        <w:t>Свяще</w:t>
-      </w:r>
-      <w:r>
-        <w:rPr>
-          <w:rFonts w:ascii="Times New Roman" w:hAnsi="Times New Roman"/>
-          <w:i/>
-          <w:color w:val="FF0000"/>
-          <w:sz w:val="24"/>
-          <w:szCs w:val="24"/>
-        </w:rPr>
-        <w:t>ник читає молитву:</w:t>
-      </w:r>
-      <w:r>
-        <w:rPr>
-          <w:rFonts w:ascii="Times New Roman" w:hAnsi="Times New Roman"/>
-          <w:sz w:val="24"/>
-          <w:szCs w:val="24"/>
-        </w:rPr>
-        <w:t xml:space="preserve"> Господи, Боже наш, що прихилив небо і зійшов на спасіння людського роду! Зглянься на слуг твоїх і на спадкоємство твоє, бо перед тобою, страшним і людинолюбним Суддею, слуги твої схилили свої голови і зігнули свої шиї, не від людей очіку</w:t>
-      </w:r>
-      <w:r>
-        <w:rPr>
-          <w:rFonts w:ascii="Times New Roman" w:hAnsi="Times New Roman"/>
-          <w:sz w:val="24"/>
-          <w:szCs w:val="24"/>
-        </w:rPr>
-        <w:t>ючи допомоги, але на твою надіючись милість і твого очікуючи спасіння; тож оберігай їх повсякчасно, і в цей вечір, і в прийдешню ніч збережи від усякого ворога, і від будь-якого зазіхання диявольського, і від думок марних, і спогадів лукавих.</w:t>
-      </w:r>
-    </w:p>
-    <w:p>
-      <w:pPr>
-        <w:pStyle w:val="a"/>
-        <w:spacing w:after="120"/>
-      </w:pPr>
-      <w:r>
-        <w:rPr>
-          <w:rFonts w:ascii="Times New Roman" w:hAnsi="Times New Roman"/>
-          <w:i/>
-          <w:color w:val="FF0000"/>
-          <w:sz w:val="24"/>
-        </w:rPr>
-        <w:t>Священик:</w:t>
-      </w:r>
-      <w:r>
-        <w:rPr>
-          <w:rFonts w:ascii="Times New Roman" w:hAnsi="Times New Roman"/>
-          <w:color w:val="FF0000"/>
-          <w:sz w:val="24"/>
-        </w:rPr>
-        <w:t xml:space="preserve"> </w:t>
-      </w:r>
-      <w:r>
-        <w:rPr>
-          <w:rFonts w:ascii="Times New Roman" w:hAnsi="Times New Roman"/>
-          <w:color w:val="000000"/>
-          <w:sz w:val="24"/>
-        </w:rPr>
-        <w:t>Нехай буде влада царства Твого благословенна і дуже прославлена: Отця, і Сина, і Святого Духа, нині і повсякчас, і на віки віків.</w:t>
+          <w:sz w:val="24"/>
+        </w:rPr>
+        <w:t xml:space="preserve"> Нехай буде влада царства Твого благословенна і дуже прославлена: Отця, і Сина, і Святого Духа, нині і повсякчас, і на віки віків.</w:t>
       </w:r>
     </w:p>
     <w:p>
@@ -12649,15 +12595,42 @@
         <w:rPr>
           <w:rFonts w:ascii="Times New Roman" w:hAnsi="Times New Roman"/>
           <w:i/>
-          <w:color w:val="FF0000"/>
-          <w:sz w:val="24"/>
-          <w:szCs w:val="24"/>
+          <w:color w:val="FF4400"/>
+          <w:sz w:val="24"/>
         </w:rPr>
         <w:t>Священик:</w:t>
       </w:r>
       <w:r>
         <w:rPr>
           <w:rFonts w:ascii="Times New Roman" w:hAnsi="Times New Roman"/>
+          <w:sz w:val="24"/>
+        </w:rPr>
+        <w:t xml:space="preserve"> Слава тобі, Христе Боже, надіє наша, слава тобі!</w:t>
+      </w:r>
+    </w:p>
+    <w:p>
+      <w:pPr>
+        <w:spacing w:after="120"/>
+        <w:jc w:val="both"/>
+        <w:rPr>
+          <w:rFonts w:ascii="Times New Roman" w:hAnsi="Times New Roman"/>
+          <w:sz w:val="24"/>
+          <w:szCs w:val="24"/>
+        </w:rPr>
+      </w:pPr>
+      <w:r>
+        <w:rPr>
+          <w:rFonts w:ascii="Times New Roman" w:hAnsi="Times New Roman"/>
+          <w:i/>
+          <w:color w:val="FF0000"/>
+          <w:sz w:val="24"/>
+          <w:szCs w:val="24"/>
+        </w:rPr>
+        <w:t>Вірні:</w:t>
+      </w:r>
+      <w:r>
+        <w:rPr>
+          <w:rFonts w:ascii="Times New Roman" w:hAnsi="Times New Roman"/>
           <w:color w:val="FF0000"/>
           <w:sz w:val="24"/>
           <w:szCs w:val="24"/>
@@ -12670,44 +12643,6 @@
           <w:sz w:val="24"/>
           <w:szCs w:val="24"/>
         </w:rPr>
-        <w:t>Слава тобі, Христе Боже, надіє наша, слава тобі!</w:t>
-      </w:r>
-    </w:p>
-    <w:p>
-      <w:pPr>
-        <w:spacing w:after="120"/>
-        <w:jc w:val="both"/>
-        <w:rPr>
-          <w:rFonts w:ascii="Times New Roman" w:hAnsi="Times New Roman"/>
-          <w:sz w:val="24"/>
-          <w:szCs w:val="24"/>
-        </w:rPr>
-      </w:pPr>
-      <w:r>
-        <w:rPr>
-          <w:rFonts w:ascii="Times New Roman" w:hAnsi="Times New Roman"/>
-          <w:i/>
-          <w:color w:val="FF0000"/>
-          <w:sz w:val="24"/>
-          <w:szCs w:val="24"/>
-        </w:rPr>
-        <w:t>Вірні:</w:t>
-      </w:r>
-      <w:r>
-        <w:rPr>
-          <w:rFonts w:ascii="Times New Roman" w:hAnsi="Times New Roman"/>
-          <w:color w:val="FF0000"/>
-          <w:sz w:val="24"/>
-          <w:szCs w:val="24"/>
-        </w:rPr>
-        <w:t xml:space="preserve"> </w:t>
-      </w:r>
-      <w:r>
-        <w:rPr>
-          <w:rFonts w:ascii="Times New Roman" w:hAnsi="Times New Roman"/>
-          <w:sz w:val="24"/>
-          <w:szCs w:val="24"/>
-        </w:rPr>
         <w:t xml:space="preserve">Слава Отцю і Сину, і Святому Духові, і нині і повсякчас, і </w:t>
       </w:r>
       <w:r>
@@ -12747,22 +12682,12 @@
       </w:r>
     </w:p>
     <w:p>
-      <w:pPr>
-        <w:spacing w:after="120"/>
-        <w:jc w:val="both"/>
-        <w:rPr>
-          <w:rFonts w:ascii="Times New Roman" w:hAnsi="Times New Roman"/>
-          <w:sz w:val="24"/>
-          <w:szCs w:val="24"/>
-        </w:rPr>
-      </w:pPr>
-      <w:r>
-        <w:rPr>
-          <w:rFonts w:ascii="Times New Roman" w:hAnsi="Times New Roman"/>
-          <w:i/>
-          <w:color w:val="FF0000"/>
-          <w:sz w:val="24"/>
-          <w:szCs w:val="24"/>
+      <w:r>
+        <w:rPr>
+          <w:rFonts w:ascii="Times New Roman" w:hAnsi="Times New Roman"/>
+          <w:i/>
+          <w:color w:val="FF4400"/>
+          <w:sz w:val="24"/>
         </w:rPr>
         <w:t>Священик:</w:t>
       </w:r>
@@ -12770,52 +12695,8 @@
         <w:rPr>
           <w:rFonts w:ascii="Times New Roman" w:hAnsi="Times New Roman"/>
           <w:sz w:val="24"/>
-          <w:szCs w:val="24"/>
-        </w:rPr>
-        <w:t xml:space="preserve"> Христос, істинний Бог наш, що на горі Таворській у славі преобразився перед своїми учнями й апостолами, спасення нашого ради, молитвами пречистої своєї Матері, святих, славних і всехвальн</w:t>
-      </w:r>
-      <w:r>
-        <w:rPr>
-          <w:rFonts w:ascii="Times New Roman" w:hAnsi="Times New Roman"/>
-          <w:sz w:val="24"/>
-          <w:szCs w:val="24"/>
-        </w:rPr>
-        <w:t xml:space="preserve">их апостолів, і святих мучеників </w:t>
-      </w:r>
-      <w:r>
-        <w:rPr>
-          <w:rFonts w:ascii="Times New Roman" w:hAnsi="Times New Roman"/>
-          <w:color w:val="000000"/>
-          <w:sz w:val="24"/>
-          <w:szCs w:val="24"/>
-        </w:rPr>
-        <w:t>Фотія й Аникити,</w:t>
-      </w:r>
-      <w:r>
-        <w:rPr>
-          <w:rFonts w:ascii="Times New Roman" w:hAnsi="Times New Roman"/>
-          <w:sz w:val="24"/>
-          <w:szCs w:val="24"/>
-        </w:rPr>
-        <w:t xml:space="preserve"> і святого </w:t>
-      </w:r>
-      <w:r>
-        <w:rPr>
-          <w:rFonts w:ascii="Times New Roman" w:hAnsi="Times New Roman"/>
-          <w:i/>
-          <w:color w:val="FF0000"/>
-          <w:sz w:val="24"/>
-          <w:szCs w:val="24"/>
-        </w:rPr>
-        <w:t>(ім'я, якого є храм)</w:t>
-      </w:r>
-      <w:r>
-        <w:rPr>
-          <w:rFonts w:ascii="Times New Roman" w:hAnsi="Times New Roman"/>
-          <w:sz w:val="24"/>
-          <w:szCs w:val="24"/>
-        </w:rPr>
-        <w:t>, і всіх святих, помилує і спасе нас, як благий і людинолюбний.</w:t>
+        </w:rPr>
+        <w:t xml:space="preserve"> Христос, істинний Бог наш, що на горі Таворській у славі переобразився перед святими Своїми учнями й апостолами, святих мучеників Фотія й Аникити, і всіх святих - помилує і спасе нас як благий і людинолюбний.</w:t>
       </w:r>
     </w:p>
     <w:p>
@@ -12988,28 +12869,17 @@
         <w:rPr>
           <w:rFonts w:ascii="Times New Roman" w:hAnsi="Times New Roman"/>
           <w:i/>
-          <w:color w:val="FF0000"/>
-          <w:sz w:val="24"/>
-          <w:szCs w:val="24"/>
-        </w:rPr>
-        <w:t>Священик</w:t>
-      </w:r>
-      <w:r>
-        <w:rPr>
-          <w:rFonts w:ascii="Times New Roman" w:hAnsi="Times New Roman"/>
-          <w:color w:val="FF0000"/>
-          <w:sz w:val="24"/>
-          <w:szCs w:val="24"/>
-        </w:rPr>
-        <w:t xml:space="preserve">: </w:t>
-      </w:r>
-      <w:r>
-        <w:rPr>
-          <w:rFonts w:ascii="Times New Roman" w:hAnsi="Times New Roman"/>
-          <w:sz w:val="24"/>
-          <w:szCs w:val="24"/>
-        </w:rPr>
-        <w:t>Слава святій, одноістотній, животворящій і нероздільній Тройці, завжди, нині і повсякчас, і на віки віків.</w:t>
+          <w:color w:val="FF4400"/>
+          <w:sz w:val="24"/>
+        </w:rPr>
+        <w:t>Священик:</w:t>
+      </w:r>
+      <w:r>
+        <w:rPr>
+          <w:rFonts w:ascii="Times New Roman" w:hAnsi="Times New Roman"/>
+          <w:sz w:val="24"/>
+        </w:rPr>
+        <w:t xml:space="preserve"> Слава святій, одноістотній, животворящій і нероздільній Тройці, завжди, нині і повсякчас, і на віки віків.</w:t>
       </w:r>
     </w:p>
     <w:p>
@@ -21694,28 +21564,17 @@
         <w:rPr>
           <w:rFonts w:ascii="Times New Roman" w:hAnsi="Times New Roman"/>
           <w:i/>
-          <w:color w:val="FF0000"/>
-          <w:sz w:val="24"/>
-          <w:szCs w:val="24"/>
-        </w:rPr>
-        <w:t>Священик: </w:t>
-      </w:r>
-      <w:r>
-        <w:rPr>
-          <w:rFonts w:ascii="Times New Roman" w:hAnsi="Times New Roman"/>
-          <w:color w:val="000000"/>
-          <w:sz w:val="24"/>
-          <w:szCs w:val="24"/>
-        </w:rPr>
-        <w:t>Бо Тебе хвалять усі сили небесні і Тобі славу возсилаємо: Отцю, і Сину, і Святому Духові</w:t>
-      </w:r>
-      <w:r>
-        <w:rPr>
-          <w:rFonts w:ascii="Times New Roman" w:hAnsi="Times New Roman"/>
-          <w:sz w:val="24"/>
-          <w:szCs w:val="24"/>
-        </w:rPr>
-        <w:t>, нині і повсякчас, і на віки віків.</w:t>
+          <w:color w:val="FF4400"/>
+          <w:sz w:val="24"/>
+        </w:rPr>
+        <w:t>Священик:</w:t>
+      </w:r>
+      <w:r>
+        <w:rPr>
+          <w:rFonts w:ascii="Times New Roman" w:hAnsi="Times New Roman"/>
+          <w:sz w:val="24"/>
+        </w:rPr>
+        <w:t xml:space="preserve"> Бо Тебе хвалять усі сили небесні і Тобі славу возсилаємо: Отцю, і Сину, і Святому Духові, нині і повсякчас, і на віки віків.</w:t>
       </w:r>
     </w:p>
     <w:p>
@@ -22597,9 +22456,8 @@
         <w:rPr>
           <w:rFonts w:ascii="Times New Roman" w:hAnsi="Times New Roman"/>
           <w:i/>
-          <w:color w:val="FF0000"/>
-          <w:sz w:val="24"/>
-          <w:szCs w:val="24"/>
+          <w:color w:val="FF4400"/>
+          <w:sz w:val="24"/>
         </w:rPr>
         <w:t>Священик:</w:t>
       </w:r>
@@ -22607,7 +22465,6 @@
         <w:rPr>
           <w:rFonts w:ascii="Times New Roman" w:hAnsi="Times New Roman"/>
           <w:sz w:val="24"/>
-          <w:szCs w:val="24"/>
         </w:rPr>
         <w:t xml:space="preserve"> Слава тобі, що Світло нам показав!</w:t>
       </w:r>
@@ -23628,15 +23485,42 @@
         <w:rPr>
           <w:rFonts w:ascii="Times New Roman" w:hAnsi="Times New Roman"/>
           <w:i/>
-          <w:color w:val="FF0000"/>
-          <w:sz w:val="24"/>
-          <w:szCs w:val="24"/>
+          <w:color w:val="FF4400"/>
+          <w:sz w:val="24"/>
         </w:rPr>
         <w:t>Священик:</w:t>
       </w:r>
       <w:r>
         <w:rPr>
           <w:rFonts w:ascii="Times New Roman" w:hAnsi="Times New Roman"/>
+          <w:sz w:val="24"/>
+        </w:rPr>
+        <w:t xml:space="preserve"> Бо Ти – Бог милости, ласк і людинолюбности, і Тобі славу віддаємо, Отцю, і Сину, і Святому Духові, нині, і повсякчас, і на віки віків.</w:t>
+      </w:r>
+    </w:p>
+    <w:p>
+      <w:pPr>
+        <w:spacing w:after="120"/>
+        <w:jc w:val="both"/>
+        <w:rPr>
+          <w:rFonts w:ascii="Times New Roman" w:hAnsi="Times New Roman"/>
+          <w:sz w:val="24"/>
+          <w:szCs w:val="24"/>
+        </w:rPr>
+      </w:pPr>
+      <w:r>
+        <w:rPr>
+          <w:rFonts w:ascii="Times New Roman" w:hAnsi="Times New Roman"/>
+          <w:i/>
+          <w:color w:val="FF0000"/>
+          <w:sz w:val="24"/>
+          <w:szCs w:val="24"/>
+        </w:rPr>
+        <w:t>Вірні:</w:t>
+      </w:r>
+      <w:r>
+        <w:rPr>
+          <w:rFonts w:ascii="Times New Roman" w:hAnsi="Times New Roman"/>
           <w:color w:val="FF0000"/>
           <w:sz w:val="24"/>
           <w:szCs w:val="24"/>
@@ -23646,54 +23530,6 @@
       <w:r>
         <w:rPr>
           <w:rFonts w:ascii="Times New Roman" w:hAnsi="Times New Roman"/>
-          <w:color w:val="000000"/>
-          <w:sz w:val="24"/>
-          <w:szCs w:val="24"/>
-        </w:rPr>
-        <w:t>Бо Ти – Бог милости, ласк і людинолюбности, і Тобі славу</w:t>
-      </w:r>
-      <w:r>
-        <w:rPr>
-          <w:rFonts w:ascii="Times New Roman" w:hAnsi="Times New Roman"/>
-          <w:color w:val="000000"/>
-          <w:sz w:val="24"/>
-          <w:szCs w:val="24"/>
-        </w:rPr>
-        <w:t xml:space="preserve"> віддаємо, Отцю, і Сину, і Святому Духові, нині, і повсякчас, і на віки віків.</w:t>
-      </w:r>
-    </w:p>
-    <w:p>
-      <w:pPr>
-        <w:spacing w:after="120"/>
-        <w:jc w:val="both"/>
-        <w:rPr>
-          <w:rFonts w:ascii="Times New Roman" w:hAnsi="Times New Roman"/>
-          <w:sz w:val="24"/>
-          <w:szCs w:val="24"/>
-        </w:rPr>
-      </w:pPr>
-      <w:r>
-        <w:rPr>
-          <w:rFonts w:ascii="Times New Roman" w:hAnsi="Times New Roman"/>
-          <w:i/>
-          <w:color w:val="FF0000"/>
-          <w:sz w:val="24"/>
-          <w:szCs w:val="24"/>
-        </w:rPr>
-        <w:t>Вірні:</w:t>
-      </w:r>
-      <w:r>
-        <w:rPr>
-          <w:rFonts w:ascii="Times New Roman" w:hAnsi="Times New Roman"/>
-          <w:color w:val="FF0000"/>
-          <w:sz w:val="24"/>
-          <w:szCs w:val="24"/>
-        </w:rPr>
-        <w:t xml:space="preserve"> </w:t>
-      </w:r>
-      <w:r>
-        <w:rPr>
-          <w:rFonts w:ascii="Times New Roman" w:hAnsi="Times New Roman"/>
           <w:sz w:val="24"/>
           <w:szCs w:val="24"/>
         </w:rPr>
@@ -23714,9 +23550,8 @@
         <w:rPr>
           <w:rFonts w:ascii="Times New Roman" w:hAnsi="Times New Roman"/>
           <w:i/>
-          <w:color w:val="FF0000"/>
-          <w:sz w:val="24"/>
-          <w:szCs w:val="24"/>
+          <w:color w:val="FF4400"/>
+          <w:sz w:val="24"/>
         </w:rPr>
         <w:t>Священик:</w:t>
       </w:r>
@@ -23724,7 +23559,6 @@
         <w:rPr>
           <w:rFonts w:ascii="Times New Roman" w:hAnsi="Times New Roman"/>
           <w:sz w:val="24"/>
-          <w:szCs w:val="24"/>
         </w:rPr>
         <w:t xml:space="preserve"> Мир всім.</w:t>
       </w:r>
@@ -25210,15 +25044,42 @@
         <w:rPr>
           <w:rFonts w:ascii="Times New Roman" w:hAnsi="Times New Roman"/>
           <w:i/>
-          <w:color w:val="FF0000"/>
-          <w:sz w:val="24"/>
-          <w:szCs w:val="24"/>
+          <w:color w:val="FF4400"/>
+          <w:sz w:val="24"/>
         </w:rPr>
         <w:t>Священик:</w:t>
       </w:r>
       <w:r>
         <w:rPr>
           <w:rFonts w:ascii="Times New Roman" w:hAnsi="Times New Roman"/>
+          <w:sz w:val="24"/>
+        </w:rPr>
+        <w:t xml:space="preserve"> Слава тобі, Христе Боже, надіє наша, слава тобі!</w:t>
+      </w:r>
+    </w:p>
+    <w:p>
+      <w:pPr>
+        <w:spacing w:after="120"/>
+        <w:jc w:val="both"/>
+        <w:rPr>
+          <w:rFonts w:ascii="Times New Roman" w:hAnsi="Times New Roman"/>
+          <w:sz w:val="24"/>
+          <w:szCs w:val="24"/>
+        </w:rPr>
+      </w:pPr>
+      <w:r>
+        <w:rPr>
+          <w:rFonts w:ascii="Times New Roman" w:hAnsi="Times New Roman"/>
+          <w:i/>
+          <w:color w:val="FF0000"/>
+          <w:sz w:val="24"/>
+          <w:szCs w:val="24"/>
+        </w:rPr>
+        <w:t>Вірні:</w:t>
+      </w:r>
+      <w:r>
+        <w:rPr>
+          <w:rFonts w:ascii="Times New Roman" w:hAnsi="Times New Roman"/>
           <w:color w:val="FF0000"/>
           <w:sz w:val="24"/>
           <w:szCs w:val="24"/>
@@ -25231,44 +25092,6 @@
           <w:sz w:val="24"/>
           <w:szCs w:val="24"/>
         </w:rPr>
-        <w:t>Слава тобі, Христе Боже, надіє наша, слава тобі!</w:t>
-      </w:r>
-    </w:p>
-    <w:p>
-      <w:pPr>
-        <w:spacing w:after="120"/>
-        <w:jc w:val="both"/>
-        <w:rPr>
-          <w:rFonts w:ascii="Times New Roman" w:hAnsi="Times New Roman"/>
-          <w:sz w:val="24"/>
-          <w:szCs w:val="24"/>
-        </w:rPr>
-      </w:pPr>
-      <w:r>
-        <w:rPr>
-          <w:rFonts w:ascii="Times New Roman" w:hAnsi="Times New Roman"/>
-          <w:i/>
-          <w:color w:val="FF0000"/>
-          <w:sz w:val="24"/>
-          <w:szCs w:val="24"/>
-        </w:rPr>
-        <w:t>Вірні:</w:t>
-      </w:r>
-      <w:r>
-        <w:rPr>
-          <w:rFonts w:ascii="Times New Roman" w:hAnsi="Times New Roman"/>
-          <w:color w:val="FF0000"/>
-          <w:sz w:val="24"/>
-          <w:szCs w:val="24"/>
-        </w:rPr>
-        <w:t xml:space="preserve"> </w:t>
-      </w:r>
-      <w:r>
-        <w:rPr>
-          <w:rFonts w:ascii="Times New Roman" w:hAnsi="Times New Roman"/>
-          <w:sz w:val="24"/>
-          <w:szCs w:val="24"/>
-        </w:rPr>
         <w:t>Слава Отцю і Сину, і Святому Духові, і нині і повсякчас, і н</w:t>
       </w:r>
       <w:r>
@@ -25308,22 +25131,12 @@
       </w:r>
     </w:p>
     <w:p>
-      <w:pPr>
-        <w:spacing w:after="120"/>
-        <w:jc w:val="both"/>
-        <w:rPr>
-          <w:rFonts w:ascii="Times New Roman" w:hAnsi="Times New Roman"/>
-          <w:sz w:val="24"/>
-          <w:szCs w:val="24"/>
-        </w:rPr>
-      </w:pPr>
-      <w:r>
-        <w:rPr>
-          <w:rFonts w:ascii="Times New Roman" w:hAnsi="Times New Roman"/>
-          <w:i/>
-          <w:color w:val="FF0000"/>
-          <w:sz w:val="24"/>
-          <w:szCs w:val="24"/>
+      <w:r>
+        <w:rPr>
+          <w:rFonts w:ascii="Times New Roman" w:hAnsi="Times New Roman"/>
+          <w:i/>
+          <w:color w:val="FF4400"/>
+          <w:sz w:val="24"/>
         </w:rPr>
         <w:t>Священик:</w:t>
       </w:r>
@@ -25331,52 +25144,8 @@
         <w:rPr>
           <w:rFonts w:ascii="Times New Roman" w:hAnsi="Times New Roman"/>
           <w:sz w:val="24"/>
-          <w:szCs w:val="24"/>
-        </w:rPr>
-        <w:t xml:space="preserve"> Христос, істинний Бог наш, що на горі Таворській у славі преобразився перед своїми учнями й апостолами, спасення нашого ради, молитвами пречистої своєї Матері, святих, славних і всехвальни</w:t>
-      </w:r>
-      <w:r>
-        <w:rPr>
-          <w:rFonts w:ascii="Times New Roman" w:hAnsi="Times New Roman"/>
-          <w:sz w:val="24"/>
-          <w:szCs w:val="24"/>
-        </w:rPr>
-        <w:t xml:space="preserve">х апостолів, і святих мучеників </w:t>
-      </w:r>
-      <w:r>
-        <w:rPr>
-          <w:rFonts w:ascii="Times New Roman" w:hAnsi="Times New Roman"/>
-          <w:color w:val="000000"/>
-          <w:sz w:val="24"/>
-          <w:szCs w:val="24"/>
-        </w:rPr>
-        <w:t>Фотія й Аникити,</w:t>
-      </w:r>
-      <w:r>
-        <w:rPr>
-          <w:rFonts w:ascii="Times New Roman" w:hAnsi="Times New Roman"/>
-          <w:sz w:val="24"/>
-          <w:szCs w:val="24"/>
-        </w:rPr>
-        <w:t xml:space="preserve"> і святого </w:t>
-      </w:r>
-      <w:r>
-        <w:rPr>
-          <w:rFonts w:ascii="Times New Roman" w:hAnsi="Times New Roman"/>
-          <w:i/>
-          <w:color w:val="FF0000"/>
-          <w:sz w:val="24"/>
-          <w:szCs w:val="24"/>
-        </w:rPr>
-        <w:t>(ім'я, якого є храм)</w:t>
-      </w:r>
-      <w:r>
-        <w:rPr>
-          <w:rFonts w:ascii="Times New Roman" w:hAnsi="Times New Roman"/>
-          <w:sz w:val="24"/>
-          <w:szCs w:val="24"/>
-        </w:rPr>
-        <w:t>, і всіх святих, помилує і спасе нас, як благий і людинолюбний.</w:t>
+        </w:rPr>
+        <w:t xml:space="preserve"> Христос, істинний Бог наш, що на горі Таворській у славі переобразився перед святими Своїми учнями й апостолами, святих мучеників Фотія й Аникити, і всіх святих - помилує і спасе нас як благий і людинолюбний.</w:t>
       </w:r>
     </w:p>
     <w:p>

--- a/flow/20230914_vu_template/drafts/2024-08-u/12-ПН-Фотія_Аникити.docx
+++ b/flow/20230914_vu_template/drafts/2024-08-u/12-ПН-Фотія_Аникити.docx
@@ -178,151 +178,48 @@
     </w:p>
     <w:p>
       <w:pPr>
-        <w:spacing w:after="120"/>
-        <w:jc w:val="both"/>
-        <w:rPr>
-          <w:rFonts w:ascii="Times New Roman" w:hAnsi="Times New Roman"/>
-          <w:i/>
-          <w:sz w:val="24"/>
-          <w:szCs w:val="24"/>
-        </w:rPr>
-      </w:pPr>
-      <w:r>
-        <w:rPr>
-          <w:rFonts w:ascii="Times New Roman" w:hAnsi="Times New Roman"/>
-          <w:sz w:val="24"/>
-          <w:szCs w:val="24"/>
-        </w:rPr>
-        <w:t>Святий Боже, святий Кріпкий, святий Безсмерт</w:t>
-      </w:r>
-      <w:r>
-        <w:rPr>
-          <w:rFonts w:ascii="Times New Roman" w:hAnsi="Times New Roman"/>
-          <w:sz w:val="24"/>
-          <w:szCs w:val="24"/>
-        </w:rPr>
-        <w:t xml:space="preserve">ний, помилуй нас </w:t>
-      </w:r>
-      <w:r>
-        <w:rPr>
-          <w:rFonts w:ascii="Times New Roman" w:hAnsi="Times New Roman"/>
-          <w:i/>
-          <w:color w:val="FF0000"/>
-          <w:sz w:val="24"/>
-          <w:szCs w:val="24"/>
-        </w:rPr>
-        <w:t>(3 р.)</w:t>
-      </w:r>
-    </w:p>
-    <w:p>
-      <w:pPr>
-        <w:spacing w:after="120"/>
-        <w:jc w:val="both"/>
-        <w:rPr>
-          <w:rFonts w:ascii="Times New Roman" w:hAnsi="Times New Roman"/>
-          <w:sz w:val="24"/>
-          <w:szCs w:val="24"/>
-        </w:rPr>
-      </w:pPr>
-      <w:r>
-        <w:rPr>
-          <w:rFonts w:ascii="Times New Roman" w:hAnsi="Times New Roman"/>
-          <w:sz w:val="24"/>
-          <w:szCs w:val="24"/>
-        </w:rPr>
-        <w:t>Слава Отцю, і Сину, і Святому Духові,* і нині і повсякчас, і на віки віків. Амінь.</w:t>
-      </w:r>
-    </w:p>
-    <w:p>
-      <w:pPr>
-        <w:spacing w:after="120"/>
-        <w:jc w:val="both"/>
-        <w:rPr>
-          <w:rFonts w:ascii="Times New Roman" w:hAnsi="Times New Roman"/>
-          <w:sz w:val="24"/>
-          <w:szCs w:val="24"/>
-        </w:rPr>
-      </w:pPr>
-      <w:r>
-        <w:rPr>
-          <w:rFonts w:ascii="Times New Roman" w:hAnsi="Times New Roman"/>
-          <w:sz w:val="24"/>
-          <w:szCs w:val="24"/>
-        </w:rPr>
-        <w:t>Пресвята Тройце, помилуй нас;* Господи, очисти гріхи наші;* Владико, прости беззаконня наші;* Святий, завітай і зціли немочі наші імени твого ради.</w:t>
-      </w:r>
-    </w:p>
-    <w:p>
-      <w:pPr>
-        <w:spacing w:after="120"/>
-        <w:jc w:val="both"/>
-        <w:rPr>
-          <w:rFonts w:ascii="Times New Roman" w:hAnsi="Times New Roman"/>
-          <w:i/>
-          <w:sz w:val="24"/>
-          <w:szCs w:val="24"/>
-        </w:rPr>
-      </w:pPr>
-      <w:r>
-        <w:rPr>
-          <w:rFonts w:ascii="Times New Roman" w:hAnsi="Times New Roman"/>
-          <w:sz w:val="24"/>
-          <w:szCs w:val="24"/>
-        </w:rPr>
-        <w:t>Г</w:t>
-      </w:r>
-      <w:r>
-        <w:rPr>
-          <w:rFonts w:ascii="Times New Roman" w:hAnsi="Times New Roman"/>
-          <w:sz w:val="24"/>
-          <w:szCs w:val="24"/>
-        </w:rPr>
-        <w:t>осподи, помилуй</w:t>
-      </w:r>
-      <w:r>
-        <w:rPr>
-          <w:rFonts w:ascii="Times New Roman" w:hAnsi="Times New Roman"/>
-          <w:i/>
-          <w:sz w:val="24"/>
-          <w:szCs w:val="24"/>
+        <w:pStyle w:val="a"/>
+        <w:spacing w:after="120"/>
+      </w:pPr>
+      <w:r>
+        <w:rPr>
+          <w:rFonts w:ascii="Times New Roman" w:hAnsi="Times New Roman"/>
+          <w:sz w:val="24"/>
+        </w:rPr>
+        <w:t>Святи́й</w:t>
+      </w:r>
+      <w:r>
+        <w:rPr>
+          <w:rFonts w:ascii="Times New Roman" w:hAnsi="Times New Roman"/>
+          <w:sz w:val="24"/>
         </w:rPr>
         <w:t xml:space="preserve"> </w:t>
       </w:r>
       <w:r>
         <w:rPr>
           <w:rFonts w:ascii="Times New Roman" w:hAnsi="Times New Roman"/>
-          <w:i/>
-          <w:color w:val="FF0000"/>
-          <w:sz w:val="24"/>
-          <w:szCs w:val="24"/>
-        </w:rPr>
-        <w:t>(3 р.)</w:t>
-      </w:r>
-    </w:p>
-    <w:p>
-      <w:pPr>
-        <w:spacing w:after="120"/>
-        <w:jc w:val="both"/>
-        <w:rPr>
-          <w:rFonts w:ascii="Times New Roman" w:hAnsi="Times New Roman"/>
-          <w:sz w:val="24"/>
-          <w:szCs w:val="24"/>
-        </w:rPr>
-      </w:pPr>
-      <w:r>
-        <w:rPr>
-          <w:rFonts w:ascii="Times New Roman" w:hAnsi="Times New Roman"/>
-          <w:sz w:val="24"/>
-          <w:szCs w:val="24"/>
-        </w:rPr>
-        <w:t>Слава Отцю, і Сину, і Святому Духові.* І</w:t>
-      </w:r>
-      <w:r>
-        <w:rPr>
-          <w:rFonts w:ascii="Times New Roman" w:hAnsi="Times New Roman"/>
-          <w:b/>
-          <w:sz w:val="24"/>
-          <w:szCs w:val="24"/>
+          <w:sz w:val="24"/>
+        </w:rPr>
+        <w:t>Бо́же</w:t>
+      </w:r>
+      <w:r>
+        <w:rPr>
+          <w:rFonts w:ascii="Times New Roman" w:hAnsi="Times New Roman"/>
+          <w:sz w:val="24"/>
+        </w:rPr>
+        <w:t xml:space="preserve">, </w:t>
+      </w:r>
+      <w:r>
+        <w:rPr>
+          <w:rFonts w:ascii="Times New Roman" w:hAnsi="Times New Roman"/>
+          <w:sz w:val="24"/>
+        </w:rPr>
+        <w:t>святи́й</w:t>
+      </w:r>
+      <w:r>
+        <w:rPr>
+          <w:rFonts w:ascii="Times New Roman" w:hAnsi="Times New Roman"/>
+          <w:sz w:val="24"/>
         </w:rPr>
         <w:t xml:space="preserve"> </w:t>
       </w:r>
@@ -330,36 +227,873 @@
         <w:rPr>
           <w:rFonts w:ascii="Times New Roman" w:hAnsi="Times New Roman"/>
           <w:sz w:val="24"/>
-          <w:szCs w:val="24"/>
-        </w:rPr>
-        <w:t>нині і повсякчас, і на віки віків. Амінь.</w:t>
-      </w:r>
-    </w:p>
-    <w:p>
-      <w:pPr>
-        <w:spacing w:after="120"/>
-        <w:jc w:val="both"/>
-        <w:rPr>
-          <w:rFonts w:ascii="Times New Roman" w:hAnsi="Times New Roman"/>
-          <w:sz w:val="24"/>
-          <w:szCs w:val="24"/>
-        </w:rPr>
-      </w:pPr>
-      <w:r>
-        <w:rPr>
-          <w:rFonts w:ascii="Times New Roman" w:hAnsi="Times New Roman"/>
-          <w:sz w:val="24"/>
-          <w:szCs w:val="24"/>
-        </w:rPr>
-        <w:t>Отче наш, що єси на небесах,* нехай святиться ім’я твоє,* нехай прийде царство твоє,* нехай буде воля твоя, як на небі, так і на землі.* Хліб наш насу</w:t>
-      </w:r>
-      <w:r>
-        <w:rPr>
-          <w:rFonts w:ascii="Times New Roman" w:hAnsi="Times New Roman"/>
-          <w:sz w:val="24"/>
-          <w:szCs w:val="24"/>
-        </w:rPr>
-        <w:t>щний дай нам сьогодні,* і прости нам провини наші,* як і ми прощаємо винуватцям нашим,* і не введи нас у спокусу,* але визволи нас від лукавого.</w:t>
+        </w:rPr>
+        <w:t>Крі́пкий</w:t>
+      </w:r>
+      <w:r>
+        <w:rPr>
+          <w:rFonts w:ascii="Times New Roman" w:hAnsi="Times New Roman"/>
+          <w:sz w:val="24"/>
+        </w:rPr>
+        <w:t xml:space="preserve">, </w:t>
+      </w:r>
+      <w:r>
+        <w:rPr>
+          <w:rFonts w:ascii="Times New Roman" w:hAnsi="Times New Roman"/>
+          <w:sz w:val="24"/>
+        </w:rPr>
+        <w:t>святи́й</w:t>
+      </w:r>
+      <w:r>
+        <w:rPr>
+          <w:rFonts w:ascii="Times New Roman" w:hAnsi="Times New Roman"/>
+          <w:sz w:val="24"/>
+        </w:rPr>
+        <w:t xml:space="preserve"> </w:t>
+      </w:r>
+      <w:r>
+        <w:rPr>
+          <w:rFonts w:ascii="Times New Roman" w:hAnsi="Times New Roman"/>
+          <w:sz w:val="24"/>
+        </w:rPr>
+        <w:t>Безсме́ртний</w:t>
+      </w:r>
+      <w:r>
+        <w:rPr>
+          <w:rFonts w:ascii="Times New Roman" w:hAnsi="Times New Roman"/>
+          <w:sz w:val="24"/>
+        </w:rPr>
+        <w:t xml:space="preserve">, </w:t>
+      </w:r>
+      <w:r>
+        <w:rPr>
+          <w:rFonts w:ascii="Times New Roman" w:hAnsi="Times New Roman"/>
+          <w:sz w:val="24"/>
+        </w:rPr>
+        <w:t>поми́луй</w:t>
+      </w:r>
+      <w:r>
+        <w:rPr>
+          <w:rFonts w:ascii="Times New Roman" w:hAnsi="Times New Roman"/>
+          <w:sz w:val="24"/>
+        </w:rPr>
+        <w:t xml:space="preserve"> нас. </w:t>
+      </w:r>
+      <w:r>
+        <w:rPr>
+          <w:rFonts w:ascii="Times New Roman" w:hAnsi="Times New Roman"/>
+          <w:i/>
+          <w:color w:val="FF0000"/>
+          <w:sz w:val="24"/>
+        </w:rPr>
+        <w:t>(3 р.)</w:t>
+      </w:r>
+    </w:p>
+    <w:p>
+      <w:pPr>
+        <w:pStyle w:val="a"/>
+        <w:spacing w:after="120"/>
+      </w:pPr>
+      <w:r>
+        <w:rPr>
+          <w:rFonts w:ascii="Times New Roman" w:hAnsi="Times New Roman"/>
+          <w:sz w:val="24"/>
+        </w:rPr>
+        <w:t>Сла́ва</w:t>
+      </w:r>
+      <w:r>
+        <w:rPr>
+          <w:rFonts w:ascii="Times New Roman" w:hAnsi="Times New Roman"/>
+          <w:sz w:val="24"/>
+        </w:rPr>
+        <w:t xml:space="preserve"> Отцю́, і </w:t>
+      </w:r>
+      <w:r>
+        <w:rPr>
+          <w:rFonts w:ascii="Times New Roman" w:hAnsi="Times New Roman"/>
+          <w:sz w:val="24"/>
+        </w:rPr>
+        <w:t>Си́ну</w:t>
+      </w:r>
+      <w:r>
+        <w:rPr>
+          <w:rFonts w:ascii="Times New Roman" w:hAnsi="Times New Roman"/>
+          <w:sz w:val="24"/>
+        </w:rPr>
+        <w:t xml:space="preserve">, і </w:t>
+      </w:r>
+      <w:r>
+        <w:rPr>
+          <w:rFonts w:ascii="Times New Roman" w:hAnsi="Times New Roman"/>
+          <w:sz w:val="24"/>
+        </w:rPr>
+        <w:t>Свято́му</w:t>
+      </w:r>
+      <w:r>
+        <w:rPr>
+          <w:rFonts w:ascii="Times New Roman" w:hAnsi="Times New Roman"/>
+          <w:sz w:val="24"/>
+        </w:rPr>
+        <w:t xml:space="preserve"> </w:t>
+      </w:r>
+      <w:r>
+        <w:rPr>
+          <w:rFonts w:ascii="Times New Roman" w:hAnsi="Times New Roman"/>
+          <w:sz w:val="24"/>
+        </w:rPr>
+        <w:t>Ду́хові</w:t>
+      </w:r>
+      <w:r>
+        <w:rPr>
+          <w:rFonts w:ascii="Times New Roman" w:hAnsi="Times New Roman"/>
+          <w:sz w:val="24"/>
+        </w:rPr>
+        <w:t xml:space="preserve">,* і </w:t>
+      </w:r>
+      <w:r>
+        <w:rPr>
+          <w:rFonts w:ascii="Times New Roman" w:hAnsi="Times New Roman"/>
+          <w:sz w:val="24"/>
+        </w:rPr>
+        <w:t>ни́ні</w:t>
+      </w:r>
+      <w:r>
+        <w:rPr>
+          <w:rFonts w:ascii="Times New Roman" w:hAnsi="Times New Roman"/>
+          <w:sz w:val="24"/>
+        </w:rPr>
+        <w:t xml:space="preserve">, і </w:t>
+      </w:r>
+      <w:r>
+        <w:rPr>
+          <w:rFonts w:ascii="Times New Roman" w:hAnsi="Times New Roman"/>
+          <w:sz w:val="24"/>
+        </w:rPr>
+        <w:t>повсякча́с</w:t>
+      </w:r>
+      <w:r>
+        <w:rPr>
+          <w:rFonts w:ascii="Times New Roman" w:hAnsi="Times New Roman"/>
+          <w:sz w:val="24"/>
+        </w:rPr>
+        <w:t xml:space="preserve">, і на </w:t>
+      </w:r>
+      <w:r>
+        <w:rPr>
+          <w:rFonts w:ascii="Times New Roman" w:hAnsi="Times New Roman"/>
+          <w:sz w:val="24"/>
+        </w:rPr>
+        <w:t>ві́ки</w:t>
+      </w:r>
+      <w:r>
+        <w:rPr>
+          <w:rFonts w:ascii="Times New Roman" w:hAnsi="Times New Roman"/>
+          <w:sz w:val="24"/>
+        </w:rPr>
+        <w:t xml:space="preserve"> </w:t>
+      </w:r>
+      <w:r>
+        <w:rPr>
+          <w:rFonts w:ascii="Times New Roman" w:hAnsi="Times New Roman"/>
+          <w:sz w:val="24"/>
+        </w:rPr>
+        <w:t>вікі́в</w:t>
+      </w:r>
+      <w:r>
+        <w:rPr>
+          <w:rFonts w:ascii="Times New Roman" w:hAnsi="Times New Roman"/>
+          <w:sz w:val="24"/>
+        </w:rPr>
+        <w:t xml:space="preserve">. </w:t>
+      </w:r>
+      <w:r>
+        <w:rPr>
+          <w:rFonts w:ascii="Times New Roman" w:hAnsi="Times New Roman"/>
+          <w:sz w:val="24"/>
+        </w:rPr>
+        <w:t>Амі́нь</w:t>
+      </w:r>
+      <w:r>
+        <w:rPr>
+          <w:rFonts w:ascii="Times New Roman" w:hAnsi="Times New Roman"/>
+          <w:sz w:val="24"/>
+        </w:rPr>
+        <w:t>.</w:t>
+      </w:r>
+    </w:p>
+    <w:p>
+      <w:pPr>
+        <w:pStyle w:val="a"/>
+        <w:spacing w:after="120"/>
+      </w:pPr>
+      <w:r>
+        <w:rPr>
+          <w:rFonts w:ascii="Times New Roman" w:hAnsi="Times New Roman"/>
+          <w:sz w:val="24"/>
+        </w:rPr>
+        <w:t xml:space="preserve">Пресвята́ </w:t>
+      </w:r>
+      <w:r>
+        <w:rPr>
+          <w:rFonts w:ascii="Times New Roman" w:hAnsi="Times New Roman"/>
+          <w:sz w:val="24"/>
+        </w:rPr>
+        <w:t>Тро́йце</w:t>
+      </w:r>
+      <w:r>
+        <w:rPr>
+          <w:rFonts w:ascii="Times New Roman" w:hAnsi="Times New Roman"/>
+          <w:sz w:val="24"/>
+        </w:rPr>
+        <w:t xml:space="preserve">, </w:t>
+      </w:r>
+      <w:r>
+        <w:rPr>
+          <w:rFonts w:ascii="Times New Roman" w:hAnsi="Times New Roman"/>
+          <w:sz w:val="24"/>
+        </w:rPr>
+        <w:t>поми́луй</w:t>
+      </w:r>
+      <w:r>
+        <w:rPr>
+          <w:rFonts w:ascii="Times New Roman" w:hAnsi="Times New Roman"/>
+          <w:sz w:val="24"/>
+        </w:rPr>
+        <w:t xml:space="preserve"> нас; </w:t>
+      </w:r>
+      <w:r>
+        <w:rPr>
+          <w:rFonts w:ascii="Times New Roman" w:hAnsi="Times New Roman"/>
+          <w:sz w:val="24"/>
+        </w:rPr>
+        <w:t>Го́споди</w:t>
+      </w:r>
+      <w:r>
+        <w:rPr>
+          <w:rFonts w:ascii="Times New Roman" w:hAnsi="Times New Roman"/>
+          <w:sz w:val="24"/>
+        </w:rPr>
+        <w:t xml:space="preserve">, </w:t>
+      </w:r>
+      <w:r>
+        <w:rPr>
+          <w:rFonts w:ascii="Times New Roman" w:hAnsi="Times New Roman"/>
+          <w:sz w:val="24"/>
+        </w:rPr>
+        <w:t>очи́сти</w:t>
+      </w:r>
+      <w:r>
+        <w:rPr>
+          <w:rFonts w:ascii="Times New Roman" w:hAnsi="Times New Roman"/>
+          <w:sz w:val="24"/>
+        </w:rPr>
+        <w:t xml:space="preserve"> гріхи́ </w:t>
+      </w:r>
+      <w:r>
+        <w:rPr>
+          <w:rFonts w:ascii="Times New Roman" w:hAnsi="Times New Roman"/>
+          <w:sz w:val="24"/>
+        </w:rPr>
+        <w:t>на́ші</w:t>
+      </w:r>
+      <w:r>
+        <w:rPr>
+          <w:rFonts w:ascii="Times New Roman" w:hAnsi="Times New Roman"/>
+          <w:sz w:val="24"/>
+        </w:rPr>
+        <w:t xml:space="preserve">; </w:t>
+      </w:r>
+      <w:r>
+        <w:rPr>
+          <w:rFonts w:ascii="Times New Roman" w:hAnsi="Times New Roman"/>
+          <w:sz w:val="24"/>
+        </w:rPr>
+        <w:t>Влади́ко</w:t>
+      </w:r>
+      <w:r>
+        <w:rPr>
+          <w:rFonts w:ascii="Times New Roman" w:hAnsi="Times New Roman"/>
+          <w:sz w:val="24"/>
+        </w:rPr>
+        <w:t xml:space="preserve">, прости́ </w:t>
+      </w:r>
+      <w:r>
+        <w:rPr>
+          <w:rFonts w:ascii="Times New Roman" w:hAnsi="Times New Roman"/>
+          <w:sz w:val="24"/>
+        </w:rPr>
+        <w:t>беззако́ння</w:t>
+      </w:r>
+      <w:r>
+        <w:rPr>
+          <w:rFonts w:ascii="Times New Roman" w:hAnsi="Times New Roman"/>
+          <w:sz w:val="24"/>
+        </w:rPr>
+        <w:t xml:space="preserve"> </w:t>
+      </w:r>
+      <w:r>
+        <w:rPr>
+          <w:rFonts w:ascii="Times New Roman" w:hAnsi="Times New Roman"/>
+          <w:sz w:val="24"/>
+        </w:rPr>
+        <w:t>на́ші</w:t>
+      </w:r>
+      <w:r>
+        <w:rPr>
+          <w:rFonts w:ascii="Times New Roman" w:hAnsi="Times New Roman"/>
+          <w:sz w:val="24"/>
+        </w:rPr>
+        <w:t xml:space="preserve">; </w:t>
+      </w:r>
+      <w:r>
+        <w:rPr>
+          <w:rFonts w:ascii="Times New Roman" w:hAnsi="Times New Roman"/>
+          <w:sz w:val="24"/>
+        </w:rPr>
+        <w:t>Святи́й</w:t>
+      </w:r>
+      <w:r>
+        <w:rPr>
+          <w:rFonts w:ascii="Times New Roman" w:hAnsi="Times New Roman"/>
+          <w:sz w:val="24"/>
+        </w:rPr>
+        <w:t xml:space="preserve">, </w:t>
+      </w:r>
+      <w:r>
+        <w:rPr>
+          <w:rFonts w:ascii="Times New Roman" w:hAnsi="Times New Roman"/>
+          <w:sz w:val="24"/>
+        </w:rPr>
+        <w:t>завіта́й</w:t>
+      </w:r>
+      <w:r>
+        <w:rPr>
+          <w:rFonts w:ascii="Times New Roman" w:hAnsi="Times New Roman"/>
+          <w:sz w:val="24"/>
+        </w:rPr>
+        <w:t xml:space="preserve"> і зціли́ </w:t>
+      </w:r>
+      <w:r>
+        <w:rPr>
+          <w:rFonts w:ascii="Times New Roman" w:hAnsi="Times New Roman"/>
+          <w:sz w:val="24"/>
+        </w:rPr>
+        <w:t>не́мочі</w:t>
+      </w:r>
+      <w:r>
+        <w:rPr>
+          <w:rFonts w:ascii="Times New Roman" w:hAnsi="Times New Roman"/>
+          <w:sz w:val="24"/>
+        </w:rPr>
+        <w:t xml:space="preserve"> </w:t>
+      </w:r>
+      <w:r>
+        <w:rPr>
+          <w:rFonts w:ascii="Times New Roman" w:hAnsi="Times New Roman"/>
+          <w:sz w:val="24"/>
+        </w:rPr>
+        <w:t>на́ші</w:t>
+      </w:r>
+      <w:r>
+        <w:rPr>
+          <w:rFonts w:ascii="Times New Roman" w:hAnsi="Times New Roman"/>
+          <w:sz w:val="24"/>
+        </w:rPr>
+        <w:t xml:space="preserve">, </w:t>
+      </w:r>
+      <w:r>
+        <w:rPr>
+          <w:rFonts w:ascii="Times New Roman" w:hAnsi="Times New Roman"/>
+          <w:sz w:val="24"/>
+        </w:rPr>
+        <w:t>І́мени</w:t>
+      </w:r>
+      <w:r>
+        <w:rPr>
+          <w:rFonts w:ascii="Times New Roman" w:hAnsi="Times New Roman"/>
+          <w:sz w:val="24"/>
+        </w:rPr>
+        <w:t xml:space="preserve"> Твого́ </w:t>
+      </w:r>
+      <w:r>
+        <w:rPr>
+          <w:rFonts w:ascii="Times New Roman" w:hAnsi="Times New Roman"/>
+          <w:sz w:val="24"/>
+        </w:rPr>
+        <w:t>ра́ди</w:t>
+      </w:r>
+      <w:r>
+        <w:rPr>
+          <w:rFonts w:ascii="Times New Roman" w:hAnsi="Times New Roman"/>
+          <w:sz w:val="24"/>
+        </w:rPr>
+        <w:t>.</w:t>
+      </w:r>
+    </w:p>
+    <w:p>
+      <w:pPr>
+        <w:pStyle w:val="a"/>
+        <w:spacing w:after="120"/>
+      </w:pPr>
+      <w:r>
+        <w:rPr>
+          <w:rFonts w:ascii="Times New Roman" w:hAnsi="Times New Roman"/>
+          <w:sz w:val="24"/>
+        </w:rPr>
+        <w:t>Го́споди</w:t>
+      </w:r>
+      <w:r>
+        <w:rPr>
+          <w:rFonts w:ascii="Times New Roman" w:hAnsi="Times New Roman"/>
+          <w:sz w:val="24"/>
+        </w:rPr>
+        <w:t xml:space="preserve">, </w:t>
+      </w:r>
+      <w:r>
+        <w:rPr>
+          <w:rFonts w:ascii="Times New Roman" w:hAnsi="Times New Roman"/>
+          <w:sz w:val="24"/>
+        </w:rPr>
+        <w:t>поми́луй</w:t>
+      </w:r>
+      <w:r>
+        <w:rPr>
+          <w:rFonts w:ascii="Times New Roman" w:hAnsi="Times New Roman"/>
+          <w:sz w:val="24"/>
+        </w:rPr>
+        <w:t>. (3)</w:t>
+      </w:r>
+    </w:p>
+    <w:p>
+      <w:pPr>
+        <w:pStyle w:val="a"/>
+        <w:spacing w:after="120"/>
+      </w:pPr>
+      <w:r>
+        <w:rPr>
+          <w:rFonts w:ascii="Times New Roman" w:hAnsi="Times New Roman"/>
+          <w:sz w:val="24"/>
+        </w:rPr>
+        <w:t>Сла́ва</w:t>
+      </w:r>
+      <w:r>
+        <w:rPr>
+          <w:rFonts w:ascii="Times New Roman" w:hAnsi="Times New Roman"/>
+          <w:sz w:val="24"/>
+        </w:rPr>
+        <w:t xml:space="preserve"> Отцю́, і </w:t>
+      </w:r>
+      <w:r>
+        <w:rPr>
+          <w:rFonts w:ascii="Times New Roman" w:hAnsi="Times New Roman"/>
+          <w:sz w:val="24"/>
+        </w:rPr>
+        <w:t>Си́ну</w:t>
+      </w:r>
+      <w:r>
+        <w:rPr>
+          <w:rFonts w:ascii="Times New Roman" w:hAnsi="Times New Roman"/>
+          <w:sz w:val="24"/>
+        </w:rPr>
+        <w:t xml:space="preserve">, і </w:t>
+      </w:r>
+      <w:r>
+        <w:rPr>
+          <w:rFonts w:ascii="Times New Roman" w:hAnsi="Times New Roman"/>
+          <w:sz w:val="24"/>
+        </w:rPr>
+        <w:t>Свято́му</w:t>
+      </w:r>
+      <w:r>
+        <w:rPr>
+          <w:rFonts w:ascii="Times New Roman" w:hAnsi="Times New Roman"/>
+          <w:sz w:val="24"/>
+        </w:rPr>
+        <w:t xml:space="preserve"> </w:t>
+      </w:r>
+      <w:r>
+        <w:rPr>
+          <w:rFonts w:ascii="Times New Roman" w:hAnsi="Times New Roman"/>
+          <w:sz w:val="24"/>
+        </w:rPr>
+        <w:t>Ду́хові</w:t>
+      </w:r>
+      <w:r>
+        <w:rPr>
+          <w:rFonts w:ascii="Times New Roman" w:hAnsi="Times New Roman"/>
+          <w:sz w:val="24"/>
+        </w:rPr>
+        <w:t xml:space="preserve">,* і </w:t>
+      </w:r>
+      <w:r>
+        <w:rPr>
+          <w:rFonts w:ascii="Times New Roman" w:hAnsi="Times New Roman"/>
+          <w:sz w:val="24"/>
+        </w:rPr>
+        <w:t>ни́ні</w:t>
+      </w:r>
+      <w:r>
+        <w:rPr>
+          <w:rFonts w:ascii="Times New Roman" w:hAnsi="Times New Roman"/>
+          <w:sz w:val="24"/>
+        </w:rPr>
+        <w:t xml:space="preserve">, і </w:t>
+      </w:r>
+      <w:r>
+        <w:rPr>
+          <w:rFonts w:ascii="Times New Roman" w:hAnsi="Times New Roman"/>
+          <w:sz w:val="24"/>
+        </w:rPr>
+        <w:t>повсякча́с</w:t>
+      </w:r>
+      <w:r>
+        <w:rPr>
+          <w:rFonts w:ascii="Times New Roman" w:hAnsi="Times New Roman"/>
+          <w:sz w:val="24"/>
+        </w:rPr>
+        <w:t xml:space="preserve">, і на </w:t>
+      </w:r>
+      <w:r>
+        <w:rPr>
+          <w:rFonts w:ascii="Times New Roman" w:hAnsi="Times New Roman"/>
+          <w:sz w:val="24"/>
+        </w:rPr>
+        <w:t>ві́ки</w:t>
+      </w:r>
+      <w:r>
+        <w:rPr>
+          <w:rFonts w:ascii="Times New Roman" w:hAnsi="Times New Roman"/>
+          <w:sz w:val="24"/>
+        </w:rPr>
+        <w:t xml:space="preserve"> </w:t>
+      </w:r>
+      <w:r>
+        <w:rPr>
+          <w:rFonts w:ascii="Times New Roman" w:hAnsi="Times New Roman"/>
+          <w:sz w:val="24"/>
+        </w:rPr>
+        <w:t>вікі́в</w:t>
+      </w:r>
+      <w:r>
+        <w:rPr>
+          <w:rFonts w:ascii="Times New Roman" w:hAnsi="Times New Roman"/>
+          <w:sz w:val="24"/>
+        </w:rPr>
+        <w:t xml:space="preserve">. </w:t>
+      </w:r>
+      <w:r>
+        <w:rPr>
+          <w:rFonts w:ascii="Times New Roman" w:hAnsi="Times New Roman"/>
+          <w:sz w:val="24"/>
+        </w:rPr>
+        <w:t>Амі́нь</w:t>
+      </w:r>
+      <w:r>
+        <w:rPr>
+          <w:rFonts w:ascii="Times New Roman" w:hAnsi="Times New Roman"/>
+          <w:sz w:val="24"/>
+        </w:rPr>
+        <w:t>.</w:t>
+      </w:r>
+    </w:p>
+    <w:p>
+      <w:pPr>
+        <w:pStyle w:val="a"/>
+        <w:spacing w:after="120"/>
+      </w:pPr>
+      <w:r>
+        <w:rPr>
+          <w:rFonts w:ascii="Times New Roman" w:hAnsi="Times New Roman"/>
+          <w:sz w:val="24"/>
+        </w:rPr>
+        <w:t>О́тче</w:t>
+      </w:r>
+      <w:r>
+        <w:rPr>
+          <w:rFonts w:ascii="Times New Roman" w:hAnsi="Times New Roman"/>
+          <w:sz w:val="24"/>
+        </w:rPr>
+        <w:t xml:space="preserve"> наш, що єси́ на </w:t>
+      </w:r>
+      <w:r>
+        <w:rPr>
+          <w:rFonts w:ascii="Times New Roman" w:hAnsi="Times New Roman"/>
+          <w:sz w:val="24"/>
+        </w:rPr>
+        <w:t>небеса́х</w:t>
+      </w:r>
+      <w:r>
+        <w:rPr>
+          <w:rFonts w:ascii="Times New Roman" w:hAnsi="Times New Roman"/>
+          <w:sz w:val="24"/>
+        </w:rPr>
+        <w:t xml:space="preserve">,* </w:t>
+      </w:r>
+      <w:r>
+        <w:rPr>
+          <w:rFonts w:ascii="Times New Roman" w:hAnsi="Times New Roman"/>
+          <w:sz w:val="24"/>
+        </w:rPr>
+        <w:t>неха́й</w:t>
+      </w:r>
+      <w:r>
+        <w:rPr>
+          <w:rFonts w:ascii="Times New Roman" w:hAnsi="Times New Roman"/>
+          <w:sz w:val="24"/>
+        </w:rPr>
+        <w:t xml:space="preserve"> </w:t>
+      </w:r>
+      <w:r>
+        <w:rPr>
+          <w:rFonts w:ascii="Times New Roman" w:hAnsi="Times New Roman"/>
+          <w:sz w:val="24"/>
+        </w:rPr>
+        <w:t>святи́ться</w:t>
+      </w:r>
+      <w:r>
+        <w:rPr>
+          <w:rFonts w:ascii="Times New Roman" w:hAnsi="Times New Roman"/>
+          <w:sz w:val="24"/>
+        </w:rPr>
+        <w:t xml:space="preserve"> ім’я́ Твоє́,* </w:t>
+      </w:r>
+      <w:r>
+        <w:rPr>
+          <w:rFonts w:ascii="Times New Roman" w:hAnsi="Times New Roman"/>
+          <w:sz w:val="24"/>
+        </w:rPr>
+        <w:t>неха́й</w:t>
+      </w:r>
+      <w:r>
+        <w:rPr>
+          <w:rFonts w:ascii="Times New Roman" w:hAnsi="Times New Roman"/>
+          <w:sz w:val="24"/>
+        </w:rPr>
+        <w:t xml:space="preserve"> </w:t>
+      </w:r>
+      <w:r>
+        <w:rPr>
+          <w:rFonts w:ascii="Times New Roman" w:hAnsi="Times New Roman"/>
+          <w:sz w:val="24"/>
+        </w:rPr>
+        <w:t>при́йде</w:t>
+      </w:r>
+      <w:r>
+        <w:rPr>
+          <w:rFonts w:ascii="Times New Roman" w:hAnsi="Times New Roman"/>
+          <w:sz w:val="24"/>
+        </w:rPr>
+        <w:t xml:space="preserve"> </w:t>
+      </w:r>
+      <w:r>
+        <w:rPr>
+          <w:rFonts w:ascii="Times New Roman" w:hAnsi="Times New Roman"/>
+          <w:sz w:val="24"/>
+        </w:rPr>
+        <w:t>ца́рство</w:t>
+      </w:r>
+      <w:r>
+        <w:rPr>
+          <w:rFonts w:ascii="Times New Roman" w:hAnsi="Times New Roman"/>
+          <w:sz w:val="24"/>
+        </w:rPr>
+        <w:t xml:space="preserve"> Твоє́,* </w:t>
+      </w:r>
+      <w:r>
+        <w:rPr>
+          <w:rFonts w:ascii="Times New Roman" w:hAnsi="Times New Roman"/>
+          <w:sz w:val="24"/>
+        </w:rPr>
+        <w:t>неха́й</w:t>
+      </w:r>
+      <w:r>
+        <w:rPr>
+          <w:rFonts w:ascii="Times New Roman" w:hAnsi="Times New Roman"/>
+          <w:sz w:val="24"/>
+        </w:rPr>
+        <w:t xml:space="preserve"> </w:t>
+      </w:r>
+      <w:r>
+        <w:rPr>
+          <w:rFonts w:ascii="Times New Roman" w:hAnsi="Times New Roman"/>
+          <w:sz w:val="24"/>
+        </w:rPr>
+        <w:t>бу́де</w:t>
+      </w:r>
+      <w:r>
+        <w:rPr>
+          <w:rFonts w:ascii="Times New Roman" w:hAnsi="Times New Roman"/>
+          <w:sz w:val="24"/>
+        </w:rPr>
+        <w:t xml:space="preserve"> </w:t>
+      </w:r>
+      <w:r>
+        <w:rPr>
+          <w:rFonts w:ascii="Times New Roman" w:hAnsi="Times New Roman"/>
+          <w:sz w:val="24"/>
+        </w:rPr>
+        <w:t>во́ля</w:t>
+      </w:r>
+      <w:r>
+        <w:rPr>
+          <w:rFonts w:ascii="Times New Roman" w:hAnsi="Times New Roman"/>
+          <w:sz w:val="24"/>
+        </w:rPr>
+        <w:t xml:space="preserve"> Твоя́, як на </w:t>
+      </w:r>
+      <w:r>
+        <w:rPr>
+          <w:rFonts w:ascii="Times New Roman" w:hAnsi="Times New Roman"/>
+          <w:sz w:val="24"/>
+        </w:rPr>
+        <w:t>не́бі</w:t>
+      </w:r>
+      <w:r>
+        <w:rPr>
+          <w:rFonts w:ascii="Times New Roman" w:hAnsi="Times New Roman"/>
+          <w:sz w:val="24"/>
+        </w:rPr>
+        <w:t xml:space="preserve">, так і на землі́.* Хліб наш </w:t>
+      </w:r>
+      <w:r>
+        <w:rPr>
+          <w:rFonts w:ascii="Times New Roman" w:hAnsi="Times New Roman"/>
+          <w:sz w:val="24"/>
+        </w:rPr>
+        <w:t>насу́щний</w:t>
+      </w:r>
+      <w:r>
+        <w:rPr>
+          <w:rFonts w:ascii="Times New Roman" w:hAnsi="Times New Roman"/>
+          <w:sz w:val="24"/>
+        </w:rPr>
+        <w:t xml:space="preserve"> дай нам </w:t>
+      </w:r>
+      <w:r>
+        <w:rPr>
+          <w:rFonts w:ascii="Times New Roman" w:hAnsi="Times New Roman"/>
+          <w:sz w:val="24"/>
+        </w:rPr>
+        <w:t>сього́дні</w:t>
+      </w:r>
+      <w:r>
+        <w:rPr>
+          <w:rFonts w:ascii="Times New Roman" w:hAnsi="Times New Roman"/>
+          <w:sz w:val="24"/>
+        </w:rPr>
+        <w:t xml:space="preserve">;* і прости́ нам </w:t>
+      </w:r>
+      <w:r>
+        <w:rPr>
+          <w:rFonts w:ascii="Times New Roman" w:hAnsi="Times New Roman"/>
+          <w:sz w:val="24"/>
+        </w:rPr>
+        <w:t>прови́ни</w:t>
+      </w:r>
+      <w:r>
+        <w:rPr>
+          <w:rFonts w:ascii="Times New Roman" w:hAnsi="Times New Roman"/>
+          <w:sz w:val="24"/>
+        </w:rPr>
+        <w:t xml:space="preserve"> </w:t>
+      </w:r>
+      <w:r>
+        <w:rPr>
+          <w:rFonts w:ascii="Times New Roman" w:hAnsi="Times New Roman"/>
+          <w:sz w:val="24"/>
+        </w:rPr>
+        <w:t>на́ші</w:t>
+      </w:r>
+      <w:r>
+        <w:rPr>
+          <w:rFonts w:ascii="Times New Roman" w:hAnsi="Times New Roman"/>
+          <w:sz w:val="24"/>
+        </w:rPr>
+        <w:t xml:space="preserve">,* як і ми </w:t>
+      </w:r>
+      <w:r>
+        <w:rPr>
+          <w:rFonts w:ascii="Times New Roman" w:hAnsi="Times New Roman"/>
+          <w:sz w:val="24"/>
+        </w:rPr>
+        <w:t>проща́ємо</w:t>
+      </w:r>
+      <w:r>
+        <w:rPr>
+          <w:rFonts w:ascii="Times New Roman" w:hAnsi="Times New Roman"/>
+          <w:sz w:val="24"/>
+        </w:rPr>
+        <w:t xml:space="preserve"> </w:t>
+      </w:r>
+      <w:r>
+        <w:rPr>
+          <w:rFonts w:ascii="Times New Roman" w:hAnsi="Times New Roman"/>
+          <w:sz w:val="24"/>
+        </w:rPr>
+        <w:t>винува́тцям</w:t>
+      </w:r>
+      <w:r>
+        <w:rPr>
+          <w:rFonts w:ascii="Times New Roman" w:hAnsi="Times New Roman"/>
+          <w:sz w:val="24"/>
+        </w:rPr>
+        <w:t xml:space="preserve"> </w:t>
+      </w:r>
+      <w:r>
+        <w:rPr>
+          <w:rFonts w:ascii="Times New Roman" w:hAnsi="Times New Roman"/>
+          <w:sz w:val="24"/>
+        </w:rPr>
+        <w:t>на́шим</w:t>
+      </w:r>
+      <w:r>
+        <w:rPr>
+          <w:rFonts w:ascii="Times New Roman" w:hAnsi="Times New Roman"/>
+          <w:sz w:val="24"/>
+        </w:rPr>
+        <w:t xml:space="preserve">;* і не введи́ нас у </w:t>
+      </w:r>
+      <w:r>
+        <w:rPr>
+          <w:rFonts w:ascii="Times New Roman" w:hAnsi="Times New Roman"/>
+          <w:sz w:val="24"/>
+        </w:rPr>
+        <w:t>споку́су</w:t>
+      </w:r>
+      <w:r>
+        <w:rPr>
+          <w:rFonts w:ascii="Times New Roman" w:hAnsi="Times New Roman"/>
+          <w:sz w:val="24"/>
+        </w:rPr>
+        <w:t xml:space="preserve">,* але́ </w:t>
+      </w:r>
+      <w:r>
+        <w:rPr>
+          <w:rFonts w:ascii="Times New Roman" w:hAnsi="Times New Roman"/>
+          <w:sz w:val="24"/>
+        </w:rPr>
+        <w:t>ви́зволи</w:t>
+      </w:r>
+      <w:r>
+        <w:rPr>
+          <w:rFonts w:ascii="Times New Roman" w:hAnsi="Times New Roman"/>
+          <w:sz w:val="24"/>
+        </w:rPr>
+        <w:t xml:space="preserve"> нас від </w:t>
+      </w:r>
+      <w:r>
+        <w:rPr>
+          <w:rFonts w:ascii="Times New Roman" w:hAnsi="Times New Roman"/>
+          <w:sz w:val="24"/>
+        </w:rPr>
+        <w:t>лука́вого</w:t>
+      </w:r>
+      <w:r>
+        <w:rPr>
+          <w:rFonts w:ascii="Times New Roman" w:hAnsi="Times New Roman"/>
+          <w:sz w:val="24"/>
+        </w:rPr>
+        <w:t>.</w:t>
       </w:r>
     </w:p>
     <w:p>
@@ -436,7 +1170,7 @@
           <w:sz w:val="24"/>
           <w:szCs w:val="24"/>
         </w:rPr>
-        <w:t>(12 р.)</w:t>
+        <w:t>(12 р.)</w:t>
       </w:r>
     </w:p>
     <w:p>
@@ -4641,7 +5375,7 @@
           <w:sz w:val="24"/>
           <w:szCs w:val="24"/>
         </w:rPr>
-        <w:t> Господи щедрий і милосердний, довготерпеливий і многомилостивий! Вислухай молитви наші і зверни увагу на голос моління нашого і яви нам знак милости твоєї, наведи нас на дорогу тво</w:t>
+        <w:t xml:space="preserve"> Господи щедрий і милосердний, довготерпеливий і многомилостивий! Вислухай молитви наші і зверни увагу на голос моління нашого і яви нам знак милости твоєї, наведи нас на дорогу тво</w:t>
       </w:r>
       <w:r>
         <w:rPr>
@@ -4677,7 +5411,7 @@
           <w:sz w:val="24"/>
           <w:szCs w:val="24"/>
         </w:rPr>
-        <w:t>2. </w:t>
+        <w:t xml:space="preserve">2. </w:t>
       </w:r>
       <w:r>
         <w:rPr>
@@ -4729,7 +5463,7 @@
           <w:sz w:val="24"/>
           <w:szCs w:val="24"/>
         </w:rPr>
-        <w:t> Господи, Боже наш! Згадай нас грішних і недостойних слуг твоїх, коли призиваємо святе ім'я твоє, і не осороми нас, коли очікуєм</w:t>
+        <w:t xml:space="preserve"> Господи, Боже наш! Згадай нас грішних і недостойних слуг твоїх, коли призиваємо святе ім'я твоє, і не осороми нас, коли очікуєм</w:t>
       </w:r>
       <w:r>
         <w:rPr>
@@ -4765,7 +5499,7 @@
           <w:sz w:val="24"/>
           <w:szCs w:val="24"/>
         </w:rPr>
-        <w:t>4. </w:t>
+        <w:t xml:space="preserve">4. </w:t>
       </w:r>
       <w:r>
         <w:rPr>
@@ -4809,7 +5543,7 @@
           <w:sz w:val="24"/>
           <w:szCs w:val="24"/>
         </w:rPr>
-        <w:t> Благословенний ти, Господи Боже, Вседержителю,</w:t>
+        <w:t xml:space="preserve"> Благословенний ти, Господи Боже, Вседержителю,</w:t>
       </w:r>
       <w:r>
         <w:rPr>
@@ -4853,7 +5587,7 @@
           <w:sz w:val="24"/>
           <w:szCs w:val="24"/>
         </w:rPr>
-        <w:t> Господи, Господи, що пречистою твоєю долонею в</w:t>
+        <w:t xml:space="preserve"> Господи, Господи, що пречистою твоєю долонею в</w:t>
       </w:r>
       <w:r>
         <w:rPr>
@@ -4897,7 +5631,7 @@
           <w:sz w:val="24"/>
           <w:szCs w:val="24"/>
         </w:rPr>
-        <w:t> Боже великий і дивний, що несказанною добрістю і бага</w:t>
+        <w:t xml:space="preserve"> Боже великий і дивний, що несказанною добрістю і бага</w:t>
       </w:r>
       <w:r>
         <w:rPr>
@@ -4941,7 +5675,7 @@
           <w:sz w:val="24"/>
           <w:szCs w:val="24"/>
         </w:rPr>
-        <w:t> Боже великий і вишній, в тебе одного є безсмертність і в світлі живеш недоступнім. Ти все створіння мудро створив, відок</w:t>
+        <w:t xml:space="preserve"> Боже великий і вишній, в тебе одного є безсмертність і в світлі живеш недоступнім. Ти все створіння мудро створив, відок</w:t>
       </w:r>
       <w:r>
         <w:rPr>
@@ -6626,401 +7360,1778 @@
     </w:p>
     <w:p>
       <w:pPr>
-        <w:spacing w:after="120"/>
-        <w:jc w:val="both"/>
-        <w:rPr>
-          <w:rFonts w:ascii="Times New Roman" w:hAnsi="Times New Roman"/>
-          <w:sz w:val="24"/>
-          <w:szCs w:val="24"/>
-        </w:rPr>
-      </w:pPr>
-      <w:r>
-        <w:rPr>
-          <w:rFonts w:ascii="Times New Roman" w:eastAsia="Gungsuh" w:hAnsi="Times New Roman"/>
-          <w:sz w:val="24"/>
-          <w:szCs w:val="24"/>
-        </w:rPr>
-        <w:t>Постав, Господи, моїм устам сторожу;* до дверей губ моїх − варту!</w:t>
-      </w:r>
-    </w:p>
-    <w:p>
-      <w:pPr>
-        <w:spacing w:after="120"/>
-        <w:jc w:val="both"/>
-        <w:rPr>
-          <w:rFonts w:ascii="Times New Roman" w:hAnsi="Times New Roman"/>
-          <w:sz w:val="24"/>
-          <w:szCs w:val="24"/>
-        </w:rPr>
-      </w:pPr>
-      <w:r>
-        <w:rPr>
-          <w:rFonts w:ascii="Times New Roman" w:hAnsi="Times New Roman"/>
-          <w:sz w:val="24"/>
-          <w:szCs w:val="24"/>
-        </w:rPr>
-        <w:t>Не дай схилитися серцеві моєму* до чогось злого.</w:t>
-      </w:r>
-    </w:p>
-    <w:p>
-      <w:pPr>
-        <w:spacing w:after="120"/>
-        <w:jc w:val="both"/>
-        <w:rPr>
-          <w:rFonts w:ascii="Times New Roman" w:hAnsi="Times New Roman"/>
-          <w:sz w:val="24"/>
-          <w:szCs w:val="24"/>
-        </w:rPr>
-      </w:pPr>
-      <w:r>
-        <w:rPr>
-          <w:rFonts w:ascii="Times New Roman" w:hAnsi="Times New Roman"/>
-          <w:sz w:val="24"/>
-          <w:szCs w:val="24"/>
-        </w:rPr>
-        <w:t>Ані чинити лихі вчинки з людьми, що творять беззаконня,* – ні ласощів їхніх я не хочу їсти.</w:t>
-      </w:r>
-    </w:p>
-    <w:p>
-      <w:pPr>
-        <w:spacing w:after="120"/>
-        <w:jc w:val="both"/>
-        <w:rPr>
-          <w:rFonts w:ascii="Times New Roman" w:hAnsi="Times New Roman"/>
-          <w:sz w:val="24"/>
-          <w:szCs w:val="24"/>
-        </w:rPr>
-      </w:pPr>
-      <w:r>
-        <w:rPr>
-          <w:rFonts w:ascii="Times New Roman" w:hAnsi="Times New Roman"/>
-          <w:sz w:val="24"/>
-          <w:szCs w:val="24"/>
-        </w:rPr>
-        <w:t>Нехай праведник по-доброму б'є мене й виправляє</w:t>
-      </w:r>
-      <w:r>
-        <w:rPr>
-          <w:rFonts w:ascii="Times New Roman" w:hAnsi="Times New Roman"/>
-          <w:sz w:val="24"/>
-          <w:szCs w:val="24"/>
-        </w:rPr>
-        <w:t>,* а олія грішного нехай не намастить голови моєї.</w:t>
-      </w:r>
-    </w:p>
-    <w:p>
-      <w:pPr>
-        <w:spacing w:after="120"/>
-        <w:jc w:val="both"/>
-        <w:rPr>
-          <w:rFonts w:ascii="Times New Roman" w:hAnsi="Times New Roman"/>
-          <w:sz w:val="24"/>
-          <w:szCs w:val="24"/>
-        </w:rPr>
-      </w:pPr>
-      <w:r>
-        <w:rPr>
-          <w:rFonts w:ascii="Times New Roman" w:hAnsi="Times New Roman"/>
-          <w:sz w:val="24"/>
-          <w:szCs w:val="24"/>
-        </w:rPr>
-        <w:t>Я все-таки молитимусь,* незважаючи на їхні злі вчинки.</w:t>
-      </w:r>
-    </w:p>
-    <w:p>
-      <w:pPr>
-        <w:spacing w:after="120"/>
-        <w:jc w:val="both"/>
-        <w:rPr>
-          <w:rFonts w:ascii="Times New Roman" w:hAnsi="Times New Roman"/>
-          <w:sz w:val="24"/>
-          <w:szCs w:val="24"/>
-        </w:rPr>
-      </w:pPr>
-      <w:r>
-        <w:rPr>
-          <w:rFonts w:ascii="Times New Roman" w:hAnsi="Times New Roman"/>
-          <w:sz w:val="24"/>
-          <w:szCs w:val="24"/>
-        </w:rPr>
-        <w:t>Якщо суддів їхніх скинуть в ущелини скелі,* то почують, що слова мої любі.</w:t>
-      </w:r>
-    </w:p>
-    <w:p>
-      <w:pPr>
-        <w:spacing w:after="120"/>
-        <w:jc w:val="both"/>
-        <w:rPr>
-          <w:rFonts w:ascii="Times New Roman" w:hAnsi="Times New Roman"/>
-          <w:sz w:val="24"/>
-          <w:szCs w:val="24"/>
-        </w:rPr>
-      </w:pPr>
-      <w:r>
-        <w:rPr>
-          <w:rFonts w:ascii="Times New Roman" w:hAnsi="Times New Roman"/>
-          <w:sz w:val="24"/>
-          <w:szCs w:val="24"/>
-        </w:rPr>
-        <w:t>Немовби хтось розбив і розрив землю,* розкидано їхні кості перед адом.</w:t>
-      </w:r>
-    </w:p>
-    <w:p>
-      <w:pPr>
-        <w:spacing w:after="120"/>
-        <w:jc w:val="both"/>
-        <w:rPr>
-          <w:rFonts w:ascii="Times New Roman" w:hAnsi="Times New Roman"/>
-          <w:sz w:val="24"/>
-          <w:szCs w:val="24"/>
-        </w:rPr>
-      </w:pPr>
-      <w:r>
-        <w:rPr>
-          <w:rFonts w:ascii="Times New Roman" w:hAnsi="Times New Roman"/>
-          <w:sz w:val="24"/>
-          <w:szCs w:val="24"/>
-        </w:rPr>
-        <w:t>Бо д</w:t>
-      </w:r>
-      <w:r>
-        <w:rPr>
-          <w:rFonts w:ascii="Times New Roman" w:hAnsi="Times New Roman"/>
-          <w:sz w:val="24"/>
-          <w:szCs w:val="24"/>
-        </w:rPr>
-        <w:t>о тебе, Господи, мій Боже, мої очі;* до тебе прибігаю, не губи душі моєї.</w:t>
-      </w:r>
-    </w:p>
-    <w:p>
-      <w:pPr>
-        <w:spacing w:after="120"/>
-        <w:jc w:val="both"/>
-        <w:rPr>
-          <w:rFonts w:ascii="Times New Roman" w:hAnsi="Times New Roman"/>
-          <w:sz w:val="24"/>
-          <w:szCs w:val="24"/>
-        </w:rPr>
-      </w:pPr>
-      <w:r>
-        <w:rPr>
-          <w:rFonts w:ascii="Times New Roman" w:hAnsi="Times New Roman"/>
-          <w:sz w:val="24"/>
-          <w:szCs w:val="24"/>
-        </w:rPr>
-        <w:t>Збережи мене від петлі, що її наставили на мене,* і від сильця тих, що творять беззаконня.</w:t>
-      </w:r>
-    </w:p>
-    <w:p>
-      <w:pPr>
-        <w:spacing w:after="120"/>
-        <w:jc w:val="both"/>
-        <w:rPr>
-          <w:rFonts w:ascii="Times New Roman" w:hAnsi="Times New Roman"/>
-          <w:sz w:val="24"/>
-          <w:szCs w:val="24"/>
-        </w:rPr>
-      </w:pPr>
-      <w:r>
-        <w:rPr>
-          <w:rFonts w:ascii="Times New Roman" w:hAnsi="Times New Roman"/>
-          <w:sz w:val="24"/>
-          <w:szCs w:val="24"/>
-        </w:rPr>
-        <w:t>Нехай грішники впадуть у власні сіті всі разом,* а я пройду безпечно.</w:t>
-      </w:r>
-    </w:p>
-    <w:p>
-      <w:pPr>
-        <w:spacing w:after="120"/>
-        <w:jc w:val="center"/>
+        <w:pStyle w:val="a"/>
+        <w:spacing w:after="120"/>
+      </w:pPr>
+      <w:r>
+        <w:rPr>
+          <w:rFonts w:ascii="Times New Roman" w:hAnsi="Times New Roman"/>
+          <w:sz w:val="24"/>
+        </w:rPr>
+        <w:t>Поста́в</w:t>
+      </w:r>
+      <w:r>
+        <w:rPr>
+          <w:rFonts w:ascii="Times New Roman" w:hAnsi="Times New Roman"/>
+          <w:sz w:val="24"/>
+        </w:rPr>
+        <w:t xml:space="preserve">, </w:t>
+      </w:r>
+      <w:r>
+        <w:rPr>
+          <w:rFonts w:ascii="Times New Roman" w:hAnsi="Times New Roman"/>
+          <w:sz w:val="24"/>
+        </w:rPr>
+        <w:t>Го́споди</w:t>
+      </w:r>
+      <w:r>
+        <w:rPr>
+          <w:rFonts w:ascii="Times New Roman" w:hAnsi="Times New Roman"/>
+          <w:sz w:val="24"/>
+        </w:rPr>
+        <w:t xml:space="preserve">, </w:t>
+      </w:r>
+      <w:r>
+        <w:rPr>
+          <w:rFonts w:ascii="Times New Roman" w:hAnsi="Times New Roman"/>
+          <w:sz w:val="24"/>
+        </w:rPr>
+        <w:t>мої́м</w:t>
+      </w:r>
+      <w:r>
+        <w:rPr>
+          <w:rFonts w:ascii="Times New Roman" w:hAnsi="Times New Roman"/>
+          <w:sz w:val="24"/>
+        </w:rPr>
+        <w:t xml:space="preserve"> </w:t>
+      </w:r>
+      <w:r>
+        <w:rPr>
+          <w:rFonts w:ascii="Times New Roman" w:hAnsi="Times New Roman"/>
+          <w:sz w:val="24"/>
+        </w:rPr>
+        <w:t>уста́м</w:t>
+      </w:r>
+      <w:r>
+        <w:rPr>
+          <w:rFonts w:ascii="Times New Roman" w:hAnsi="Times New Roman"/>
+          <w:sz w:val="24"/>
+        </w:rPr>
+        <w:t xml:space="preserve"> </w:t>
+      </w:r>
+      <w:r>
+        <w:rPr>
+          <w:rFonts w:ascii="Times New Roman" w:hAnsi="Times New Roman"/>
+          <w:sz w:val="24"/>
+        </w:rPr>
+        <w:t>сторо́жу</w:t>
+      </w:r>
+      <w:r>
+        <w:rPr>
+          <w:rFonts w:ascii="Times New Roman" w:hAnsi="Times New Roman"/>
+          <w:sz w:val="24"/>
+        </w:rPr>
+        <w:t xml:space="preserve">;* до </w:t>
+      </w:r>
+      <w:r>
+        <w:rPr>
+          <w:rFonts w:ascii="Times New Roman" w:hAnsi="Times New Roman"/>
+          <w:sz w:val="24"/>
+        </w:rPr>
+        <w:t>двере́й</w:t>
+      </w:r>
+      <w:r>
+        <w:rPr>
+          <w:rFonts w:ascii="Times New Roman" w:hAnsi="Times New Roman"/>
+          <w:sz w:val="24"/>
+        </w:rPr>
+        <w:t xml:space="preserve"> губ </w:t>
+      </w:r>
+      <w:r>
+        <w:rPr>
+          <w:rFonts w:ascii="Times New Roman" w:hAnsi="Times New Roman"/>
+          <w:sz w:val="24"/>
+        </w:rPr>
+        <w:t>мої́х</w:t>
+      </w:r>
+      <w:r>
+        <w:rPr>
+          <w:rFonts w:ascii="Times New Roman" w:hAnsi="Times New Roman"/>
+          <w:sz w:val="24"/>
+        </w:rPr>
+        <w:t xml:space="preserve"> − </w:t>
+      </w:r>
+      <w:r>
+        <w:rPr>
+          <w:rFonts w:ascii="Times New Roman" w:hAnsi="Times New Roman"/>
+          <w:sz w:val="24"/>
+        </w:rPr>
+        <w:t>ва́рту</w:t>
+      </w:r>
+      <w:r>
+        <w:rPr>
+          <w:rFonts w:ascii="Times New Roman" w:hAnsi="Times New Roman"/>
+          <w:sz w:val="24"/>
+        </w:rPr>
+        <w:t>!</w:t>
+      </w:r>
+    </w:p>
+    <w:p>
+      <w:pPr>
+        <w:pStyle w:val="a"/>
+        <w:spacing w:after="120"/>
+      </w:pPr>
+      <w:r>
+        <w:rPr>
+          <w:rFonts w:ascii="Times New Roman" w:hAnsi="Times New Roman"/>
+          <w:sz w:val="24"/>
+        </w:rPr>
+        <w:t xml:space="preserve">Не дай </w:t>
+      </w:r>
+      <w:r>
+        <w:rPr>
+          <w:rFonts w:ascii="Times New Roman" w:hAnsi="Times New Roman"/>
+          <w:sz w:val="24"/>
+        </w:rPr>
+        <w:t>схили́тися</w:t>
+      </w:r>
+      <w:r>
+        <w:rPr>
+          <w:rFonts w:ascii="Times New Roman" w:hAnsi="Times New Roman"/>
+          <w:sz w:val="24"/>
+        </w:rPr>
+        <w:t xml:space="preserve"> </w:t>
+      </w:r>
+      <w:r>
+        <w:rPr>
+          <w:rFonts w:ascii="Times New Roman" w:hAnsi="Times New Roman"/>
+          <w:sz w:val="24"/>
+        </w:rPr>
+        <w:t>се́рцеві</w:t>
+      </w:r>
+      <w:r>
+        <w:rPr>
+          <w:rFonts w:ascii="Times New Roman" w:hAnsi="Times New Roman"/>
+          <w:sz w:val="24"/>
+        </w:rPr>
+        <w:t xml:space="preserve"> </w:t>
+      </w:r>
+      <w:r>
+        <w:rPr>
+          <w:rFonts w:ascii="Times New Roman" w:hAnsi="Times New Roman"/>
+          <w:sz w:val="24"/>
+        </w:rPr>
+        <w:t>моє́му</w:t>
+      </w:r>
+      <w:r>
+        <w:rPr>
+          <w:rFonts w:ascii="Times New Roman" w:hAnsi="Times New Roman"/>
+          <w:sz w:val="24"/>
+        </w:rPr>
+        <w:t xml:space="preserve">* до </w:t>
+      </w:r>
+      <w:r>
+        <w:rPr>
+          <w:rFonts w:ascii="Times New Roman" w:hAnsi="Times New Roman"/>
+          <w:sz w:val="24"/>
+        </w:rPr>
+        <w:t>чо́гось</w:t>
+      </w:r>
+      <w:r>
+        <w:rPr>
+          <w:rFonts w:ascii="Times New Roman" w:hAnsi="Times New Roman"/>
+          <w:sz w:val="24"/>
+        </w:rPr>
+        <w:t xml:space="preserve"> </w:t>
+      </w:r>
+      <w:r>
+        <w:rPr>
+          <w:rFonts w:ascii="Times New Roman" w:hAnsi="Times New Roman"/>
+          <w:sz w:val="24"/>
+        </w:rPr>
+        <w:t>зло́го</w:t>
+      </w:r>
+      <w:r>
+        <w:rPr>
+          <w:rFonts w:ascii="Times New Roman" w:hAnsi="Times New Roman"/>
+          <w:sz w:val="24"/>
+        </w:rPr>
+        <w:t>.</w:t>
+      </w:r>
+    </w:p>
+    <w:p>
+      <w:pPr>
+        <w:pStyle w:val="a"/>
+        <w:spacing w:after="120"/>
+      </w:pPr>
+      <w:r>
+        <w:rPr>
+          <w:rFonts w:ascii="Times New Roman" w:hAnsi="Times New Roman"/>
+          <w:sz w:val="24"/>
+        </w:rPr>
+        <w:t xml:space="preserve">Ані </w:t>
+      </w:r>
+      <w:r>
+        <w:rPr>
+          <w:rFonts w:ascii="Times New Roman" w:hAnsi="Times New Roman"/>
+          <w:sz w:val="24"/>
+        </w:rPr>
+        <w:t>чини́ти</w:t>
+      </w:r>
+      <w:r>
+        <w:rPr>
+          <w:rFonts w:ascii="Times New Roman" w:hAnsi="Times New Roman"/>
+          <w:sz w:val="24"/>
+        </w:rPr>
+        <w:t xml:space="preserve"> лихі́ </w:t>
+      </w:r>
+      <w:r>
+        <w:rPr>
+          <w:rFonts w:ascii="Times New Roman" w:hAnsi="Times New Roman"/>
+          <w:sz w:val="24"/>
+        </w:rPr>
+        <w:t>вчи́нки</w:t>
+      </w:r>
+      <w:r>
+        <w:rPr>
+          <w:rFonts w:ascii="Times New Roman" w:hAnsi="Times New Roman"/>
+          <w:sz w:val="24"/>
+        </w:rPr>
+        <w:t xml:space="preserve"> з людьми́, що </w:t>
+      </w:r>
+      <w:r>
+        <w:rPr>
+          <w:rFonts w:ascii="Times New Roman" w:hAnsi="Times New Roman"/>
+          <w:sz w:val="24"/>
+        </w:rPr>
+        <w:t>тво́рять</w:t>
+      </w:r>
+      <w:r>
+        <w:rPr>
+          <w:rFonts w:ascii="Times New Roman" w:hAnsi="Times New Roman"/>
+          <w:sz w:val="24"/>
+        </w:rPr>
+        <w:t xml:space="preserve"> </w:t>
+      </w:r>
+      <w:r>
+        <w:rPr>
+          <w:rFonts w:ascii="Times New Roman" w:hAnsi="Times New Roman"/>
+          <w:sz w:val="24"/>
+        </w:rPr>
+        <w:t>беззако́ння</w:t>
+      </w:r>
+      <w:r>
+        <w:rPr>
+          <w:rFonts w:ascii="Times New Roman" w:hAnsi="Times New Roman"/>
+          <w:sz w:val="24"/>
+        </w:rPr>
+        <w:t xml:space="preserve">,* – ні </w:t>
+      </w:r>
+      <w:r>
+        <w:rPr>
+          <w:rFonts w:ascii="Times New Roman" w:hAnsi="Times New Roman"/>
+          <w:sz w:val="24"/>
+        </w:rPr>
+        <w:t>ла́сощів</w:t>
+      </w:r>
+      <w:r>
+        <w:rPr>
+          <w:rFonts w:ascii="Times New Roman" w:hAnsi="Times New Roman"/>
+          <w:sz w:val="24"/>
+        </w:rPr>
+        <w:t xml:space="preserve"> </w:t>
+      </w:r>
+      <w:r>
+        <w:rPr>
+          <w:rFonts w:ascii="Times New Roman" w:hAnsi="Times New Roman"/>
+          <w:sz w:val="24"/>
+        </w:rPr>
+        <w:t>ї́хніх</w:t>
+      </w:r>
+      <w:r>
+        <w:rPr>
+          <w:rFonts w:ascii="Times New Roman" w:hAnsi="Times New Roman"/>
+          <w:sz w:val="24"/>
+        </w:rPr>
+        <w:t xml:space="preserve"> я не </w:t>
+      </w:r>
+      <w:r>
+        <w:rPr>
+          <w:rFonts w:ascii="Times New Roman" w:hAnsi="Times New Roman"/>
+          <w:sz w:val="24"/>
+        </w:rPr>
+        <w:t>хо́чу</w:t>
+      </w:r>
+      <w:r>
+        <w:rPr>
+          <w:rFonts w:ascii="Times New Roman" w:hAnsi="Times New Roman"/>
+          <w:sz w:val="24"/>
+        </w:rPr>
+        <w:t xml:space="preserve"> </w:t>
+      </w:r>
+      <w:r>
+        <w:rPr>
+          <w:rFonts w:ascii="Times New Roman" w:hAnsi="Times New Roman"/>
+          <w:sz w:val="24"/>
+        </w:rPr>
+        <w:t>ї́сти</w:t>
+      </w:r>
+      <w:r>
+        <w:rPr>
+          <w:rFonts w:ascii="Times New Roman" w:hAnsi="Times New Roman"/>
+          <w:sz w:val="24"/>
+        </w:rPr>
+        <w:t>.</w:t>
+      </w:r>
+    </w:p>
+    <w:p>
+      <w:pPr>
+        <w:pStyle w:val="a"/>
+        <w:spacing w:after="120"/>
+      </w:pPr>
+      <w:r>
+        <w:rPr>
+          <w:rFonts w:ascii="Times New Roman" w:hAnsi="Times New Roman"/>
+          <w:sz w:val="24"/>
+        </w:rPr>
+        <w:t>Неха́й</w:t>
+      </w:r>
+      <w:r>
+        <w:rPr>
+          <w:rFonts w:ascii="Times New Roman" w:hAnsi="Times New Roman"/>
+          <w:sz w:val="24"/>
+        </w:rPr>
+        <w:t xml:space="preserve"> </w:t>
+      </w:r>
+      <w:r>
+        <w:rPr>
+          <w:rFonts w:ascii="Times New Roman" w:hAnsi="Times New Roman"/>
+          <w:sz w:val="24"/>
+        </w:rPr>
+        <w:t>пра́ведник</w:t>
+      </w:r>
+      <w:r>
+        <w:rPr>
+          <w:rFonts w:ascii="Times New Roman" w:hAnsi="Times New Roman"/>
+          <w:sz w:val="24"/>
+        </w:rPr>
+        <w:t xml:space="preserve"> </w:t>
+      </w:r>
+      <w:r>
+        <w:rPr>
+          <w:rFonts w:ascii="Times New Roman" w:hAnsi="Times New Roman"/>
+          <w:sz w:val="24"/>
+        </w:rPr>
+        <w:t>по-до́брому</w:t>
+      </w:r>
+      <w:r>
+        <w:rPr>
+          <w:rFonts w:ascii="Times New Roman" w:hAnsi="Times New Roman"/>
+          <w:sz w:val="24"/>
+        </w:rPr>
+        <w:t xml:space="preserve"> б’є мене́ й </w:t>
+      </w:r>
+      <w:r>
+        <w:rPr>
+          <w:rFonts w:ascii="Times New Roman" w:hAnsi="Times New Roman"/>
+          <w:sz w:val="24"/>
+        </w:rPr>
+        <w:t>виправля́є</w:t>
+      </w:r>
+      <w:r>
+        <w:rPr>
+          <w:rFonts w:ascii="Times New Roman" w:hAnsi="Times New Roman"/>
+          <w:sz w:val="24"/>
+        </w:rPr>
+        <w:t xml:space="preserve">,* а </w:t>
+      </w:r>
+      <w:r>
+        <w:rPr>
+          <w:rFonts w:ascii="Times New Roman" w:hAnsi="Times New Roman"/>
+          <w:sz w:val="24"/>
+        </w:rPr>
+        <w:t>олі́я</w:t>
+      </w:r>
+      <w:r>
+        <w:rPr>
+          <w:rFonts w:ascii="Times New Roman" w:hAnsi="Times New Roman"/>
+          <w:sz w:val="24"/>
+        </w:rPr>
+        <w:t xml:space="preserve"> </w:t>
+      </w:r>
+      <w:r>
+        <w:rPr>
+          <w:rFonts w:ascii="Times New Roman" w:hAnsi="Times New Roman"/>
+          <w:sz w:val="24"/>
+        </w:rPr>
+        <w:t>грі́шного</w:t>
+      </w:r>
+      <w:r>
+        <w:rPr>
+          <w:rFonts w:ascii="Times New Roman" w:hAnsi="Times New Roman"/>
+          <w:sz w:val="24"/>
+        </w:rPr>
+        <w:t xml:space="preserve"> </w:t>
+      </w:r>
+      <w:r>
+        <w:rPr>
+          <w:rFonts w:ascii="Times New Roman" w:hAnsi="Times New Roman"/>
+          <w:sz w:val="24"/>
+        </w:rPr>
+        <w:t>неха́й</w:t>
+      </w:r>
+      <w:r>
+        <w:rPr>
+          <w:rFonts w:ascii="Times New Roman" w:hAnsi="Times New Roman"/>
+          <w:sz w:val="24"/>
+        </w:rPr>
+        <w:t xml:space="preserve"> не </w:t>
+      </w:r>
+      <w:r>
+        <w:rPr>
+          <w:rFonts w:ascii="Times New Roman" w:hAnsi="Times New Roman"/>
+          <w:sz w:val="24"/>
+        </w:rPr>
+        <w:t>нама́стить</w:t>
+      </w:r>
+      <w:r>
+        <w:rPr>
+          <w:rFonts w:ascii="Times New Roman" w:hAnsi="Times New Roman"/>
+          <w:sz w:val="24"/>
+        </w:rPr>
+        <w:t xml:space="preserve"> голови́ </w:t>
+      </w:r>
+      <w:r>
+        <w:rPr>
+          <w:rFonts w:ascii="Times New Roman" w:hAnsi="Times New Roman"/>
+          <w:sz w:val="24"/>
+        </w:rPr>
+        <w:t>моє́ї</w:t>
+      </w:r>
+      <w:r>
+        <w:rPr>
+          <w:rFonts w:ascii="Times New Roman" w:hAnsi="Times New Roman"/>
+          <w:sz w:val="24"/>
+        </w:rPr>
+        <w:t>.</w:t>
+      </w:r>
+    </w:p>
+    <w:p>
+      <w:pPr>
+        <w:pStyle w:val="a"/>
+        <w:spacing w:after="120"/>
+      </w:pPr>
+      <w:r>
+        <w:rPr>
+          <w:rFonts w:ascii="Times New Roman" w:hAnsi="Times New Roman"/>
+          <w:sz w:val="24"/>
+        </w:rPr>
+        <w:t xml:space="preserve">Я все-таки́ </w:t>
+      </w:r>
+      <w:r>
+        <w:rPr>
+          <w:rFonts w:ascii="Times New Roman" w:hAnsi="Times New Roman"/>
+          <w:sz w:val="24"/>
+        </w:rPr>
+        <w:t>моли́тимусь</w:t>
+      </w:r>
+      <w:r>
+        <w:rPr>
+          <w:rFonts w:ascii="Times New Roman" w:hAnsi="Times New Roman"/>
+          <w:sz w:val="24"/>
+        </w:rPr>
+        <w:t xml:space="preserve">,* </w:t>
+      </w:r>
+      <w:r>
+        <w:rPr>
+          <w:rFonts w:ascii="Times New Roman" w:hAnsi="Times New Roman"/>
+          <w:sz w:val="24"/>
+        </w:rPr>
+        <w:t>незважа́ючи</w:t>
+      </w:r>
+      <w:r>
+        <w:rPr>
+          <w:rFonts w:ascii="Times New Roman" w:hAnsi="Times New Roman"/>
+          <w:sz w:val="24"/>
+        </w:rPr>
+        <w:t xml:space="preserve"> на </w:t>
+      </w:r>
+      <w:r>
+        <w:rPr>
+          <w:rFonts w:ascii="Times New Roman" w:hAnsi="Times New Roman"/>
+          <w:sz w:val="24"/>
+        </w:rPr>
+        <w:t>ї́хні</w:t>
+      </w:r>
+      <w:r>
+        <w:rPr>
+          <w:rFonts w:ascii="Times New Roman" w:hAnsi="Times New Roman"/>
+          <w:sz w:val="24"/>
+        </w:rPr>
+        <w:t xml:space="preserve"> злі </w:t>
+      </w:r>
+      <w:r>
+        <w:rPr>
+          <w:rFonts w:ascii="Times New Roman" w:hAnsi="Times New Roman"/>
+          <w:sz w:val="24"/>
+        </w:rPr>
+        <w:t>вчи́нки</w:t>
+      </w:r>
+      <w:r>
+        <w:rPr>
+          <w:rFonts w:ascii="Times New Roman" w:hAnsi="Times New Roman"/>
+          <w:sz w:val="24"/>
+        </w:rPr>
+        <w:t>.</w:t>
+      </w:r>
+    </w:p>
+    <w:p>
+      <w:pPr>
+        <w:pStyle w:val="a"/>
+        <w:spacing w:after="120"/>
+      </w:pPr>
+      <w:r>
+        <w:rPr>
+          <w:rFonts w:ascii="Times New Roman" w:hAnsi="Times New Roman"/>
+          <w:sz w:val="24"/>
+        </w:rPr>
+        <w:t xml:space="preserve">Якщо́ </w:t>
+      </w:r>
+      <w:r>
+        <w:rPr>
+          <w:rFonts w:ascii="Times New Roman" w:hAnsi="Times New Roman"/>
+          <w:sz w:val="24"/>
+        </w:rPr>
+        <w:t>су́ддів</w:t>
+      </w:r>
+      <w:r>
+        <w:rPr>
+          <w:rFonts w:ascii="Times New Roman" w:hAnsi="Times New Roman"/>
+          <w:sz w:val="24"/>
+        </w:rPr>
+        <w:t xml:space="preserve"> </w:t>
+      </w:r>
+      <w:r>
+        <w:rPr>
+          <w:rFonts w:ascii="Times New Roman" w:hAnsi="Times New Roman"/>
+          <w:sz w:val="24"/>
+        </w:rPr>
+        <w:t>ї́хніх</w:t>
+      </w:r>
+      <w:r>
+        <w:rPr>
+          <w:rFonts w:ascii="Times New Roman" w:hAnsi="Times New Roman"/>
+          <w:sz w:val="24"/>
+        </w:rPr>
+        <w:t xml:space="preserve"> </w:t>
+      </w:r>
+      <w:r>
+        <w:rPr>
+          <w:rFonts w:ascii="Times New Roman" w:hAnsi="Times New Roman"/>
+          <w:sz w:val="24"/>
+        </w:rPr>
+        <w:t>ски́нуть</w:t>
+      </w:r>
+      <w:r>
+        <w:rPr>
+          <w:rFonts w:ascii="Times New Roman" w:hAnsi="Times New Roman"/>
+          <w:sz w:val="24"/>
+        </w:rPr>
+        <w:t xml:space="preserve"> в </w:t>
+      </w:r>
+      <w:r>
+        <w:rPr>
+          <w:rFonts w:ascii="Times New Roman" w:hAnsi="Times New Roman"/>
+          <w:sz w:val="24"/>
+        </w:rPr>
+        <w:t>уще́лини</w:t>
+      </w:r>
+      <w:r>
+        <w:rPr>
+          <w:rFonts w:ascii="Times New Roman" w:hAnsi="Times New Roman"/>
+          <w:sz w:val="24"/>
+        </w:rPr>
+        <w:t xml:space="preserve"> </w:t>
+      </w:r>
+      <w:r>
+        <w:rPr>
+          <w:rFonts w:ascii="Times New Roman" w:hAnsi="Times New Roman"/>
+          <w:sz w:val="24"/>
+        </w:rPr>
+        <w:t>ске́лі</w:t>
+      </w:r>
+      <w:r>
+        <w:rPr>
+          <w:rFonts w:ascii="Times New Roman" w:hAnsi="Times New Roman"/>
+          <w:sz w:val="24"/>
+        </w:rPr>
+        <w:t xml:space="preserve">,* то </w:t>
+      </w:r>
+      <w:r>
+        <w:rPr>
+          <w:rFonts w:ascii="Times New Roman" w:hAnsi="Times New Roman"/>
+          <w:sz w:val="24"/>
+        </w:rPr>
+        <w:t>почу́ють</w:t>
+      </w:r>
+      <w:r>
+        <w:rPr>
+          <w:rFonts w:ascii="Times New Roman" w:hAnsi="Times New Roman"/>
+          <w:sz w:val="24"/>
+        </w:rPr>
+        <w:t xml:space="preserve">, що слова́ мої́ </w:t>
+      </w:r>
+      <w:r>
+        <w:rPr>
+          <w:rFonts w:ascii="Times New Roman" w:hAnsi="Times New Roman"/>
+          <w:sz w:val="24"/>
+        </w:rPr>
+        <w:t>лю́бі</w:t>
+      </w:r>
+      <w:r>
+        <w:rPr>
+          <w:rFonts w:ascii="Times New Roman" w:hAnsi="Times New Roman"/>
+          <w:sz w:val="24"/>
+        </w:rPr>
+        <w:t>.</w:t>
+      </w:r>
+    </w:p>
+    <w:p>
+      <w:pPr>
+        <w:pStyle w:val="a"/>
+        <w:spacing w:after="120"/>
+      </w:pPr>
+      <w:r>
+        <w:rPr>
+          <w:rFonts w:ascii="Times New Roman" w:hAnsi="Times New Roman"/>
+          <w:sz w:val="24"/>
+        </w:rPr>
+        <w:t>Немо́вби</w:t>
+      </w:r>
+      <w:r>
+        <w:rPr>
+          <w:rFonts w:ascii="Times New Roman" w:hAnsi="Times New Roman"/>
+          <w:sz w:val="24"/>
+        </w:rPr>
+        <w:t xml:space="preserve"> хтось </w:t>
+      </w:r>
+      <w:r>
+        <w:rPr>
+          <w:rFonts w:ascii="Times New Roman" w:hAnsi="Times New Roman"/>
+          <w:sz w:val="24"/>
+        </w:rPr>
+        <w:t>розби́в</w:t>
+      </w:r>
+      <w:r>
+        <w:rPr>
+          <w:rFonts w:ascii="Times New Roman" w:hAnsi="Times New Roman"/>
+          <w:sz w:val="24"/>
+        </w:rPr>
+        <w:t xml:space="preserve"> і </w:t>
+      </w:r>
+      <w:r>
+        <w:rPr>
+          <w:rFonts w:ascii="Times New Roman" w:hAnsi="Times New Roman"/>
+          <w:sz w:val="24"/>
+        </w:rPr>
+        <w:t>розри́в</w:t>
+      </w:r>
+      <w:r>
+        <w:rPr>
+          <w:rFonts w:ascii="Times New Roman" w:hAnsi="Times New Roman"/>
+          <w:sz w:val="24"/>
+        </w:rPr>
+        <w:t xml:space="preserve"> </w:t>
+      </w:r>
+      <w:r>
+        <w:rPr>
+          <w:rFonts w:ascii="Times New Roman" w:hAnsi="Times New Roman"/>
+          <w:sz w:val="24"/>
+        </w:rPr>
+        <w:t>зе́млю</w:t>
+      </w:r>
+      <w:r>
+        <w:rPr>
+          <w:rFonts w:ascii="Times New Roman" w:hAnsi="Times New Roman"/>
+          <w:sz w:val="24"/>
+        </w:rPr>
+        <w:t xml:space="preserve">,* </w:t>
+      </w:r>
+      <w:r>
+        <w:rPr>
+          <w:rFonts w:ascii="Times New Roman" w:hAnsi="Times New Roman"/>
+          <w:sz w:val="24"/>
+        </w:rPr>
+        <w:t>розки́дано</w:t>
+      </w:r>
+      <w:r>
+        <w:rPr>
+          <w:rFonts w:ascii="Times New Roman" w:hAnsi="Times New Roman"/>
+          <w:sz w:val="24"/>
+        </w:rPr>
+        <w:t xml:space="preserve"> </w:t>
+      </w:r>
+      <w:r>
+        <w:rPr>
+          <w:rFonts w:ascii="Times New Roman" w:hAnsi="Times New Roman"/>
+          <w:sz w:val="24"/>
+        </w:rPr>
+        <w:t>ї́хні</w:t>
+      </w:r>
+      <w:r>
+        <w:rPr>
+          <w:rFonts w:ascii="Times New Roman" w:hAnsi="Times New Roman"/>
+          <w:sz w:val="24"/>
+        </w:rPr>
+        <w:t xml:space="preserve"> </w:t>
+      </w:r>
+      <w:r>
+        <w:rPr>
+          <w:rFonts w:ascii="Times New Roman" w:hAnsi="Times New Roman"/>
+          <w:sz w:val="24"/>
+        </w:rPr>
+        <w:t>ко́сті</w:t>
+      </w:r>
+      <w:r>
+        <w:rPr>
+          <w:rFonts w:ascii="Times New Roman" w:hAnsi="Times New Roman"/>
+          <w:sz w:val="24"/>
+        </w:rPr>
+        <w:t xml:space="preserve"> </w:t>
+      </w:r>
+      <w:r>
+        <w:rPr>
+          <w:rFonts w:ascii="Times New Roman" w:hAnsi="Times New Roman"/>
+          <w:sz w:val="24"/>
+        </w:rPr>
+        <w:t>пе́ред</w:t>
+      </w:r>
+      <w:r>
+        <w:rPr>
+          <w:rFonts w:ascii="Times New Roman" w:hAnsi="Times New Roman"/>
+          <w:sz w:val="24"/>
+        </w:rPr>
+        <w:t xml:space="preserve"> </w:t>
+      </w:r>
+      <w:r>
+        <w:rPr>
+          <w:rFonts w:ascii="Times New Roman" w:hAnsi="Times New Roman"/>
+          <w:sz w:val="24"/>
+        </w:rPr>
+        <w:t>а́дом</w:t>
+      </w:r>
+      <w:r>
+        <w:rPr>
+          <w:rFonts w:ascii="Times New Roman" w:hAnsi="Times New Roman"/>
+          <w:sz w:val="24"/>
+        </w:rPr>
+        <w:t>.</w:t>
+      </w:r>
+    </w:p>
+    <w:p>
+      <w:pPr>
+        <w:pStyle w:val="a"/>
+        <w:spacing w:after="120"/>
+      </w:pPr>
+      <w:r>
+        <w:rPr>
+          <w:rFonts w:ascii="Times New Roman" w:hAnsi="Times New Roman"/>
+          <w:sz w:val="24"/>
+        </w:rPr>
+        <w:t xml:space="preserve">Бо до </w:t>
+      </w:r>
+      <w:r>
+        <w:rPr>
+          <w:rFonts w:ascii="Times New Roman" w:hAnsi="Times New Roman"/>
+          <w:sz w:val="24"/>
+        </w:rPr>
+        <w:t>Те́бе</w:t>
+      </w:r>
+      <w:r>
+        <w:rPr>
+          <w:rFonts w:ascii="Times New Roman" w:hAnsi="Times New Roman"/>
+          <w:sz w:val="24"/>
+        </w:rPr>
+        <w:t xml:space="preserve">, </w:t>
+      </w:r>
+      <w:r>
+        <w:rPr>
+          <w:rFonts w:ascii="Times New Roman" w:hAnsi="Times New Roman"/>
+          <w:sz w:val="24"/>
+        </w:rPr>
+        <w:t>Го́споди</w:t>
+      </w:r>
+      <w:r>
+        <w:rPr>
+          <w:rFonts w:ascii="Times New Roman" w:hAnsi="Times New Roman"/>
+          <w:sz w:val="24"/>
+        </w:rPr>
+        <w:t xml:space="preserve">, мій </w:t>
+      </w:r>
+      <w:r>
+        <w:rPr>
+          <w:rFonts w:ascii="Times New Roman" w:hAnsi="Times New Roman"/>
+          <w:sz w:val="24"/>
+        </w:rPr>
+        <w:t>Бо́же</w:t>
+      </w:r>
+      <w:r>
+        <w:rPr>
+          <w:rFonts w:ascii="Times New Roman" w:hAnsi="Times New Roman"/>
+          <w:sz w:val="24"/>
+        </w:rPr>
+        <w:t xml:space="preserve">, мої́ </w:t>
+      </w:r>
+      <w:r>
+        <w:rPr>
+          <w:rFonts w:ascii="Times New Roman" w:hAnsi="Times New Roman"/>
+          <w:sz w:val="24"/>
+        </w:rPr>
+        <w:t>о́чі</w:t>
+      </w:r>
+      <w:r>
+        <w:rPr>
+          <w:rFonts w:ascii="Times New Roman" w:hAnsi="Times New Roman"/>
+          <w:sz w:val="24"/>
+        </w:rPr>
+        <w:t xml:space="preserve">;* до </w:t>
+      </w:r>
+      <w:r>
+        <w:rPr>
+          <w:rFonts w:ascii="Times New Roman" w:hAnsi="Times New Roman"/>
+          <w:sz w:val="24"/>
+        </w:rPr>
+        <w:t>Те́бе</w:t>
+      </w:r>
+      <w:r>
+        <w:rPr>
+          <w:rFonts w:ascii="Times New Roman" w:hAnsi="Times New Roman"/>
+          <w:sz w:val="24"/>
+        </w:rPr>
+        <w:t xml:space="preserve"> </w:t>
+      </w:r>
+      <w:r>
+        <w:rPr>
+          <w:rFonts w:ascii="Times New Roman" w:hAnsi="Times New Roman"/>
+          <w:sz w:val="24"/>
+        </w:rPr>
+        <w:t>прибіга́ю</w:t>
+      </w:r>
+      <w:r>
+        <w:rPr>
+          <w:rFonts w:ascii="Times New Roman" w:hAnsi="Times New Roman"/>
+          <w:sz w:val="24"/>
+        </w:rPr>
+        <w:t xml:space="preserve">, не губи́ душі́ </w:t>
+      </w:r>
+      <w:r>
+        <w:rPr>
+          <w:rFonts w:ascii="Times New Roman" w:hAnsi="Times New Roman"/>
+          <w:sz w:val="24"/>
+        </w:rPr>
+        <w:t>моє́ї</w:t>
+      </w:r>
+      <w:r>
+        <w:rPr>
+          <w:rFonts w:ascii="Times New Roman" w:hAnsi="Times New Roman"/>
+          <w:sz w:val="24"/>
+        </w:rPr>
+        <w:t>.</w:t>
+      </w:r>
+    </w:p>
+    <w:p>
+      <w:pPr>
+        <w:pStyle w:val="a"/>
+        <w:spacing w:after="120"/>
+      </w:pPr>
+      <w:r>
+        <w:rPr>
+          <w:rFonts w:ascii="Times New Roman" w:hAnsi="Times New Roman"/>
+          <w:sz w:val="24"/>
+        </w:rPr>
+        <w:t xml:space="preserve">Збережи́ мене́ від </w:t>
+      </w:r>
+      <w:r>
+        <w:rPr>
+          <w:rFonts w:ascii="Times New Roman" w:hAnsi="Times New Roman"/>
+          <w:sz w:val="24"/>
+        </w:rPr>
+        <w:t>пе́тлі</w:t>
+      </w:r>
+      <w:r>
+        <w:rPr>
+          <w:rFonts w:ascii="Times New Roman" w:hAnsi="Times New Roman"/>
+          <w:sz w:val="24"/>
+        </w:rPr>
+        <w:t xml:space="preserve">, що її́ </w:t>
+      </w:r>
+      <w:r>
+        <w:rPr>
+          <w:rFonts w:ascii="Times New Roman" w:hAnsi="Times New Roman"/>
+          <w:sz w:val="24"/>
+        </w:rPr>
+        <w:t>наста́вили</w:t>
+      </w:r>
+      <w:r>
+        <w:rPr>
+          <w:rFonts w:ascii="Times New Roman" w:hAnsi="Times New Roman"/>
+          <w:sz w:val="24"/>
+        </w:rPr>
+        <w:t xml:space="preserve"> на </w:t>
+      </w:r>
+      <w:r>
+        <w:rPr>
+          <w:rFonts w:ascii="Times New Roman" w:hAnsi="Times New Roman"/>
+          <w:sz w:val="24"/>
+        </w:rPr>
+        <w:t>ме́не</w:t>
+      </w:r>
+      <w:r>
+        <w:rPr>
+          <w:rFonts w:ascii="Times New Roman" w:hAnsi="Times New Roman"/>
+          <w:sz w:val="24"/>
+        </w:rPr>
+        <w:t xml:space="preserve">,* і від сильця́ тих, що </w:t>
+      </w:r>
+      <w:r>
+        <w:rPr>
+          <w:rFonts w:ascii="Times New Roman" w:hAnsi="Times New Roman"/>
+          <w:sz w:val="24"/>
+        </w:rPr>
+        <w:t>тво́рять</w:t>
+      </w:r>
+      <w:r>
+        <w:rPr>
+          <w:rFonts w:ascii="Times New Roman" w:hAnsi="Times New Roman"/>
+          <w:sz w:val="24"/>
+        </w:rPr>
+        <w:t xml:space="preserve"> </w:t>
+      </w:r>
+      <w:r>
+        <w:rPr>
+          <w:rFonts w:ascii="Times New Roman" w:hAnsi="Times New Roman"/>
+          <w:sz w:val="24"/>
+        </w:rPr>
+        <w:t>беззако́ння</w:t>
+      </w:r>
+      <w:r>
+        <w:rPr>
+          <w:rFonts w:ascii="Times New Roman" w:hAnsi="Times New Roman"/>
+          <w:sz w:val="24"/>
+        </w:rPr>
+        <w:t>.</w:t>
+      </w:r>
+    </w:p>
+    <w:p>
+      <w:pPr>
+        <w:pStyle w:val="a"/>
+        <w:spacing w:after="120"/>
+      </w:pPr>
+      <w:r>
+        <w:rPr>
+          <w:rFonts w:ascii="Times New Roman" w:hAnsi="Times New Roman"/>
+          <w:sz w:val="24"/>
+        </w:rPr>
+        <w:t>Неха́й</w:t>
+      </w:r>
+      <w:r>
+        <w:rPr>
+          <w:rFonts w:ascii="Times New Roman" w:hAnsi="Times New Roman"/>
+          <w:sz w:val="24"/>
+        </w:rPr>
+        <w:t xml:space="preserve"> </w:t>
+      </w:r>
+      <w:r>
+        <w:rPr>
+          <w:rFonts w:ascii="Times New Roman" w:hAnsi="Times New Roman"/>
+          <w:sz w:val="24"/>
+        </w:rPr>
+        <w:t>грі́шники</w:t>
+      </w:r>
+      <w:r>
+        <w:rPr>
+          <w:rFonts w:ascii="Times New Roman" w:hAnsi="Times New Roman"/>
+          <w:sz w:val="24"/>
+        </w:rPr>
+        <w:t xml:space="preserve"> </w:t>
+      </w:r>
+      <w:r>
+        <w:rPr>
+          <w:rFonts w:ascii="Times New Roman" w:hAnsi="Times New Roman"/>
+          <w:sz w:val="24"/>
+        </w:rPr>
+        <w:t>впаду́ть</w:t>
+      </w:r>
+      <w:r>
+        <w:rPr>
+          <w:rFonts w:ascii="Times New Roman" w:hAnsi="Times New Roman"/>
+          <w:sz w:val="24"/>
+        </w:rPr>
+        <w:t xml:space="preserve"> у </w:t>
+      </w:r>
+      <w:r>
+        <w:rPr>
+          <w:rFonts w:ascii="Times New Roman" w:hAnsi="Times New Roman"/>
+          <w:sz w:val="24"/>
+        </w:rPr>
+        <w:t>вла́сні</w:t>
+      </w:r>
+      <w:r>
+        <w:rPr>
+          <w:rFonts w:ascii="Times New Roman" w:hAnsi="Times New Roman"/>
+          <w:sz w:val="24"/>
+        </w:rPr>
+        <w:t xml:space="preserve"> </w:t>
+      </w:r>
+      <w:r>
+        <w:rPr>
+          <w:rFonts w:ascii="Times New Roman" w:hAnsi="Times New Roman"/>
+          <w:sz w:val="24"/>
+        </w:rPr>
+        <w:t>сі́ті</w:t>
+      </w:r>
+      <w:r>
+        <w:rPr>
+          <w:rFonts w:ascii="Times New Roman" w:hAnsi="Times New Roman"/>
+          <w:sz w:val="24"/>
+        </w:rPr>
+        <w:t xml:space="preserve"> всі </w:t>
+      </w:r>
+      <w:r>
+        <w:rPr>
+          <w:rFonts w:ascii="Times New Roman" w:hAnsi="Times New Roman"/>
+          <w:sz w:val="24"/>
+        </w:rPr>
+        <w:t>ра́зом</w:t>
+      </w:r>
+      <w:r>
+        <w:rPr>
+          <w:rFonts w:ascii="Times New Roman" w:hAnsi="Times New Roman"/>
+          <w:sz w:val="24"/>
+        </w:rPr>
+        <w:t xml:space="preserve">,* а я пройду́ </w:t>
+      </w:r>
+      <w:r>
+        <w:rPr>
+          <w:rFonts w:ascii="Times New Roman" w:hAnsi="Times New Roman"/>
+          <w:sz w:val="24"/>
+        </w:rPr>
+        <w:t>безпе́чно</w:t>
+      </w:r>
+      <w:r>
+        <w:rPr>
+          <w:rFonts w:ascii="Times New Roman" w:hAnsi="Times New Roman"/>
+          <w:sz w:val="24"/>
+        </w:rPr>
+        <w:t>.</w:t>
+      </w:r>
+    </w:p>
+    <w:p>
+      <w:pPr>
+        <w:pStyle w:val="a"/>
+        <w:spacing w:after="120"/>
+      </w:pPr>
+      <w:r>
         <w:rPr>
           <w:rFonts w:ascii="Times New Roman" w:hAnsi="Times New Roman"/>
           <w:b/>
           <w:i/>
           <w:color w:val="FF0000"/>
           <w:sz w:val="24"/>
-          <w:szCs w:val="24"/>
-        </w:rPr>
-      </w:pPr>
-      <w:r>
-        <w:rPr>
-          <w:rFonts w:ascii="Times New Roman" w:hAnsi="Times New Roman"/>
-          <w:b/>
-          <w:i/>
-          <w:color w:val="FF0000"/>
-          <w:sz w:val="24"/>
-          <w:szCs w:val="24"/>
         </w:rPr>
         <w:t>Псалом 141</w:t>
       </w:r>
     </w:p>
     <w:p>
       <w:pPr>
-        <w:spacing w:after="120"/>
-        <w:jc w:val="both"/>
-        <w:rPr>
-          <w:rFonts w:ascii="Times New Roman" w:hAnsi="Times New Roman"/>
-          <w:sz w:val="24"/>
-          <w:szCs w:val="24"/>
-        </w:rPr>
-      </w:pPr>
-      <w:r>
-        <w:rPr>
-          <w:rFonts w:ascii="Times New Roman" w:hAnsi="Times New Roman"/>
-          <w:sz w:val="24"/>
-          <w:szCs w:val="24"/>
-        </w:rPr>
-        <w:t xml:space="preserve">Я голосом </w:t>
-      </w:r>
-      <w:r>
-        <w:rPr>
-          <w:rFonts w:ascii="Times New Roman" w:hAnsi="Times New Roman"/>
-          <w:sz w:val="24"/>
-          <w:szCs w:val="24"/>
-        </w:rPr>
-        <w:t>моїм до Господа взиваю,* я голосом моїм до Господа молюся.</w:t>
-      </w:r>
-    </w:p>
-    <w:p>
-      <w:pPr>
-        <w:spacing w:after="120"/>
-        <w:jc w:val="both"/>
-        <w:rPr>
-          <w:rFonts w:ascii="Times New Roman" w:hAnsi="Times New Roman"/>
-          <w:sz w:val="24"/>
-          <w:szCs w:val="24"/>
-        </w:rPr>
-      </w:pPr>
-      <w:r>
-        <w:rPr>
-          <w:rFonts w:ascii="Times New Roman" w:hAnsi="Times New Roman"/>
-          <w:sz w:val="24"/>
-          <w:szCs w:val="24"/>
-        </w:rPr>
-        <w:t>Скаргу мою перед ним виливаю,* мою скруту йому я виявляю.</w:t>
-      </w:r>
-    </w:p>
-    <w:p>
-      <w:pPr>
-        <w:spacing w:after="120"/>
-        <w:jc w:val="both"/>
-        <w:rPr>
-          <w:rFonts w:ascii="Times New Roman" w:hAnsi="Times New Roman"/>
-          <w:sz w:val="24"/>
-          <w:szCs w:val="24"/>
-        </w:rPr>
-      </w:pPr>
-      <w:r>
-        <w:rPr>
-          <w:rFonts w:ascii="Times New Roman" w:hAnsi="Times New Roman"/>
-          <w:sz w:val="24"/>
-          <w:szCs w:val="24"/>
-        </w:rPr>
-        <w:t>Коли тривожиться в мені дух мій, ти знаєш мою стежку.* На дорозі, де я ступаю, тайно розставили сильце на мене.</w:t>
-      </w:r>
-    </w:p>
-    <w:p>
-      <w:pPr>
-        <w:spacing w:after="120"/>
-        <w:jc w:val="both"/>
-        <w:rPr>
-          <w:rFonts w:ascii="Times New Roman" w:hAnsi="Times New Roman"/>
-          <w:sz w:val="24"/>
-          <w:szCs w:val="24"/>
-        </w:rPr>
-      </w:pPr>
-      <w:r>
-        <w:rPr>
-          <w:rFonts w:ascii="Times New Roman" w:hAnsi="Times New Roman"/>
-          <w:sz w:val="24"/>
-          <w:szCs w:val="24"/>
-        </w:rPr>
-        <w:t>Поглянь праворуч і подивися:* нема нікого, хто дбав би за мене.</w:t>
-      </w:r>
-    </w:p>
-    <w:p>
-      <w:pPr>
-        <w:spacing w:after="120"/>
-        <w:jc w:val="both"/>
-        <w:rPr>
-          <w:rFonts w:ascii="Times New Roman" w:hAnsi="Times New Roman"/>
-          <w:sz w:val="24"/>
-          <w:szCs w:val="24"/>
-        </w:rPr>
-      </w:pPr>
-      <w:r>
-        <w:rPr>
-          <w:rFonts w:ascii="Times New Roman" w:hAnsi="Times New Roman"/>
-          <w:sz w:val="24"/>
-          <w:szCs w:val="24"/>
-        </w:rPr>
-        <w:t>Нема куди мені втікати,* нема нікого, хто піклувався би мною.</w:t>
-      </w:r>
-    </w:p>
-    <w:p>
-      <w:pPr>
-        <w:spacing w:after="120"/>
-        <w:jc w:val="both"/>
-        <w:rPr>
-          <w:rFonts w:ascii="Times New Roman" w:hAnsi="Times New Roman"/>
-          <w:sz w:val="24"/>
-          <w:szCs w:val="24"/>
-        </w:rPr>
-      </w:pPr>
-      <w:r>
-        <w:rPr>
-          <w:rFonts w:ascii="Times New Roman" w:eastAsia="Gungsuh" w:hAnsi="Times New Roman"/>
-          <w:sz w:val="24"/>
-          <w:szCs w:val="24"/>
-        </w:rPr>
-        <w:t>До тебе, Господи, взиваю й кажу:* Ти моє прибіжище, в землі живих ти − моя доля!</w:t>
-      </w:r>
-    </w:p>
-    <w:p>
-      <w:pPr>
-        <w:spacing w:after="120"/>
-        <w:jc w:val="both"/>
-        <w:rPr>
-          <w:rFonts w:ascii="Times New Roman" w:hAnsi="Times New Roman"/>
-          <w:sz w:val="24"/>
-          <w:szCs w:val="24"/>
-        </w:rPr>
-      </w:pPr>
-      <w:r>
-        <w:rPr>
-          <w:rFonts w:ascii="Times New Roman" w:hAnsi="Times New Roman"/>
-          <w:sz w:val="24"/>
-          <w:szCs w:val="24"/>
-        </w:rPr>
-        <w:t>Зверни увагу на моє благання,* бо я вельми неща</w:t>
-      </w:r>
-      <w:r>
-        <w:rPr>
-          <w:rFonts w:ascii="Times New Roman" w:hAnsi="Times New Roman"/>
-          <w:sz w:val="24"/>
-          <w:szCs w:val="24"/>
-        </w:rPr>
-        <w:t>сний.</w:t>
-      </w:r>
-    </w:p>
-    <w:p>
-      <w:pPr>
-        <w:spacing w:after="120"/>
-        <w:jc w:val="both"/>
-        <w:rPr>
-          <w:rFonts w:ascii="Times New Roman" w:hAnsi="Times New Roman"/>
-          <w:sz w:val="24"/>
-          <w:szCs w:val="24"/>
-        </w:rPr>
-      </w:pPr>
-      <w:r>
-        <w:rPr>
-          <w:rFonts w:ascii="Times New Roman" w:hAnsi="Times New Roman"/>
-          <w:sz w:val="24"/>
-          <w:szCs w:val="24"/>
-        </w:rPr>
-        <w:t>Спаси мене від гонителів моїх,* бо вони сильніші від мене.</w:t>
+        <w:pStyle w:val="a"/>
+        <w:spacing w:after="120"/>
+      </w:pPr>
+      <w:r>
+        <w:rPr>
+          <w:rFonts w:ascii="Times New Roman" w:hAnsi="Times New Roman"/>
+          <w:sz w:val="24"/>
+        </w:rPr>
+        <w:t xml:space="preserve">Я </w:t>
+      </w:r>
+      <w:r>
+        <w:rPr>
+          <w:rFonts w:ascii="Times New Roman" w:hAnsi="Times New Roman"/>
+          <w:sz w:val="24"/>
+        </w:rPr>
+        <w:t>го́лосом</w:t>
+      </w:r>
+      <w:r>
+        <w:rPr>
+          <w:rFonts w:ascii="Times New Roman" w:hAnsi="Times New Roman"/>
+          <w:sz w:val="24"/>
+        </w:rPr>
+        <w:t xml:space="preserve"> </w:t>
+      </w:r>
+      <w:r>
+        <w:rPr>
+          <w:rFonts w:ascii="Times New Roman" w:hAnsi="Times New Roman"/>
+          <w:sz w:val="24"/>
+        </w:rPr>
+        <w:t>мої́м</w:t>
+      </w:r>
+      <w:r>
+        <w:rPr>
+          <w:rFonts w:ascii="Times New Roman" w:hAnsi="Times New Roman"/>
+          <w:sz w:val="24"/>
+        </w:rPr>
+        <w:t xml:space="preserve"> до </w:t>
+      </w:r>
+      <w:r>
+        <w:rPr>
+          <w:rFonts w:ascii="Times New Roman" w:hAnsi="Times New Roman"/>
+          <w:sz w:val="24"/>
+        </w:rPr>
+        <w:t>Го́спода</w:t>
+      </w:r>
+      <w:r>
+        <w:rPr>
+          <w:rFonts w:ascii="Times New Roman" w:hAnsi="Times New Roman"/>
+          <w:sz w:val="24"/>
+        </w:rPr>
+        <w:t xml:space="preserve"> </w:t>
+      </w:r>
+      <w:r>
+        <w:rPr>
+          <w:rFonts w:ascii="Times New Roman" w:hAnsi="Times New Roman"/>
+          <w:sz w:val="24"/>
+        </w:rPr>
+        <w:t>взива́ю</w:t>
+      </w:r>
+      <w:r>
+        <w:rPr>
+          <w:rFonts w:ascii="Times New Roman" w:hAnsi="Times New Roman"/>
+          <w:sz w:val="24"/>
+        </w:rPr>
+        <w:t xml:space="preserve">,* я </w:t>
+      </w:r>
+      <w:r>
+        <w:rPr>
+          <w:rFonts w:ascii="Times New Roman" w:hAnsi="Times New Roman"/>
+          <w:sz w:val="24"/>
+        </w:rPr>
+        <w:t>го́лосом</w:t>
+      </w:r>
+      <w:r>
+        <w:rPr>
+          <w:rFonts w:ascii="Times New Roman" w:hAnsi="Times New Roman"/>
+          <w:sz w:val="24"/>
+        </w:rPr>
+        <w:t xml:space="preserve"> </w:t>
+      </w:r>
+      <w:r>
+        <w:rPr>
+          <w:rFonts w:ascii="Times New Roman" w:hAnsi="Times New Roman"/>
+          <w:sz w:val="24"/>
+        </w:rPr>
+        <w:t>мої́м</w:t>
+      </w:r>
+      <w:r>
+        <w:rPr>
+          <w:rFonts w:ascii="Times New Roman" w:hAnsi="Times New Roman"/>
+          <w:sz w:val="24"/>
+        </w:rPr>
+        <w:t xml:space="preserve"> до </w:t>
+      </w:r>
+      <w:r>
+        <w:rPr>
+          <w:rFonts w:ascii="Times New Roman" w:hAnsi="Times New Roman"/>
+          <w:sz w:val="24"/>
+        </w:rPr>
+        <w:t>Го́спода</w:t>
+      </w:r>
+      <w:r>
+        <w:rPr>
+          <w:rFonts w:ascii="Times New Roman" w:hAnsi="Times New Roman"/>
+          <w:sz w:val="24"/>
+        </w:rPr>
+        <w:t xml:space="preserve"> </w:t>
+      </w:r>
+      <w:r>
+        <w:rPr>
+          <w:rFonts w:ascii="Times New Roman" w:hAnsi="Times New Roman"/>
+          <w:sz w:val="24"/>
+        </w:rPr>
+        <w:t>молю́ся</w:t>
+      </w:r>
+      <w:r>
+        <w:rPr>
+          <w:rFonts w:ascii="Times New Roman" w:hAnsi="Times New Roman"/>
+          <w:sz w:val="24"/>
+        </w:rPr>
+        <w:t>.</w:t>
+      </w:r>
+    </w:p>
+    <w:p>
+      <w:pPr>
+        <w:pStyle w:val="a"/>
+        <w:spacing w:after="120"/>
+      </w:pPr>
+      <w:r>
+        <w:rPr>
+          <w:rFonts w:ascii="Times New Roman" w:hAnsi="Times New Roman"/>
+          <w:sz w:val="24"/>
+        </w:rPr>
+        <w:t>Ска́ргу</w:t>
+      </w:r>
+      <w:r>
+        <w:rPr>
+          <w:rFonts w:ascii="Times New Roman" w:hAnsi="Times New Roman"/>
+          <w:sz w:val="24"/>
+        </w:rPr>
+        <w:t xml:space="preserve"> мою́ </w:t>
+      </w:r>
+      <w:r>
+        <w:rPr>
+          <w:rFonts w:ascii="Times New Roman" w:hAnsi="Times New Roman"/>
+          <w:sz w:val="24"/>
+        </w:rPr>
+        <w:t>пе́ред</w:t>
+      </w:r>
+      <w:r>
+        <w:rPr>
+          <w:rFonts w:ascii="Times New Roman" w:hAnsi="Times New Roman"/>
+          <w:sz w:val="24"/>
+        </w:rPr>
+        <w:t xml:space="preserve"> Ним </w:t>
+      </w:r>
+      <w:r>
+        <w:rPr>
+          <w:rFonts w:ascii="Times New Roman" w:hAnsi="Times New Roman"/>
+          <w:sz w:val="24"/>
+        </w:rPr>
+        <w:t>вилива́ю</w:t>
+      </w:r>
+      <w:r>
+        <w:rPr>
+          <w:rFonts w:ascii="Times New Roman" w:hAnsi="Times New Roman"/>
+          <w:sz w:val="24"/>
+        </w:rPr>
+        <w:t xml:space="preserve">,* мою́ </w:t>
+      </w:r>
+      <w:r>
+        <w:rPr>
+          <w:rFonts w:ascii="Times New Roman" w:hAnsi="Times New Roman"/>
+          <w:sz w:val="24"/>
+        </w:rPr>
+        <w:t>скру́ту</w:t>
+      </w:r>
+      <w:r>
+        <w:rPr>
+          <w:rFonts w:ascii="Times New Roman" w:hAnsi="Times New Roman"/>
+          <w:sz w:val="24"/>
+        </w:rPr>
+        <w:t xml:space="preserve"> Йому́ я </w:t>
+      </w:r>
+      <w:r>
+        <w:rPr>
+          <w:rFonts w:ascii="Times New Roman" w:hAnsi="Times New Roman"/>
+          <w:sz w:val="24"/>
+        </w:rPr>
+        <w:t>виявля́ю</w:t>
+      </w:r>
+      <w:r>
+        <w:rPr>
+          <w:rFonts w:ascii="Times New Roman" w:hAnsi="Times New Roman"/>
+          <w:sz w:val="24"/>
+        </w:rPr>
+        <w:t>.</w:t>
+      </w:r>
+    </w:p>
+    <w:p>
+      <w:pPr>
+        <w:pStyle w:val="a"/>
+        <w:spacing w:after="120"/>
+      </w:pPr>
+      <w:r>
+        <w:rPr>
+          <w:rFonts w:ascii="Times New Roman" w:hAnsi="Times New Roman"/>
+          <w:sz w:val="24"/>
+        </w:rPr>
+        <w:t xml:space="preserve">Коли́ </w:t>
+      </w:r>
+      <w:r>
+        <w:rPr>
+          <w:rFonts w:ascii="Times New Roman" w:hAnsi="Times New Roman"/>
+          <w:sz w:val="24"/>
+        </w:rPr>
+        <w:t>триво́житься</w:t>
+      </w:r>
+      <w:r>
+        <w:rPr>
+          <w:rFonts w:ascii="Times New Roman" w:hAnsi="Times New Roman"/>
+          <w:sz w:val="24"/>
+        </w:rPr>
+        <w:t xml:space="preserve"> в мені́ дух мій, Ти </w:t>
+      </w:r>
+      <w:r>
+        <w:rPr>
+          <w:rFonts w:ascii="Times New Roman" w:hAnsi="Times New Roman"/>
+          <w:sz w:val="24"/>
+        </w:rPr>
+        <w:t>знає́ш</w:t>
+      </w:r>
+      <w:r>
+        <w:rPr>
+          <w:rFonts w:ascii="Times New Roman" w:hAnsi="Times New Roman"/>
+          <w:sz w:val="24"/>
+        </w:rPr>
+        <w:t xml:space="preserve"> мою́ сте́жку.* На </w:t>
+      </w:r>
+      <w:r>
+        <w:rPr>
+          <w:rFonts w:ascii="Times New Roman" w:hAnsi="Times New Roman"/>
+          <w:sz w:val="24"/>
+        </w:rPr>
+        <w:t>доро́зі</w:t>
+      </w:r>
+      <w:r>
+        <w:rPr>
+          <w:rFonts w:ascii="Times New Roman" w:hAnsi="Times New Roman"/>
+          <w:sz w:val="24"/>
+        </w:rPr>
+        <w:t xml:space="preserve">, де я </w:t>
+      </w:r>
+      <w:r>
+        <w:rPr>
+          <w:rFonts w:ascii="Times New Roman" w:hAnsi="Times New Roman"/>
+          <w:sz w:val="24"/>
+        </w:rPr>
+        <w:t>ступа́ю</w:t>
+      </w:r>
+      <w:r>
+        <w:rPr>
+          <w:rFonts w:ascii="Times New Roman" w:hAnsi="Times New Roman"/>
+          <w:sz w:val="24"/>
+        </w:rPr>
+        <w:t xml:space="preserve">, </w:t>
+      </w:r>
+      <w:r>
+        <w:rPr>
+          <w:rFonts w:ascii="Times New Roman" w:hAnsi="Times New Roman"/>
+          <w:sz w:val="24"/>
+        </w:rPr>
+        <w:t>та́йно</w:t>
+      </w:r>
+      <w:r>
+        <w:rPr>
+          <w:rFonts w:ascii="Times New Roman" w:hAnsi="Times New Roman"/>
+          <w:sz w:val="24"/>
+        </w:rPr>
+        <w:t xml:space="preserve"> </w:t>
+      </w:r>
+      <w:r>
+        <w:rPr>
+          <w:rFonts w:ascii="Times New Roman" w:hAnsi="Times New Roman"/>
+          <w:sz w:val="24"/>
+        </w:rPr>
+        <w:t>розста́вили</w:t>
+      </w:r>
+      <w:r>
+        <w:rPr>
+          <w:rFonts w:ascii="Times New Roman" w:hAnsi="Times New Roman"/>
+          <w:sz w:val="24"/>
+        </w:rPr>
+        <w:t xml:space="preserve"> сильце́ на </w:t>
+      </w:r>
+      <w:r>
+        <w:rPr>
+          <w:rFonts w:ascii="Times New Roman" w:hAnsi="Times New Roman"/>
+          <w:sz w:val="24"/>
+        </w:rPr>
+        <w:t>ме́не</w:t>
+      </w:r>
+      <w:r>
+        <w:rPr>
+          <w:rFonts w:ascii="Times New Roman" w:hAnsi="Times New Roman"/>
+          <w:sz w:val="24"/>
+        </w:rPr>
+        <w:t>.</w:t>
+      </w:r>
+    </w:p>
+    <w:p>
+      <w:pPr>
+        <w:pStyle w:val="a"/>
+        <w:spacing w:after="120"/>
+      </w:pPr>
+      <w:r>
+        <w:rPr>
+          <w:rFonts w:ascii="Times New Roman" w:hAnsi="Times New Roman"/>
+          <w:sz w:val="24"/>
+        </w:rPr>
+        <w:t>Погля́нь</w:t>
+      </w:r>
+      <w:r>
+        <w:rPr>
+          <w:rFonts w:ascii="Times New Roman" w:hAnsi="Times New Roman"/>
+          <w:sz w:val="24"/>
+        </w:rPr>
+        <w:t xml:space="preserve"> </w:t>
+      </w:r>
+      <w:r>
+        <w:rPr>
+          <w:rFonts w:ascii="Times New Roman" w:hAnsi="Times New Roman"/>
+          <w:sz w:val="24"/>
+        </w:rPr>
+        <w:t>право́руч</w:t>
+      </w:r>
+      <w:r>
+        <w:rPr>
+          <w:rFonts w:ascii="Times New Roman" w:hAnsi="Times New Roman"/>
+          <w:sz w:val="24"/>
+        </w:rPr>
+        <w:t xml:space="preserve"> і </w:t>
+      </w:r>
+      <w:r>
+        <w:rPr>
+          <w:rFonts w:ascii="Times New Roman" w:hAnsi="Times New Roman"/>
+          <w:sz w:val="24"/>
+        </w:rPr>
+        <w:t>подиви́ся</w:t>
+      </w:r>
+      <w:r>
+        <w:rPr>
+          <w:rFonts w:ascii="Times New Roman" w:hAnsi="Times New Roman"/>
+          <w:sz w:val="24"/>
+        </w:rPr>
+        <w:t xml:space="preserve">:* нема́ </w:t>
+      </w:r>
+      <w:r>
+        <w:rPr>
+          <w:rFonts w:ascii="Times New Roman" w:hAnsi="Times New Roman"/>
+          <w:sz w:val="24"/>
+        </w:rPr>
+        <w:t>ніко́го</w:t>
+      </w:r>
+      <w:r>
+        <w:rPr>
+          <w:rFonts w:ascii="Times New Roman" w:hAnsi="Times New Roman"/>
+          <w:sz w:val="24"/>
+        </w:rPr>
+        <w:t xml:space="preserve">, хто дбав би за </w:t>
+      </w:r>
+      <w:r>
+        <w:rPr>
+          <w:rFonts w:ascii="Times New Roman" w:hAnsi="Times New Roman"/>
+          <w:sz w:val="24"/>
+        </w:rPr>
+        <w:t>ме́не</w:t>
+      </w:r>
+      <w:r>
+        <w:rPr>
+          <w:rFonts w:ascii="Times New Roman" w:hAnsi="Times New Roman"/>
+          <w:sz w:val="24"/>
+        </w:rPr>
+        <w:t>.</w:t>
+      </w:r>
+    </w:p>
+    <w:p>
+      <w:pPr>
+        <w:pStyle w:val="a"/>
+        <w:spacing w:after="120"/>
+      </w:pPr>
+      <w:r>
+        <w:rPr>
+          <w:rFonts w:ascii="Times New Roman" w:hAnsi="Times New Roman"/>
+          <w:sz w:val="24"/>
+        </w:rPr>
+        <w:t xml:space="preserve">Нема́ куди́ мені́ </w:t>
+      </w:r>
+      <w:r>
+        <w:rPr>
+          <w:rFonts w:ascii="Times New Roman" w:hAnsi="Times New Roman"/>
+          <w:sz w:val="24"/>
+        </w:rPr>
+        <w:t>втіка́ти</w:t>
+      </w:r>
+      <w:r>
+        <w:rPr>
+          <w:rFonts w:ascii="Times New Roman" w:hAnsi="Times New Roman"/>
+          <w:sz w:val="24"/>
+        </w:rPr>
+        <w:t xml:space="preserve">,* нема́ </w:t>
+      </w:r>
+      <w:r>
+        <w:rPr>
+          <w:rFonts w:ascii="Times New Roman" w:hAnsi="Times New Roman"/>
+          <w:sz w:val="24"/>
+        </w:rPr>
+        <w:t>ніко́го</w:t>
+      </w:r>
+      <w:r>
+        <w:rPr>
+          <w:rFonts w:ascii="Times New Roman" w:hAnsi="Times New Roman"/>
+          <w:sz w:val="24"/>
+        </w:rPr>
+        <w:t xml:space="preserve">, хто </w:t>
+      </w:r>
+      <w:r>
+        <w:rPr>
+          <w:rFonts w:ascii="Times New Roman" w:hAnsi="Times New Roman"/>
+          <w:sz w:val="24"/>
+        </w:rPr>
+        <w:t>піклува́вся</w:t>
+      </w:r>
+      <w:r>
+        <w:rPr>
+          <w:rFonts w:ascii="Times New Roman" w:hAnsi="Times New Roman"/>
+          <w:sz w:val="24"/>
+        </w:rPr>
+        <w:t xml:space="preserve"> би </w:t>
+      </w:r>
+      <w:r>
+        <w:rPr>
+          <w:rFonts w:ascii="Times New Roman" w:hAnsi="Times New Roman"/>
+          <w:sz w:val="24"/>
+        </w:rPr>
+        <w:t>мно́ю</w:t>
+      </w:r>
+      <w:r>
+        <w:rPr>
+          <w:rFonts w:ascii="Times New Roman" w:hAnsi="Times New Roman"/>
+          <w:sz w:val="24"/>
+        </w:rPr>
+        <w:t>.</w:t>
+      </w:r>
+    </w:p>
+    <w:p>
+      <w:pPr>
+        <w:pStyle w:val="a"/>
+        <w:spacing w:after="120"/>
+      </w:pPr>
+      <w:r>
+        <w:rPr>
+          <w:rFonts w:ascii="Times New Roman" w:hAnsi="Times New Roman"/>
+          <w:sz w:val="24"/>
+        </w:rPr>
+        <w:t xml:space="preserve">До </w:t>
+      </w:r>
+      <w:r>
+        <w:rPr>
+          <w:rFonts w:ascii="Times New Roman" w:hAnsi="Times New Roman"/>
+          <w:sz w:val="24"/>
+        </w:rPr>
+        <w:t>Те́бе</w:t>
+      </w:r>
+      <w:r>
+        <w:rPr>
+          <w:rFonts w:ascii="Times New Roman" w:hAnsi="Times New Roman"/>
+          <w:sz w:val="24"/>
+        </w:rPr>
+        <w:t xml:space="preserve">, </w:t>
+      </w:r>
+      <w:r>
+        <w:rPr>
+          <w:rFonts w:ascii="Times New Roman" w:hAnsi="Times New Roman"/>
+          <w:sz w:val="24"/>
+        </w:rPr>
+        <w:t>Го́споди</w:t>
+      </w:r>
+      <w:r>
+        <w:rPr>
+          <w:rFonts w:ascii="Times New Roman" w:hAnsi="Times New Roman"/>
+          <w:sz w:val="24"/>
+        </w:rPr>
+        <w:t xml:space="preserve">, </w:t>
+      </w:r>
+      <w:r>
+        <w:rPr>
+          <w:rFonts w:ascii="Times New Roman" w:hAnsi="Times New Roman"/>
+          <w:sz w:val="24"/>
+        </w:rPr>
+        <w:t>взива́ю</w:t>
+      </w:r>
+      <w:r>
+        <w:rPr>
+          <w:rFonts w:ascii="Times New Roman" w:hAnsi="Times New Roman"/>
+          <w:sz w:val="24"/>
+        </w:rPr>
+        <w:t xml:space="preserve"> й кажу́:* Ти моє́ </w:t>
+      </w:r>
+      <w:r>
+        <w:rPr>
+          <w:rFonts w:ascii="Times New Roman" w:hAnsi="Times New Roman"/>
+          <w:sz w:val="24"/>
+        </w:rPr>
+        <w:t>прибі́жище</w:t>
+      </w:r>
+      <w:r>
+        <w:rPr>
+          <w:rFonts w:ascii="Times New Roman" w:hAnsi="Times New Roman"/>
+          <w:sz w:val="24"/>
+        </w:rPr>
+        <w:t xml:space="preserve">, в землі́ </w:t>
+      </w:r>
+      <w:r>
+        <w:rPr>
+          <w:rFonts w:ascii="Times New Roman" w:hAnsi="Times New Roman"/>
+          <w:sz w:val="24"/>
+        </w:rPr>
+        <w:t>живи́х</w:t>
+      </w:r>
+      <w:r>
+        <w:rPr>
+          <w:rFonts w:ascii="Times New Roman" w:hAnsi="Times New Roman"/>
+          <w:sz w:val="24"/>
+        </w:rPr>
+        <w:t xml:space="preserve"> Ти − моя́ </w:t>
+      </w:r>
+      <w:r>
+        <w:rPr>
+          <w:rFonts w:ascii="Times New Roman" w:hAnsi="Times New Roman"/>
+          <w:sz w:val="24"/>
+        </w:rPr>
+        <w:t>до́ля</w:t>
+      </w:r>
+      <w:r>
+        <w:rPr>
+          <w:rFonts w:ascii="Times New Roman" w:hAnsi="Times New Roman"/>
+          <w:sz w:val="24"/>
+        </w:rPr>
+        <w:t>!</w:t>
+      </w:r>
+    </w:p>
+    <w:p>
+      <w:pPr>
+        <w:pStyle w:val="a"/>
+        <w:spacing w:after="120"/>
+      </w:pPr>
+      <w:r>
+        <w:rPr>
+          <w:rFonts w:ascii="Times New Roman" w:hAnsi="Times New Roman"/>
+          <w:sz w:val="24"/>
+        </w:rPr>
+        <w:t xml:space="preserve">Зверни́ </w:t>
+      </w:r>
+      <w:r>
+        <w:rPr>
+          <w:rFonts w:ascii="Times New Roman" w:hAnsi="Times New Roman"/>
+          <w:sz w:val="24"/>
+        </w:rPr>
+        <w:t>ува́гу</w:t>
+      </w:r>
+      <w:r>
+        <w:rPr>
+          <w:rFonts w:ascii="Times New Roman" w:hAnsi="Times New Roman"/>
+          <w:sz w:val="24"/>
+        </w:rPr>
+        <w:t xml:space="preserve"> на моє́ </w:t>
+      </w:r>
+      <w:r>
+        <w:rPr>
+          <w:rFonts w:ascii="Times New Roman" w:hAnsi="Times New Roman"/>
+          <w:sz w:val="24"/>
+        </w:rPr>
+        <w:t>блага́ння</w:t>
+      </w:r>
+      <w:r>
+        <w:rPr>
+          <w:rFonts w:ascii="Times New Roman" w:hAnsi="Times New Roman"/>
+          <w:sz w:val="24"/>
+        </w:rPr>
+        <w:t xml:space="preserve">,* бо я </w:t>
+      </w:r>
+      <w:r>
+        <w:rPr>
+          <w:rFonts w:ascii="Times New Roman" w:hAnsi="Times New Roman"/>
+          <w:sz w:val="24"/>
+        </w:rPr>
+        <w:t>ве́льми</w:t>
+      </w:r>
+      <w:r>
+        <w:rPr>
+          <w:rFonts w:ascii="Times New Roman" w:hAnsi="Times New Roman"/>
+          <w:sz w:val="24"/>
+        </w:rPr>
+        <w:t xml:space="preserve"> </w:t>
+      </w:r>
+      <w:r>
+        <w:rPr>
+          <w:rFonts w:ascii="Times New Roman" w:hAnsi="Times New Roman"/>
+          <w:sz w:val="24"/>
+        </w:rPr>
+        <w:t>неща́сний</w:t>
+      </w:r>
+      <w:r>
+        <w:rPr>
+          <w:rFonts w:ascii="Times New Roman" w:hAnsi="Times New Roman"/>
+          <w:sz w:val="24"/>
+        </w:rPr>
+        <w:t>.</w:t>
+      </w:r>
+    </w:p>
+    <w:p>
+      <w:pPr>
+        <w:pStyle w:val="a"/>
+        <w:spacing w:after="120"/>
+      </w:pPr>
+      <w:r>
+        <w:rPr>
+          <w:rFonts w:ascii="Times New Roman" w:hAnsi="Times New Roman"/>
+          <w:sz w:val="24"/>
+        </w:rPr>
+        <w:t xml:space="preserve">Спаси́ мене́ від </w:t>
+      </w:r>
+      <w:r>
+        <w:rPr>
+          <w:rFonts w:ascii="Times New Roman" w:hAnsi="Times New Roman"/>
+          <w:sz w:val="24"/>
+        </w:rPr>
+        <w:t>гони́телів</w:t>
+      </w:r>
+      <w:r>
+        <w:rPr>
+          <w:rFonts w:ascii="Times New Roman" w:hAnsi="Times New Roman"/>
+          <w:sz w:val="24"/>
+        </w:rPr>
+        <w:t xml:space="preserve"> </w:t>
+      </w:r>
+      <w:r>
+        <w:rPr>
+          <w:rFonts w:ascii="Times New Roman" w:hAnsi="Times New Roman"/>
+          <w:sz w:val="24"/>
+        </w:rPr>
+        <w:t>мої́х</w:t>
+      </w:r>
+      <w:r>
+        <w:rPr>
+          <w:rFonts w:ascii="Times New Roman" w:hAnsi="Times New Roman"/>
+          <w:sz w:val="24"/>
+        </w:rPr>
+        <w:t xml:space="preserve">,* бо вони́ </w:t>
+      </w:r>
+      <w:r>
+        <w:rPr>
+          <w:rFonts w:ascii="Times New Roman" w:hAnsi="Times New Roman"/>
+          <w:sz w:val="24"/>
+        </w:rPr>
+        <w:t>сильні́ші</w:t>
+      </w:r>
+      <w:r>
+        <w:rPr>
+          <w:rFonts w:ascii="Times New Roman" w:hAnsi="Times New Roman"/>
+          <w:sz w:val="24"/>
+        </w:rPr>
+        <w:t xml:space="preserve"> від </w:t>
+      </w:r>
+      <w:r>
+        <w:rPr>
+          <w:rFonts w:ascii="Times New Roman" w:hAnsi="Times New Roman"/>
+          <w:sz w:val="24"/>
+        </w:rPr>
+        <w:t>ме́не</w:t>
+      </w:r>
+      <w:r>
+        <w:rPr>
+          <w:rFonts w:ascii="Times New Roman" w:hAnsi="Times New Roman"/>
+          <w:sz w:val="24"/>
+        </w:rPr>
+        <w:t>.</w:t>
       </w:r>
     </w:p>
     <w:p>
@@ -7560,7 +9671,7 @@
           <w:sz w:val="24"/>
           <w:szCs w:val="24"/>
         </w:rPr>
-        <w:t>(г. 8, подібний: О, преславне чудо):</w:t>
+        <w:t>(г. 8, подібний: О, преславне чудо):</w:t>
       </w:r>
       <w:r>
         <w:rPr>
@@ -8169,7 +10280,7 @@
           <w:sz w:val="24"/>
           <w:szCs w:val="24"/>
         </w:rPr>
-        <w:t>(г. 4, подібний: Як хороброго):</w:t>
+        <w:t>(г. 4, подібний: Як хороброго):</w:t>
       </w:r>
       <w:r>
         <w:rPr>
@@ -8506,7 +10617,7 @@
           <w:sz w:val="24"/>
           <w:szCs w:val="24"/>
         </w:rPr>
-        <w:t>(г. 8):</w:t>
+        <w:t>(г. 8):</w:t>
       </w:r>
       <w:r>
         <w:rPr>
@@ -8560,7 +10671,7 @@
           <w:sz w:val="24"/>
           <w:szCs w:val="24"/>
         </w:rPr>
-        <w:t>(г. 2):</w:t>
+        <w:t>(г. 2):</w:t>
       </w:r>
       <w:r>
         <w:rPr>
@@ -9229,7 +11340,7 @@
           <w:color w:val="FF0000"/>
           <w:sz w:val="24"/>
         </w:rPr>
-        <w:t>(г. 8):</w:t>
+        <w:t>(г. 8):</w:t>
       </w:r>
       <w:r>
         <w:rPr>
@@ -10844,7 +12955,7 @@
           <w:rFonts w:ascii="Times New Roman" w:hAnsi="Times New Roman"/>
           <w:sz w:val="24"/>
         </w:rPr>
-        <w:t xml:space="preserve"> Бо Ти – Бог милости, ласк і людинолюбности, і Тобі славу віддаємо, Отцю, і Сину, і Святому Духові, нині, і повсякчас, і на віки віків.</w:t>
+        <w:t xml:space="preserve"> Бо Ти – Бог милости, ласк і людинолюбности, і Тобі славу віддаємо, Отцю, і Сину, і Святому Духові, нині, і повсякчас, і на віки віків.</w:t>
       </w:r>
     </w:p>
     <w:p>
@@ -11063,7 +13174,7 @@
         <w:rPr>
           <w:rFonts w:ascii="Times New Roman" w:hAnsi="Times New Roman"/>
           <w:i/>
-          <w:color w:val="FF4400"/>
+          <w:color w:val="FF0000"/>
           <w:sz w:val="24"/>
         </w:rPr>
         <w:t>Священик:</w:t>
@@ -11071,9 +13182,18 @@
       <w:r>
         <w:rPr>
           <w:rFonts w:ascii="Times New Roman" w:hAnsi="Times New Roman"/>
-          <w:sz w:val="24"/>
-        </w:rPr>
-        <w:t xml:space="preserve"> Нехай буде влада царства Твого благословенна і дуже прославлена: Отця, і Сина, і Святого Духа, нині і повсякчас, і на віки віків.</w:t>
+          <w:color w:val="FF0000"/>
+          <w:sz w:val="24"/>
+        </w:rPr>
+        <w:t xml:space="preserve"> </w:t>
+      </w:r>
+      <w:r>
+        <w:rPr>
+          <w:rFonts w:ascii="Times New Roman" w:hAnsi="Times New Roman"/>
+          <w:color w:val="000000"/>
+          <w:sz w:val="24"/>
+        </w:rPr>
+        <w:t>Нехай буде влада царства Твого благословенна і дуже прославлена: Отця, і Сина, і Святого Духа, нині і повсякчас, і на віки віків.</w:t>
       </w:r>
     </w:p>
     <w:p>
@@ -11162,7 +13282,7 @@
           <w:sz w:val="24"/>
           <w:szCs w:val="24"/>
         </w:rPr>
-        <w:t>(г. 6, подібний: Третього дня):</w:t>
+        <w:t>(г. 6, подібний: Третього дня):</w:t>
       </w:r>
       <w:r>
         <w:rPr>
@@ -11339,7 +13459,7 @@
           <w:sz w:val="24"/>
           <w:szCs w:val="24"/>
         </w:rPr>
-        <w:t>(г. 5):</w:t>
+        <w:t>(г. 5):</w:t>
       </w:r>
       <w:r>
         <w:rPr>
@@ -11683,129 +13803,20 @@
     </w:p>
     <w:p>
       <w:pPr>
-        <w:spacing w:after="120"/>
-        <w:jc w:val="both"/>
-        <w:rPr>
-          <w:rFonts w:ascii="Times New Roman" w:hAnsi="Times New Roman"/>
-          <w:sz w:val="24"/>
-          <w:szCs w:val="24"/>
-        </w:rPr>
-      </w:pPr>
-      <w:r>
-        <w:rPr>
-          <w:rFonts w:ascii="Times New Roman" w:hAnsi="Times New Roman"/>
-          <w:sz w:val="24"/>
-          <w:szCs w:val="24"/>
-        </w:rPr>
-        <w:t xml:space="preserve">Святий Боже, святий Кріпкий, святий Безсмертний, помилуй нас </w:t>
-      </w:r>
-      <w:r>
-        <w:rPr>
-          <w:rFonts w:ascii="Times New Roman" w:hAnsi="Times New Roman"/>
-          <w:i/>
-          <w:color w:val="FF0000"/>
-          <w:sz w:val="24"/>
-          <w:szCs w:val="24"/>
-        </w:rPr>
-        <w:t>(3 р.)</w:t>
-      </w:r>
-    </w:p>
-    <w:p>
-      <w:pPr>
-        <w:spacing w:after="120"/>
-        <w:jc w:val="both"/>
-        <w:rPr>
-          <w:rFonts w:ascii="Times New Roman" w:hAnsi="Times New Roman"/>
-          <w:sz w:val="24"/>
-          <w:szCs w:val="24"/>
-        </w:rPr>
-      </w:pPr>
-      <w:r>
-        <w:rPr>
-          <w:rFonts w:ascii="Times New Roman" w:hAnsi="Times New Roman"/>
-          <w:sz w:val="24"/>
-          <w:szCs w:val="24"/>
-        </w:rPr>
-        <w:t>Слава Отцю, і Сину, і Святому Духові,* і нині і повсякчас, і на віки віків. Амінь.</w:t>
-      </w:r>
-    </w:p>
-    <w:p>
-      <w:pPr>
-        <w:spacing w:after="120"/>
-        <w:jc w:val="both"/>
-        <w:rPr>
-          <w:rFonts w:ascii="Times New Roman" w:hAnsi="Times New Roman"/>
-          <w:sz w:val="24"/>
-          <w:szCs w:val="24"/>
-        </w:rPr>
-      </w:pPr>
-      <w:r>
-        <w:rPr>
-          <w:rFonts w:ascii="Times New Roman" w:hAnsi="Times New Roman"/>
-          <w:sz w:val="24"/>
-          <w:szCs w:val="24"/>
-        </w:rPr>
-        <w:t>Пресвят</w:t>
-      </w:r>
-      <w:r>
-        <w:rPr>
-          <w:rFonts w:ascii="Times New Roman" w:hAnsi="Times New Roman"/>
-          <w:sz w:val="24"/>
-          <w:szCs w:val="24"/>
-        </w:rPr>
-        <w:t>а Тройце, помилуй нас;* Господи, очисти гріхи наші;* Владико, прости беззаконня наші;* Святий, завітай і зціли немочі наші імени твого ради.</w:t>
-      </w:r>
-    </w:p>
-    <w:p>
-      <w:pPr>
-        <w:spacing w:after="120"/>
-        <w:jc w:val="both"/>
-        <w:rPr>
-          <w:rFonts w:ascii="Times New Roman" w:hAnsi="Times New Roman"/>
-          <w:sz w:val="24"/>
-          <w:szCs w:val="24"/>
-        </w:rPr>
-      </w:pPr>
-      <w:r>
-        <w:rPr>
-          <w:rFonts w:ascii="Times New Roman" w:hAnsi="Times New Roman"/>
-          <w:sz w:val="24"/>
-          <w:szCs w:val="24"/>
-        </w:rPr>
-        <w:t xml:space="preserve">Господи, помилуй </w:t>
-      </w:r>
-      <w:r>
-        <w:rPr>
-          <w:rFonts w:ascii="Times New Roman" w:hAnsi="Times New Roman"/>
-          <w:i/>
-          <w:color w:val="FF0000"/>
-          <w:sz w:val="24"/>
-          <w:szCs w:val="24"/>
-        </w:rPr>
-        <w:t>(3 р.)</w:t>
-      </w:r>
-    </w:p>
-    <w:p>
-      <w:pPr>
-        <w:spacing w:after="120"/>
-        <w:rPr>
-          <w:rFonts w:ascii="Times New Roman" w:hAnsi="Times New Roman"/>
-        </w:rPr>
-      </w:pPr>
-      <w:r>
-        <w:rPr>
-          <w:rFonts w:ascii="Times New Roman" w:hAnsi="Times New Roman"/>
-          <w:sz w:val="24"/>
-          <w:szCs w:val="24"/>
-        </w:rPr>
-        <w:t>Слава Отцю, і Сину, і Святому Духові.* І</w:t>
-      </w:r>
-      <w:r>
-        <w:rPr>
-          <w:rFonts w:ascii="Times New Roman" w:hAnsi="Times New Roman"/>
-          <w:b/>
-          <w:sz w:val="24"/>
-          <w:szCs w:val="24"/>
+        <w:pStyle w:val="a"/>
+        <w:spacing w:after="120"/>
+      </w:pPr>
+      <w:r>
+        <w:rPr>
+          <w:rFonts w:ascii="Times New Roman" w:hAnsi="Times New Roman"/>
+          <w:sz w:val="24"/>
+        </w:rPr>
+        <w:t>Святи́й</w:t>
+      </w:r>
+      <w:r>
+        <w:rPr>
+          <w:rFonts w:ascii="Times New Roman" w:hAnsi="Times New Roman"/>
+          <w:sz w:val="24"/>
         </w:rPr>
         <w:t xml:space="preserve"> </w:t>
       </w:r>
@@ -11813,36 +13824,901 @@
         <w:rPr>
           <w:rFonts w:ascii="Times New Roman" w:hAnsi="Times New Roman"/>
           <w:sz w:val="24"/>
-          <w:szCs w:val="24"/>
-        </w:rPr>
-        <w:t>нині і повсякчас, і на віки віків. Амінь.</w:t>
-      </w:r>
-    </w:p>
-    <w:p>
-      <w:pPr>
-        <w:spacing w:after="120"/>
-        <w:jc w:val="both"/>
-        <w:rPr>
-          <w:rFonts w:ascii="Times New Roman" w:hAnsi="Times New Roman"/>
-          <w:sz w:val="24"/>
-          <w:szCs w:val="24"/>
-        </w:rPr>
-      </w:pPr>
-      <w:r>
-        <w:rPr>
-          <w:rFonts w:ascii="Times New Roman" w:hAnsi="Times New Roman"/>
-          <w:sz w:val="24"/>
-          <w:szCs w:val="24"/>
-        </w:rPr>
-        <w:t>Отче наш, що єси на небесах,* нехай святиться ім’я твоє,* нехай прийде царство твоє,* нехай буде воля твоя, як на небі, так і на землі.* Хліб наш насущний дай нам сьогодні,* і прости нам провини наші,* як і ми прощаємо винуватцям нашим,* і не введи нас у с</w:t>
-      </w:r>
-      <w:r>
-        <w:rPr>
-          <w:rFonts w:ascii="Times New Roman" w:hAnsi="Times New Roman"/>
-          <w:sz w:val="24"/>
-          <w:szCs w:val="24"/>
-        </w:rPr>
-        <w:t>покусу,* але визволи нас від лукавого.</w:t>
+        </w:rPr>
+        <w:t>Бо́же</w:t>
+      </w:r>
+      <w:r>
+        <w:rPr>
+          <w:rFonts w:ascii="Times New Roman" w:hAnsi="Times New Roman"/>
+          <w:sz w:val="24"/>
+        </w:rPr>
+        <w:t xml:space="preserve">, </w:t>
+      </w:r>
+      <w:r>
+        <w:rPr>
+          <w:rFonts w:ascii="Times New Roman" w:hAnsi="Times New Roman"/>
+          <w:sz w:val="24"/>
+        </w:rPr>
+        <w:t>святи́й</w:t>
+      </w:r>
+      <w:r>
+        <w:rPr>
+          <w:rFonts w:ascii="Times New Roman" w:hAnsi="Times New Roman"/>
+          <w:sz w:val="24"/>
+        </w:rPr>
+        <w:t xml:space="preserve"> </w:t>
+      </w:r>
+      <w:r>
+        <w:rPr>
+          <w:rFonts w:ascii="Times New Roman" w:hAnsi="Times New Roman"/>
+          <w:sz w:val="24"/>
+        </w:rPr>
+        <w:t>Крі́пкий</w:t>
+      </w:r>
+      <w:r>
+        <w:rPr>
+          <w:rFonts w:ascii="Times New Roman" w:hAnsi="Times New Roman"/>
+          <w:sz w:val="24"/>
+        </w:rPr>
+        <w:t xml:space="preserve">, </w:t>
+      </w:r>
+      <w:r>
+        <w:rPr>
+          <w:rFonts w:ascii="Times New Roman" w:hAnsi="Times New Roman"/>
+          <w:sz w:val="24"/>
+        </w:rPr>
+        <w:t>святи́й</w:t>
+      </w:r>
+      <w:r>
+        <w:rPr>
+          <w:rFonts w:ascii="Times New Roman" w:hAnsi="Times New Roman"/>
+          <w:sz w:val="24"/>
+        </w:rPr>
+        <w:t xml:space="preserve"> </w:t>
+      </w:r>
+      <w:r>
+        <w:rPr>
+          <w:rFonts w:ascii="Times New Roman" w:hAnsi="Times New Roman"/>
+          <w:sz w:val="24"/>
+        </w:rPr>
+        <w:t>Безсме́ртний</w:t>
+      </w:r>
+      <w:r>
+        <w:rPr>
+          <w:rFonts w:ascii="Times New Roman" w:hAnsi="Times New Roman"/>
+          <w:sz w:val="24"/>
+        </w:rPr>
+        <w:t xml:space="preserve">, </w:t>
+      </w:r>
+      <w:r>
+        <w:rPr>
+          <w:rFonts w:ascii="Times New Roman" w:hAnsi="Times New Roman"/>
+          <w:sz w:val="24"/>
+        </w:rPr>
+        <w:t>поми́луй</w:t>
+      </w:r>
+      <w:r>
+        <w:rPr>
+          <w:rFonts w:ascii="Times New Roman" w:hAnsi="Times New Roman"/>
+          <w:sz w:val="24"/>
+        </w:rPr>
+        <w:t xml:space="preserve"> нас. </w:t>
+      </w:r>
+      <w:r>
+        <w:rPr>
+          <w:rFonts w:ascii="Times New Roman" w:hAnsi="Times New Roman"/>
+          <w:i/>
+          <w:color w:val="FF0000"/>
+          <w:sz w:val="24"/>
+        </w:rPr>
+        <w:t>(3 р.)</w:t>
+      </w:r>
+    </w:p>
+    <w:p>
+      <w:pPr>
+        <w:pStyle w:val="a"/>
+        <w:spacing w:after="120"/>
+      </w:pPr>
+      <w:r>
+        <w:rPr>
+          <w:rFonts w:ascii="Times New Roman" w:hAnsi="Times New Roman"/>
+          <w:sz w:val="24"/>
+        </w:rPr>
+        <w:t>Сла́ва</w:t>
+      </w:r>
+      <w:r>
+        <w:rPr>
+          <w:rFonts w:ascii="Times New Roman" w:hAnsi="Times New Roman"/>
+          <w:sz w:val="24"/>
+        </w:rPr>
+        <w:t xml:space="preserve"> Отцю́, і </w:t>
+      </w:r>
+      <w:r>
+        <w:rPr>
+          <w:rFonts w:ascii="Times New Roman" w:hAnsi="Times New Roman"/>
+          <w:sz w:val="24"/>
+        </w:rPr>
+        <w:t>Си́ну</w:t>
+      </w:r>
+      <w:r>
+        <w:rPr>
+          <w:rFonts w:ascii="Times New Roman" w:hAnsi="Times New Roman"/>
+          <w:sz w:val="24"/>
+        </w:rPr>
+        <w:t xml:space="preserve">, і </w:t>
+      </w:r>
+      <w:r>
+        <w:rPr>
+          <w:rFonts w:ascii="Times New Roman" w:hAnsi="Times New Roman"/>
+          <w:sz w:val="24"/>
+        </w:rPr>
+        <w:t>Свято́му</w:t>
+      </w:r>
+      <w:r>
+        <w:rPr>
+          <w:rFonts w:ascii="Times New Roman" w:hAnsi="Times New Roman"/>
+          <w:sz w:val="24"/>
+        </w:rPr>
+        <w:t xml:space="preserve"> </w:t>
+      </w:r>
+      <w:r>
+        <w:rPr>
+          <w:rFonts w:ascii="Times New Roman" w:hAnsi="Times New Roman"/>
+          <w:sz w:val="24"/>
+        </w:rPr>
+        <w:t>Ду́хові</w:t>
+      </w:r>
+      <w:r>
+        <w:rPr>
+          <w:rFonts w:ascii="Times New Roman" w:hAnsi="Times New Roman"/>
+          <w:sz w:val="24"/>
+        </w:rPr>
+        <w:t xml:space="preserve">,* і </w:t>
+      </w:r>
+      <w:r>
+        <w:rPr>
+          <w:rFonts w:ascii="Times New Roman" w:hAnsi="Times New Roman"/>
+          <w:sz w:val="24"/>
+        </w:rPr>
+        <w:t>ни́ні</w:t>
+      </w:r>
+      <w:r>
+        <w:rPr>
+          <w:rFonts w:ascii="Times New Roman" w:hAnsi="Times New Roman"/>
+          <w:sz w:val="24"/>
+        </w:rPr>
+        <w:t xml:space="preserve">, і </w:t>
+      </w:r>
+      <w:r>
+        <w:rPr>
+          <w:rFonts w:ascii="Times New Roman" w:hAnsi="Times New Roman"/>
+          <w:sz w:val="24"/>
+        </w:rPr>
+        <w:t>повсякча́с</w:t>
+      </w:r>
+      <w:r>
+        <w:rPr>
+          <w:rFonts w:ascii="Times New Roman" w:hAnsi="Times New Roman"/>
+          <w:sz w:val="24"/>
+        </w:rPr>
+        <w:t xml:space="preserve">, і на </w:t>
+      </w:r>
+      <w:r>
+        <w:rPr>
+          <w:rFonts w:ascii="Times New Roman" w:hAnsi="Times New Roman"/>
+          <w:sz w:val="24"/>
+        </w:rPr>
+        <w:t>ві́ки</w:t>
+      </w:r>
+      <w:r>
+        <w:rPr>
+          <w:rFonts w:ascii="Times New Roman" w:hAnsi="Times New Roman"/>
+          <w:sz w:val="24"/>
+        </w:rPr>
+        <w:t xml:space="preserve"> </w:t>
+      </w:r>
+      <w:r>
+        <w:rPr>
+          <w:rFonts w:ascii="Times New Roman" w:hAnsi="Times New Roman"/>
+          <w:sz w:val="24"/>
+        </w:rPr>
+        <w:t>вікі́в</w:t>
+      </w:r>
+      <w:r>
+        <w:rPr>
+          <w:rFonts w:ascii="Times New Roman" w:hAnsi="Times New Roman"/>
+          <w:sz w:val="24"/>
+        </w:rPr>
+        <w:t xml:space="preserve">. </w:t>
+      </w:r>
+      <w:r>
+        <w:rPr>
+          <w:rFonts w:ascii="Times New Roman" w:hAnsi="Times New Roman"/>
+          <w:sz w:val="24"/>
+        </w:rPr>
+        <w:t>Амі́нь</w:t>
+      </w:r>
+      <w:r>
+        <w:rPr>
+          <w:rFonts w:ascii="Times New Roman" w:hAnsi="Times New Roman"/>
+          <w:sz w:val="24"/>
+        </w:rPr>
+        <w:t>.</w:t>
+      </w:r>
+    </w:p>
+    <w:p>
+      <w:pPr>
+        <w:pStyle w:val="a"/>
+        <w:spacing w:after="120"/>
+      </w:pPr>
+      <w:r>
+        <w:rPr>
+          <w:rFonts w:ascii="Times New Roman" w:hAnsi="Times New Roman"/>
+          <w:sz w:val="24"/>
+        </w:rPr>
+        <w:t xml:space="preserve">Пресвята́ </w:t>
+      </w:r>
+      <w:r>
+        <w:rPr>
+          <w:rFonts w:ascii="Times New Roman" w:hAnsi="Times New Roman"/>
+          <w:sz w:val="24"/>
+        </w:rPr>
+        <w:t>Тро́йце</w:t>
+      </w:r>
+      <w:r>
+        <w:rPr>
+          <w:rFonts w:ascii="Times New Roman" w:hAnsi="Times New Roman"/>
+          <w:sz w:val="24"/>
+        </w:rPr>
+        <w:t xml:space="preserve">, </w:t>
+      </w:r>
+      <w:r>
+        <w:rPr>
+          <w:rFonts w:ascii="Times New Roman" w:hAnsi="Times New Roman"/>
+          <w:sz w:val="24"/>
+        </w:rPr>
+        <w:t>поми́луй</w:t>
+      </w:r>
+      <w:r>
+        <w:rPr>
+          <w:rFonts w:ascii="Times New Roman" w:hAnsi="Times New Roman"/>
+          <w:sz w:val="24"/>
+        </w:rPr>
+        <w:t xml:space="preserve"> нас; </w:t>
+      </w:r>
+      <w:r>
+        <w:rPr>
+          <w:rFonts w:ascii="Times New Roman" w:hAnsi="Times New Roman"/>
+          <w:sz w:val="24"/>
+        </w:rPr>
+        <w:t>Го́споди</w:t>
+      </w:r>
+      <w:r>
+        <w:rPr>
+          <w:rFonts w:ascii="Times New Roman" w:hAnsi="Times New Roman"/>
+          <w:sz w:val="24"/>
+        </w:rPr>
+        <w:t xml:space="preserve">, </w:t>
+      </w:r>
+      <w:r>
+        <w:rPr>
+          <w:rFonts w:ascii="Times New Roman" w:hAnsi="Times New Roman"/>
+          <w:sz w:val="24"/>
+        </w:rPr>
+        <w:t>очи́сти</w:t>
+      </w:r>
+      <w:r>
+        <w:rPr>
+          <w:rFonts w:ascii="Times New Roman" w:hAnsi="Times New Roman"/>
+          <w:sz w:val="24"/>
+        </w:rPr>
+        <w:t xml:space="preserve"> гріхи́ </w:t>
+      </w:r>
+      <w:r>
+        <w:rPr>
+          <w:rFonts w:ascii="Times New Roman" w:hAnsi="Times New Roman"/>
+          <w:sz w:val="24"/>
+        </w:rPr>
+        <w:t>на́ші</w:t>
+      </w:r>
+      <w:r>
+        <w:rPr>
+          <w:rFonts w:ascii="Times New Roman" w:hAnsi="Times New Roman"/>
+          <w:sz w:val="24"/>
+        </w:rPr>
+        <w:t xml:space="preserve">; </w:t>
+      </w:r>
+      <w:r>
+        <w:rPr>
+          <w:rFonts w:ascii="Times New Roman" w:hAnsi="Times New Roman"/>
+          <w:sz w:val="24"/>
+        </w:rPr>
+        <w:t>Влади́ко</w:t>
+      </w:r>
+      <w:r>
+        <w:rPr>
+          <w:rFonts w:ascii="Times New Roman" w:hAnsi="Times New Roman"/>
+          <w:sz w:val="24"/>
+        </w:rPr>
+        <w:t xml:space="preserve">, прости́ </w:t>
+      </w:r>
+      <w:r>
+        <w:rPr>
+          <w:rFonts w:ascii="Times New Roman" w:hAnsi="Times New Roman"/>
+          <w:sz w:val="24"/>
+        </w:rPr>
+        <w:t>беззако́ння</w:t>
+      </w:r>
+      <w:r>
+        <w:rPr>
+          <w:rFonts w:ascii="Times New Roman" w:hAnsi="Times New Roman"/>
+          <w:sz w:val="24"/>
+        </w:rPr>
+        <w:t xml:space="preserve"> </w:t>
+      </w:r>
+      <w:r>
+        <w:rPr>
+          <w:rFonts w:ascii="Times New Roman" w:hAnsi="Times New Roman"/>
+          <w:sz w:val="24"/>
+        </w:rPr>
+        <w:t>на́ші</w:t>
+      </w:r>
+      <w:r>
+        <w:rPr>
+          <w:rFonts w:ascii="Times New Roman" w:hAnsi="Times New Roman"/>
+          <w:sz w:val="24"/>
+        </w:rPr>
+        <w:t xml:space="preserve">; </w:t>
+      </w:r>
+      <w:r>
+        <w:rPr>
+          <w:rFonts w:ascii="Times New Roman" w:hAnsi="Times New Roman"/>
+          <w:sz w:val="24"/>
+        </w:rPr>
+        <w:t>Святи́й</w:t>
+      </w:r>
+      <w:r>
+        <w:rPr>
+          <w:rFonts w:ascii="Times New Roman" w:hAnsi="Times New Roman"/>
+          <w:sz w:val="24"/>
+        </w:rPr>
+        <w:t xml:space="preserve">, </w:t>
+      </w:r>
+      <w:r>
+        <w:rPr>
+          <w:rFonts w:ascii="Times New Roman" w:hAnsi="Times New Roman"/>
+          <w:sz w:val="24"/>
+        </w:rPr>
+        <w:t>завіта́й</w:t>
+      </w:r>
+      <w:r>
+        <w:rPr>
+          <w:rFonts w:ascii="Times New Roman" w:hAnsi="Times New Roman"/>
+          <w:sz w:val="24"/>
+        </w:rPr>
+        <w:t xml:space="preserve"> і зціли́ </w:t>
+      </w:r>
+      <w:r>
+        <w:rPr>
+          <w:rFonts w:ascii="Times New Roman" w:hAnsi="Times New Roman"/>
+          <w:sz w:val="24"/>
+        </w:rPr>
+        <w:t>не́мочі</w:t>
+      </w:r>
+      <w:r>
+        <w:rPr>
+          <w:rFonts w:ascii="Times New Roman" w:hAnsi="Times New Roman"/>
+          <w:sz w:val="24"/>
+        </w:rPr>
+        <w:t xml:space="preserve"> </w:t>
+      </w:r>
+      <w:r>
+        <w:rPr>
+          <w:rFonts w:ascii="Times New Roman" w:hAnsi="Times New Roman"/>
+          <w:sz w:val="24"/>
+        </w:rPr>
+        <w:t>на́ші</w:t>
+      </w:r>
+      <w:r>
+        <w:rPr>
+          <w:rFonts w:ascii="Times New Roman" w:hAnsi="Times New Roman"/>
+          <w:sz w:val="24"/>
+        </w:rPr>
+        <w:t xml:space="preserve">, </w:t>
+      </w:r>
+      <w:r>
+        <w:rPr>
+          <w:rFonts w:ascii="Times New Roman" w:hAnsi="Times New Roman"/>
+          <w:sz w:val="24"/>
+        </w:rPr>
+        <w:t>І́мени</w:t>
+      </w:r>
+      <w:r>
+        <w:rPr>
+          <w:rFonts w:ascii="Times New Roman" w:hAnsi="Times New Roman"/>
+          <w:sz w:val="24"/>
+        </w:rPr>
+        <w:t xml:space="preserve"> Твого́ </w:t>
+      </w:r>
+      <w:r>
+        <w:rPr>
+          <w:rFonts w:ascii="Times New Roman" w:hAnsi="Times New Roman"/>
+          <w:sz w:val="24"/>
+        </w:rPr>
+        <w:t>ра́ди</w:t>
+      </w:r>
+      <w:r>
+        <w:rPr>
+          <w:rFonts w:ascii="Times New Roman" w:hAnsi="Times New Roman"/>
+          <w:sz w:val="24"/>
+        </w:rPr>
+        <w:t>.</w:t>
+      </w:r>
+    </w:p>
+    <w:p>
+      <w:pPr>
+        <w:pStyle w:val="a"/>
+        <w:spacing w:after="120"/>
+      </w:pPr>
+      <w:r>
+        <w:rPr>
+          <w:rFonts w:ascii="Times New Roman" w:hAnsi="Times New Roman"/>
+          <w:sz w:val="24"/>
+        </w:rPr>
+        <w:t>Го́споди</w:t>
+      </w:r>
+      <w:r>
+        <w:rPr>
+          <w:rFonts w:ascii="Times New Roman" w:hAnsi="Times New Roman"/>
+          <w:sz w:val="24"/>
+        </w:rPr>
+        <w:t xml:space="preserve">, </w:t>
+      </w:r>
+      <w:r>
+        <w:rPr>
+          <w:rFonts w:ascii="Times New Roman" w:hAnsi="Times New Roman"/>
+          <w:sz w:val="24"/>
+        </w:rPr>
+        <w:t>поми́луй</w:t>
+      </w:r>
+      <w:r>
+        <w:rPr>
+          <w:rFonts w:ascii="Times New Roman" w:hAnsi="Times New Roman"/>
+          <w:sz w:val="24"/>
+        </w:rPr>
+        <w:t>. (3)</w:t>
+      </w:r>
+    </w:p>
+    <w:p>
+      <w:pPr>
+        <w:pStyle w:val="a"/>
+        <w:spacing w:after="120"/>
+      </w:pPr>
+      <w:r>
+        <w:rPr>
+          <w:rFonts w:ascii="Times New Roman" w:hAnsi="Times New Roman"/>
+          <w:sz w:val="24"/>
+        </w:rPr>
+        <w:t>Сла́ва</w:t>
+      </w:r>
+      <w:r>
+        <w:rPr>
+          <w:rFonts w:ascii="Times New Roman" w:hAnsi="Times New Roman"/>
+          <w:sz w:val="24"/>
+        </w:rPr>
+        <w:t xml:space="preserve"> Отцю́, і </w:t>
+      </w:r>
+      <w:r>
+        <w:rPr>
+          <w:rFonts w:ascii="Times New Roman" w:hAnsi="Times New Roman"/>
+          <w:sz w:val="24"/>
+        </w:rPr>
+        <w:t>Си́ну</w:t>
+      </w:r>
+      <w:r>
+        <w:rPr>
+          <w:rFonts w:ascii="Times New Roman" w:hAnsi="Times New Roman"/>
+          <w:sz w:val="24"/>
+        </w:rPr>
+        <w:t xml:space="preserve">, і </w:t>
+      </w:r>
+      <w:r>
+        <w:rPr>
+          <w:rFonts w:ascii="Times New Roman" w:hAnsi="Times New Roman"/>
+          <w:sz w:val="24"/>
+        </w:rPr>
+        <w:t>Свято́му</w:t>
+      </w:r>
+      <w:r>
+        <w:rPr>
+          <w:rFonts w:ascii="Times New Roman" w:hAnsi="Times New Roman"/>
+          <w:sz w:val="24"/>
+        </w:rPr>
+        <w:t xml:space="preserve"> </w:t>
+      </w:r>
+      <w:r>
+        <w:rPr>
+          <w:rFonts w:ascii="Times New Roman" w:hAnsi="Times New Roman"/>
+          <w:sz w:val="24"/>
+        </w:rPr>
+        <w:t>Ду́хові</w:t>
+      </w:r>
+      <w:r>
+        <w:rPr>
+          <w:rFonts w:ascii="Times New Roman" w:hAnsi="Times New Roman"/>
+          <w:sz w:val="24"/>
+        </w:rPr>
+        <w:t xml:space="preserve">,* і </w:t>
+      </w:r>
+      <w:r>
+        <w:rPr>
+          <w:rFonts w:ascii="Times New Roman" w:hAnsi="Times New Roman"/>
+          <w:sz w:val="24"/>
+        </w:rPr>
+        <w:t>ни́ні</w:t>
+      </w:r>
+      <w:r>
+        <w:rPr>
+          <w:rFonts w:ascii="Times New Roman" w:hAnsi="Times New Roman"/>
+          <w:sz w:val="24"/>
+        </w:rPr>
+        <w:t xml:space="preserve">, і </w:t>
+      </w:r>
+      <w:r>
+        <w:rPr>
+          <w:rFonts w:ascii="Times New Roman" w:hAnsi="Times New Roman"/>
+          <w:sz w:val="24"/>
+        </w:rPr>
+        <w:t>повсякча́с</w:t>
+      </w:r>
+      <w:r>
+        <w:rPr>
+          <w:rFonts w:ascii="Times New Roman" w:hAnsi="Times New Roman"/>
+          <w:sz w:val="24"/>
+        </w:rPr>
+        <w:t xml:space="preserve">, і на </w:t>
+      </w:r>
+      <w:r>
+        <w:rPr>
+          <w:rFonts w:ascii="Times New Roman" w:hAnsi="Times New Roman"/>
+          <w:sz w:val="24"/>
+        </w:rPr>
+        <w:t>ві́ки</w:t>
+      </w:r>
+      <w:r>
+        <w:rPr>
+          <w:rFonts w:ascii="Times New Roman" w:hAnsi="Times New Roman"/>
+          <w:sz w:val="24"/>
+        </w:rPr>
+        <w:t xml:space="preserve"> </w:t>
+      </w:r>
+      <w:r>
+        <w:rPr>
+          <w:rFonts w:ascii="Times New Roman" w:hAnsi="Times New Roman"/>
+          <w:sz w:val="24"/>
+        </w:rPr>
+        <w:t>вікі́в</w:t>
+      </w:r>
+      <w:r>
+        <w:rPr>
+          <w:rFonts w:ascii="Times New Roman" w:hAnsi="Times New Roman"/>
+          <w:sz w:val="24"/>
+        </w:rPr>
+        <w:t xml:space="preserve">. </w:t>
+      </w:r>
+      <w:r>
+        <w:rPr>
+          <w:rFonts w:ascii="Times New Roman" w:hAnsi="Times New Roman"/>
+          <w:sz w:val="24"/>
+        </w:rPr>
+        <w:t>Амі́нь</w:t>
+      </w:r>
+      <w:r>
+        <w:rPr>
+          <w:rFonts w:ascii="Times New Roman" w:hAnsi="Times New Roman"/>
+          <w:sz w:val="24"/>
+        </w:rPr>
+        <w:t>.</w:t>
+      </w:r>
+    </w:p>
+    <w:p>
+      <w:pPr>
+        <w:pStyle w:val="a"/>
+        <w:spacing w:after="120"/>
+      </w:pPr>
+      <w:r>
+        <w:rPr>
+          <w:rFonts w:ascii="Times New Roman" w:hAnsi="Times New Roman"/>
+          <w:sz w:val="24"/>
+        </w:rPr>
+        <w:t>О́тче</w:t>
+      </w:r>
+      <w:r>
+        <w:rPr>
+          <w:rFonts w:ascii="Times New Roman" w:hAnsi="Times New Roman"/>
+          <w:sz w:val="24"/>
+        </w:rPr>
+        <w:t xml:space="preserve"> наш, що єси́ на </w:t>
+      </w:r>
+      <w:r>
+        <w:rPr>
+          <w:rFonts w:ascii="Times New Roman" w:hAnsi="Times New Roman"/>
+          <w:sz w:val="24"/>
+        </w:rPr>
+        <w:t>небеса́х</w:t>
+      </w:r>
+      <w:r>
+        <w:rPr>
+          <w:rFonts w:ascii="Times New Roman" w:hAnsi="Times New Roman"/>
+          <w:sz w:val="24"/>
+        </w:rPr>
+        <w:t xml:space="preserve">,* </w:t>
+      </w:r>
+      <w:r>
+        <w:rPr>
+          <w:rFonts w:ascii="Times New Roman" w:hAnsi="Times New Roman"/>
+          <w:sz w:val="24"/>
+        </w:rPr>
+        <w:t>неха́й</w:t>
+      </w:r>
+      <w:r>
+        <w:rPr>
+          <w:rFonts w:ascii="Times New Roman" w:hAnsi="Times New Roman"/>
+          <w:sz w:val="24"/>
+        </w:rPr>
+        <w:t xml:space="preserve"> </w:t>
+      </w:r>
+      <w:r>
+        <w:rPr>
+          <w:rFonts w:ascii="Times New Roman" w:hAnsi="Times New Roman"/>
+          <w:sz w:val="24"/>
+        </w:rPr>
+        <w:t>святи́ться</w:t>
+      </w:r>
+      <w:r>
+        <w:rPr>
+          <w:rFonts w:ascii="Times New Roman" w:hAnsi="Times New Roman"/>
+          <w:sz w:val="24"/>
+        </w:rPr>
+        <w:t xml:space="preserve"> ім’я́ Твоє́,* </w:t>
+      </w:r>
+      <w:r>
+        <w:rPr>
+          <w:rFonts w:ascii="Times New Roman" w:hAnsi="Times New Roman"/>
+          <w:sz w:val="24"/>
+        </w:rPr>
+        <w:t>неха́й</w:t>
+      </w:r>
+      <w:r>
+        <w:rPr>
+          <w:rFonts w:ascii="Times New Roman" w:hAnsi="Times New Roman"/>
+          <w:sz w:val="24"/>
+        </w:rPr>
+        <w:t xml:space="preserve"> </w:t>
+      </w:r>
+      <w:r>
+        <w:rPr>
+          <w:rFonts w:ascii="Times New Roman" w:hAnsi="Times New Roman"/>
+          <w:sz w:val="24"/>
+        </w:rPr>
+        <w:t>при́йде</w:t>
+      </w:r>
+      <w:r>
+        <w:rPr>
+          <w:rFonts w:ascii="Times New Roman" w:hAnsi="Times New Roman"/>
+          <w:sz w:val="24"/>
+        </w:rPr>
+        <w:t xml:space="preserve"> </w:t>
+      </w:r>
+      <w:r>
+        <w:rPr>
+          <w:rFonts w:ascii="Times New Roman" w:hAnsi="Times New Roman"/>
+          <w:sz w:val="24"/>
+        </w:rPr>
+        <w:t>ца́рство</w:t>
+      </w:r>
+      <w:r>
+        <w:rPr>
+          <w:rFonts w:ascii="Times New Roman" w:hAnsi="Times New Roman"/>
+          <w:sz w:val="24"/>
+        </w:rPr>
+        <w:t xml:space="preserve"> Твоє́,* </w:t>
+      </w:r>
+      <w:r>
+        <w:rPr>
+          <w:rFonts w:ascii="Times New Roman" w:hAnsi="Times New Roman"/>
+          <w:sz w:val="24"/>
+        </w:rPr>
+        <w:t>неха́й</w:t>
+      </w:r>
+      <w:r>
+        <w:rPr>
+          <w:rFonts w:ascii="Times New Roman" w:hAnsi="Times New Roman"/>
+          <w:sz w:val="24"/>
+        </w:rPr>
+        <w:t xml:space="preserve"> </w:t>
+      </w:r>
+      <w:r>
+        <w:rPr>
+          <w:rFonts w:ascii="Times New Roman" w:hAnsi="Times New Roman"/>
+          <w:sz w:val="24"/>
+        </w:rPr>
+        <w:t>бу́де</w:t>
+      </w:r>
+      <w:r>
+        <w:rPr>
+          <w:rFonts w:ascii="Times New Roman" w:hAnsi="Times New Roman"/>
+          <w:sz w:val="24"/>
+        </w:rPr>
+        <w:t xml:space="preserve"> </w:t>
+      </w:r>
+      <w:r>
+        <w:rPr>
+          <w:rFonts w:ascii="Times New Roman" w:hAnsi="Times New Roman"/>
+          <w:sz w:val="24"/>
+        </w:rPr>
+        <w:t>во́ля</w:t>
+      </w:r>
+      <w:r>
+        <w:rPr>
+          <w:rFonts w:ascii="Times New Roman" w:hAnsi="Times New Roman"/>
+          <w:sz w:val="24"/>
+        </w:rPr>
+        <w:t xml:space="preserve"> Твоя́, як на </w:t>
+      </w:r>
+      <w:r>
+        <w:rPr>
+          <w:rFonts w:ascii="Times New Roman" w:hAnsi="Times New Roman"/>
+          <w:sz w:val="24"/>
+        </w:rPr>
+        <w:t>не́бі</w:t>
+      </w:r>
+      <w:r>
+        <w:rPr>
+          <w:rFonts w:ascii="Times New Roman" w:hAnsi="Times New Roman"/>
+          <w:sz w:val="24"/>
+        </w:rPr>
+        <w:t xml:space="preserve">, так і на землі́.* Хліб наш </w:t>
+      </w:r>
+      <w:r>
+        <w:rPr>
+          <w:rFonts w:ascii="Times New Roman" w:hAnsi="Times New Roman"/>
+          <w:sz w:val="24"/>
+        </w:rPr>
+        <w:t>насу́щний</w:t>
+      </w:r>
+      <w:r>
+        <w:rPr>
+          <w:rFonts w:ascii="Times New Roman" w:hAnsi="Times New Roman"/>
+          <w:sz w:val="24"/>
+        </w:rPr>
+        <w:t xml:space="preserve"> дай нам </w:t>
+      </w:r>
+      <w:r>
+        <w:rPr>
+          <w:rFonts w:ascii="Times New Roman" w:hAnsi="Times New Roman"/>
+          <w:sz w:val="24"/>
+        </w:rPr>
+        <w:t>сього́дні</w:t>
+      </w:r>
+      <w:r>
+        <w:rPr>
+          <w:rFonts w:ascii="Times New Roman" w:hAnsi="Times New Roman"/>
+          <w:sz w:val="24"/>
+        </w:rPr>
+        <w:t xml:space="preserve">;* і прости́ нам </w:t>
+      </w:r>
+      <w:r>
+        <w:rPr>
+          <w:rFonts w:ascii="Times New Roman" w:hAnsi="Times New Roman"/>
+          <w:sz w:val="24"/>
+        </w:rPr>
+        <w:t>прови́ни</w:t>
+      </w:r>
+      <w:r>
+        <w:rPr>
+          <w:rFonts w:ascii="Times New Roman" w:hAnsi="Times New Roman"/>
+          <w:sz w:val="24"/>
+        </w:rPr>
+        <w:t xml:space="preserve"> </w:t>
+      </w:r>
+      <w:r>
+        <w:rPr>
+          <w:rFonts w:ascii="Times New Roman" w:hAnsi="Times New Roman"/>
+          <w:sz w:val="24"/>
+        </w:rPr>
+        <w:t>на́ші</w:t>
+      </w:r>
+      <w:r>
+        <w:rPr>
+          <w:rFonts w:ascii="Times New Roman" w:hAnsi="Times New Roman"/>
+          <w:sz w:val="24"/>
+        </w:rPr>
+        <w:t xml:space="preserve">,* як і ми </w:t>
+      </w:r>
+      <w:r>
+        <w:rPr>
+          <w:rFonts w:ascii="Times New Roman" w:hAnsi="Times New Roman"/>
+          <w:sz w:val="24"/>
+        </w:rPr>
+        <w:t>проща́ємо</w:t>
+      </w:r>
+      <w:r>
+        <w:rPr>
+          <w:rFonts w:ascii="Times New Roman" w:hAnsi="Times New Roman"/>
+          <w:sz w:val="24"/>
+        </w:rPr>
+        <w:t xml:space="preserve"> </w:t>
+      </w:r>
+      <w:r>
+        <w:rPr>
+          <w:rFonts w:ascii="Times New Roman" w:hAnsi="Times New Roman"/>
+          <w:sz w:val="24"/>
+        </w:rPr>
+        <w:t>винува́тцям</w:t>
+      </w:r>
+      <w:r>
+        <w:rPr>
+          <w:rFonts w:ascii="Times New Roman" w:hAnsi="Times New Roman"/>
+          <w:sz w:val="24"/>
+        </w:rPr>
+        <w:t xml:space="preserve"> </w:t>
+      </w:r>
+      <w:r>
+        <w:rPr>
+          <w:rFonts w:ascii="Times New Roman" w:hAnsi="Times New Roman"/>
+          <w:sz w:val="24"/>
+        </w:rPr>
+        <w:t>на́шим</w:t>
+      </w:r>
+      <w:r>
+        <w:rPr>
+          <w:rFonts w:ascii="Times New Roman" w:hAnsi="Times New Roman"/>
+          <w:sz w:val="24"/>
+        </w:rPr>
+        <w:t xml:space="preserve">;* і не введи́ нас у </w:t>
+      </w:r>
+      <w:r>
+        <w:rPr>
+          <w:rFonts w:ascii="Times New Roman" w:hAnsi="Times New Roman"/>
+          <w:sz w:val="24"/>
+        </w:rPr>
+        <w:t>споку́су</w:t>
+      </w:r>
+      <w:r>
+        <w:rPr>
+          <w:rFonts w:ascii="Times New Roman" w:hAnsi="Times New Roman"/>
+          <w:sz w:val="24"/>
+        </w:rPr>
+        <w:t xml:space="preserve">,* але́ </w:t>
+      </w:r>
+      <w:r>
+        <w:rPr>
+          <w:rFonts w:ascii="Times New Roman" w:hAnsi="Times New Roman"/>
+          <w:sz w:val="24"/>
+        </w:rPr>
+        <w:t>ви́зволи</w:t>
+      </w:r>
+      <w:r>
+        <w:rPr>
+          <w:rFonts w:ascii="Times New Roman" w:hAnsi="Times New Roman"/>
+          <w:sz w:val="24"/>
+        </w:rPr>
+        <w:t xml:space="preserve"> нас від </w:t>
+      </w:r>
+      <w:r>
+        <w:rPr>
+          <w:rFonts w:ascii="Times New Roman" w:hAnsi="Times New Roman"/>
+          <w:sz w:val="24"/>
+        </w:rPr>
+        <w:t>лука́вого</w:t>
+      </w:r>
+      <w:r>
+        <w:rPr>
+          <w:rFonts w:ascii="Times New Roman" w:hAnsi="Times New Roman"/>
+          <w:sz w:val="24"/>
+        </w:rPr>
+        <w:t>.</w:t>
       </w:r>
     </w:p>
     <w:p>
@@ -12661,7 +15537,7 @@
           <w:sz w:val="24"/>
           <w:szCs w:val="24"/>
         </w:rPr>
-        <w:t>(3 р.)</w:t>
+        <w:t>(3 р.)</w:t>
       </w:r>
       <w:r>
         <w:rPr>
@@ -12696,7 +15572,7 @@
           <w:rFonts w:ascii="Times New Roman" w:hAnsi="Times New Roman"/>
           <w:sz w:val="24"/>
         </w:rPr>
-        <w:t xml:space="preserve"> Христос, істинний Бог наш, що на горі Таворській у славі переобразився перед святими Своїми учнями й апостолами, святих мучеників Фотія й Аникити, і всіх святих - помилує і спасе нас як благий і людинолюбний.</w:t>
+        <w:t xml:space="preserve"> Христос, істинний Бог наш, що на горі Таворській у славі переобразився перед святими Своїми учнями й апостолами - молитвами пречистої Своєї Матері, святих славних і всехвальних апостолів, святих мучеників Фотія й Аникити, і всіх святих - помилує і спасе нас як благий і людинолюбний.</w:t>
       </w:r>
     </w:p>
     <w:p>
@@ -12946,7 +15822,7 @@
           <w:sz w:val="24"/>
           <w:szCs w:val="24"/>
         </w:rPr>
-        <w:t>(3 р.)</w:t>
+        <w:t>(3 р.)</w:t>
       </w:r>
     </w:p>
     <w:p>
@@ -12977,7 +15853,7 @@
           <w:sz w:val="24"/>
           <w:szCs w:val="24"/>
         </w:rPr>
-        <w:t>(2 р.)</w:t>
+        <w:t>(2 р.)</w:t>
       </w:r>
     </w:p>
     <w:p>
@@ -15362,7 +18238,7 @@
           <w:sz w:val="24"/>
           <w:szCs w:val="24"/>
         </w:rPr>
-        <w:t>(3 р.)</w:t>
+        <w:t>(3 р.)</w:t>
       </w:r>
     </w:p>
     <w:p>
@@ -15441,7 +18317,7 @@
           <w:sz w:val="24"/>
           <w:szCs w:val="24"/>
         </w:rPr>
-        <w:t>1. </w:t>
+        <w:t xml:space="preserve">1. </w:t>
       </w:r>
       <w:r>
         <w:rPr>
@@ -15489,7 +18365,7 @@
           <w:sz w:val="24"/>
           <w:szCs w:val="24"/>
         </w:rPr>
-        <w:t>2. </w:t>
+        <w:t xml:space="preserve">2. </w:t>
       </w:r>
       <w:r>
         <w:rPr>
@@ -15546,7 +18422,7 @@
           <w:sz w:val="24"/>
           <w:szCs w:val="24"/>
         </w:rPr>
-        <w:t xml:space="preserve"> Від ночі лине дух наш до тебе, Боже, бо світлом є повеління твої. Навчи нас, Боже, правди твоєї, заповідей твоїх і виправдань твоїх. Просвіти наші духовні очі, щоб ми не заснули в гріхах на </w:t>
+        <w:t xml:space="preserve"> Від ночі лине дух наш до тебе, Боже, бо світлом є повеління твої. Навчи нас, Боже, правди твоєї, заповідей твоїх і виправдань твоїх. Просвіти наші духовні очі, щоб ми не заснули в гріхах на </w:t>
       </w:r>
       <w:r>
         <w:rPr>
@@ -15594,7 +18470,7 @@
           <w:sz w:val="24"/>
           <w:szCs w:val="24"/>
         </w:rPr>
-        <w:t xml:space="preserve"> Владико, Боже святий і неосяжний, що казав із темряви світлові засіяти, що заспокоїв нас у нічному сні й підвів до величання і моління твоєї </w:t>
+        <w:t xml:space="preserve"> Владико, Боже святий і неосяжний, що казав із темряви світлові засіяти, що заспокоїв нас у нічному сні й підвів до величання і моління твоєї </w:t>
       </w:r>
       <w:r>
         <w:rPr>
@@ -15651,7 +18527,7 @@
           <w:sz w:val="24"/>
           <w:szCs w:val="24"/>
         </w:rPr>
-        <w:t> Скарбе добра, джерело невисихаюче, Отче святий, чудотворче всесильний і в</w:t>
+        <w:t xml:space="preserve"> Скарбе добра, джерело невисихаюче, Отче святий, чудотворче всесильний і в</w:t>
       </w:r>
       <w:r>
         <w:rPr>
@@ -15699,7 +18575,7 @@
           <w:sz w:val="24"/>
           <w:szCs w:val="24"/>
         </w:rPr>
-        <w:t>6. </w:t>
+        <w:t xml:space="preserve">6. </w:t>
       </w:r>
       <w:r>
         <w:rPr>
@@ -15765,7 +18641,7 @@
           <w:sz w:val="24"/>
           <w:szCs w:val="24"/>
         </w:rPr>
-        <w:t> Боже й Отче Господа нашого Ісуса Христа! Ти підніс нас з постелі нашої і зібрав на годину молитви. Дай нам ласку відкрити уста наші і прийми наші подяки, що в наших силах, і навчи нас установ твоїх.</w:t>
+        <w:t xml:space="preserve"> Боже й Отче Господа нашого Ісуса Христа! Ти підніс нас з постелі нашої і зібрав на годину молитви. Дай нам ласку відкрити уста наші і прийми наші подяки, що в наших силах, і навчи нас установ твоїх.</w:t>
       </w:r>
       <w:r>
         <w:rPr>
@@ -15813,7 +18689,7 @@
           <w:sz w:val="24"/>
           <w:szCs w:val="24"/>
         </w:rPr>
-        <w:t>8. </w:t>
+        <w:t xml:space="preserve">8. </w:t>
       </w:r>
       <w:r>
         <w:rPr>
@@ -15870,7 +18746,7 @@
           <w:sz w:val="24"/>
           <w:szCs w:val="24"/>
         </w:rPr>
-        <w:t> Господи, Боже наш! Ти за покаяння дарував людям відпущення, нам же, як образ пізнання і визнання гріхів, показав по</w:t>
+        <w:t xml:space="preserve"> Господи, Боже наш! Ти за покаяння дарував людям відпущення, нам же, як образ пізнання і визнання гріхів, показав по</w:t>
       </w:r>
       <w:r>
         <w:rPr>
@@ -15944,7 +18820,7 @@
           <w:sz w:val="24"/>
           <w:szCs w:val="24"/>
         </w:rPr>
-        <w:t xml:space="preserve"> Боже, Боже наш! Ти сотворив </w:t>
+        <w:t xml:space="preserve"> Боже, Боже наш! Ти сотворив </w:t>
       </w:r>
       <w:r>
         <w:rPr>
@@ -15983,7 +18859,7 @@
           <w:sz w:val="24"/>
           <w:szCs w:val="24"/>
         </w:rPr>
-        <w:t>11. </w:t>
+        <w:t xml:space="preserve">11. </w:t>
       </w:r>
       <w:r>
         <w:rPr>
@@ -17679,7 +20555,7 @@
           <w:sz w:val="24"/>
           <w:szCs w:val="24"/>
         </w:rPr>
-        <w:t>(г. 4):</w:t>
+        <w:t>(г. 4):</w:t>
       </w:r>
       <w:r>
         <w:rPr>
@@ -18067,7 +20943,7 @@
           <w:sz w:val="24"/>
           <w:szCs w:val="24"/>
         </w:rPr>
-        <w:t>(г. 4, подібний: Здивувався Йосиф):</w:t>
+        <w:t>(г. 4, подібний: Здивувався Йосиф):</w:t>
       </w:r>
       <w:r>
         <w:rPr>
@@ -19371,7 +22247,7 @@
           <w:sz w:val="24"/>
           <w:szCs w:val="24"/>
         </w:rPr>
-        <w:t>Священник: </w:t>
+        <w:t xml:space="preserve">Священник: </w:t>
       </w:r>
       <w:r>
         <w:rPr>
@@ -20458,7 +23334,7 @@
           <w:sz w:val="24"/>
           <w:szCs w:val="24"/>
         </w:rPr>
-        <w:t>Священник: </w:t>
+        <w:t xml:space="preserve">Священник: </w:t>
       </w:r>
       <w:r>
         <w:rPr>
@@ -21123,7 +23999,7 @@
           <w:sz w:val="24"/>
           <w:szCs w:val="24"/>
         </w:rPr>
-        <w:t>Ірмос (г. 8):</w:t>
+        <w:t>Ірмос (г. 8):</w:t>
       </w:r>
       <w:r>
         <w:rPr>
@@ -21574,7 +24450,7 @@
           <w:rFonts w:ascii="Times New Roman" w:hAnsi="Times New Roman"/>
           <w:sz w:val="24"/>
         </w:rPr>
-        <w:t xml:space="preserve"> Бо Тебе хвалять усі сили небесні і Тобі славу возсилаємо: Отцю, і Сину, і Святому Духові, нині і повсякчас, і на віки віків.</w:t>
+        <w:t xml:space="preserve"> Бо Тебе хвалять усі сили небесні і Тобі славу возсилаємо: Отцю, і Сину, і Святому Духові, нині і повсякчас, і на віки віків.</w:t>
       </w:r>
     </w:p>
     <w:p>
@@ -23495,7 +26371,7 @@
           <w:rFonts w:ascii="Times New Roman" w:hAnsi="Times New Roman"/>
           <w:sz w:val="24"/>
         </w:rPr>
-        <w:t xml:space="preserve"> Бо Ти – Бог милости, ласк і людинолюбности, і Тобі славу віддаємо, Отцю, і Сину, і Святому Духові, нині, і повсякчас, і на віки віків.</w:t>
+        <w:t xml:space="preserve"> Бо Ти – Бог милости, ласк і людинолюбности, і Тобі славу віддаємо, Отцю, і Сину, і Святому Духові, нині, і повсякчас, і на віки віків.</w:t>
       </w:r>
     </w:p>
     <w:p>
@@ -23833,7 +26709,7 @@
           <w:sz w:val="24"/>
           <w:szCs w:val="24"/>
         </w:rPr>
-        <w:t>(г. 4, подібний: Дав ти як знамено):</w:t>
+        <w:t>(г. 4, подібний: Дав ти як знамено):</w:t>
       </w:r>
       <w:r>
         <w:rPr>
@@ -24019,7 +26895,7 @@
           <w:sz w:val="24"/>
           <w:szCs w:val="24"/>
         </w:rPr>
-        <w:t>(г. 4):</w:t>
+        <w:t>(г. 4):</w:t>
       </w:r>
       <w:r>
         <w:rPr>
@@ -24112,125 +26988,100 @@
     </w:p>
     <w:p>
       <w:pPr>
-        <w:spacing w:after="120"/>
-        <w:jc w:val="both"/>
-        <w:rPr>
-          <w:rFonts w:ascii="Times New Roman" w:hAnsi="Times New Roman"/>
-          <w:sz w:val="24"/>
-          <w:szCs w:val="24"/>
-        </w:rPr>
-      </w:pPr>
-      <w:r>
-        <w:rPr>
-          <w:rFonts w:ascii="Times New Roman" w:hAnsi="Times New Roman"/>
-          <w:sz w:val="24"/>
-          <w:szCs w:val="24"/>
-        </w:rPr>
-        <w:t xml:space="preserve">Святий Боже, святий Кріпкий, святий Безсмертний, помилуй нас </w:t>
-      </w:r>
-      <w:r>
-        <w:rPr>
-          <w:rFonts w:ascii="Times New Roman" w:hAnsi="Times New Roman"/>
-          <w:i/>
-          <w:color w:val="FF0000"/>
-          <w:sz w:val="24"/>
-          <w:szCs w:val="24"/>
-        </w:rPr>
-        <w:t>(3 р.)</w:t>
-      </w:r>
-      <w:r>
-        <w:rPr>
-          <w:rFonts w:ascii="Times New Roman" w:hAnsi="Times New Roman"/>
-          <w:i/>
-          <w:sz w:val="24"/>
-          <w:szCs w:val="24"/>
+        <w:pStyle w:val="a"/>
+        <w:spacing w:after="120"/>
+      </w:pPr>
+      <w:r>
+        <w:rPr>
+          <w:rFonts w:ascii="Times New Roman" w:hAnsi="Times New Roman"/>
+          <w:sz w:val="24"/>
+        </w:rPr>
+        <w:t xml:space="preserve">Святий Боже, святий Кріпкий, святий Безсмертний, помилуй нас. </w:t>
+      </w:r>
+      <w:r>
+        <w:rPr>
+          <w:rFonts w:ascii="Times New Roman" w:hAnsi="Times New Roman"/>
+          <w:i/>
+          <w:color w:val="FF0000"/>
+          <w:sz w:val="24"/>
+        </w:rPr>
+        <w:t>(3 р.)</w:t>
+      </w:r>
+    </w:p>
+    <w:p>
+      <w:pPr>
+        <w:pStyle w:val="a"/>
+        <w:spacing w:after="120"/>
+      </w:pPr>
+      <w:r>
+        <w:rPr>
+          <w:rFonts w:ascii="Times New Roman" w:hAnsi="Times New Roman"/>
+          <w:sz w:val="24"/>
+        </w:rPr>
+        <w:t>Слава Отцю, і Сину, і Святому Духові,* і нині і повсякчас, і на віки віків. Амінь.</w:t>
+      </w:r>
+    </w:p>
+    <w:p>
+      <w:pPr>
+        <w:spacing w:after="120"/>
+        <w:jc w:val="both"/>
+        <w:rPr>
+          <w:rFonts w:ascii="Times New Roman" w:hAnsi="Times New Roman"/>
+          <w:sz w:val="24"/>
+          <w:szCs w:val="24"/>
+        </w:rPr>
+      </w:pPr>
+      <w:r>
+        <w:rPr>
+          <w:rFonts w:ascii="Times New Roman" w:hAnsi="Times New Roman"/>
+          <w:sz w:val="24"/>
+          <w:szCs w:val="24"/>
+        </w:rPr>
+        <w:t>Пресвята Тройце, помилуй нас;* Господи, очисти гр</w:t>
+      </w:r>
+      <w:r>
+        <w:rPr>
+          <w:rFonts w:ascii="Times New Roman" w:hAnsi="Times New Roman"/>
+          <w:sz w:val="24"/>
+          <w:szCs w:val="24"/>
+        </w:rPr>
+        <w:t>іхи наші;* Владико, прости беззаконня наші;* Святий, завітай і зціли немочі наші імени твого ради.</w:t>
+      </w:r>
+    </w:p>
+    <w:p>
+      <w:pPr>
+        <w:pStyle w:val="a"/>
+        <w:spacing w:after="120"/>
+      </w:pPr>
+      <w:r>
+        <w:rPr>
+          <w:rFonts w:ascii="Times New Roman" w:hAnsi="Times New Roman"/>
+          <w:sz w:val="24"/>
+        </w:rPr>
+        <w:t>Господи, помилуй</w:t>
+      </w:r>
+      <w:r>
+        <w:rPr>
+          <w:rFonts w:ascii="Times New Roman" w:hAnsi="Times New Roman"/>
+          <w:sz w:val="24"/>
         </w:rPr>
         <w:t>.</w:t>
       </w:r>
-    </w:p>
-    <w:p>
-      <w:pPr>
-        <w:spacing w:after="120"/>
-        <w:jc w:val="both"/>
-        <w:rPr>
-          <w:rFonts w:ascii="Times New Roman" w:hAnsi="Times New Roman"/>
-          <w:sz w:val="24"/>
-          <w:szCs w:val="24"/>
-        </w:rPr>
-      </w:pPr>
-      <w:r>
-        <w:rPr>
-          <w:rFonts w:ascii="Times New Roman" w:hAnsi="Times New Roman"/>
-          <w:sz w:val="24"/>
-          <w:szCs w:val="24"/>
-        </w:rPr>
-        <w:t>Слава Отцю, і Сину, і Святому Духові,* і нині і повсякчас, і на віки віків. Амінь.</w:t>
-      </w:r>
-    </w:p>
-    <w:p>
-      <w:pPr>
-        <w:spacing w:after="120"/>
-        <w:jc w:val="both"/>
-        <w:rPr>
-          <w:rFonts w:ascii="Times New Roman" w:hAnsi="Times New Roman"/>
-          <w:sz w:val="24"/>
-          <w:szCs w:val="24"/>
-        </w:rPr>
-      </w:pPr>
-      <w:r>
-        <w:rPr>
-          <w:rFonts w:ascii="Times New Roman" w:hAnsi="Times New Roman"/>
-          <w:sz w:val="24"/>
-          <w:szCs w:val="24"/>
-        </w:rPr>
-        <w:t>Пресвята Тройце, помилуй нас;* Господи, очисти гр</w:t>
-      </w:r>
-      <w:r>
-        <w:rPr>
-          <w:rFonts w:ascii="Times New Roman" w:hAnsi="Times New Roman"/>
-          <w:sz w:val="24"/>
-          <w:szCs w:val="24"/>
-        </w:rPr>
-        <w:t>іхи наші;* Владико, прости беззаконня наші;* Святий, завітай і зціли немочі наші імени твого ради.</w:t>
-      </w:r>
-    </w:p>
-    <w:p>
-      <w:pPr>
-        <w:spacing w:after="120"/>
-        <w:jc w:val="both"/>
-        <w:rPr>
-          <w:rFonts w:ascii="Times New Roman" w:hAnsi="Times New Roman"/>
-          <w:i/>
-          <w:sz w:val="24"/>
-          <w:szCs w:val="24"/>
-        </w:rPr>
-      </w:pPr>
-      <w:r>
-        <w:rPr>
-          <w:rFonts w:ascii="Times New Roman" w:hAnsi="Times New Roman"/>
-          <w:sz w:val="24"/>
-          <w:szCs w:val="24"/>
-        </w:rPr>
-        <w:t xml:space="preserve">Господи, помилуй </w:t>
-      </w:r>
-      <w:r>
-        <w:rPr>
-          <w:rFonts w:ascii="Times New Roman" w:hAnsi="Times New Roman"/>
-          <w:i/>
-          <w:color w:val="FF0000"/>
-          <w:sz w:val="24"/>
-          <w:szCs w:val="24"/>
-        </w:rPr>
-        <w:t>(3 р.)</w:t>
-      </w:r>
-      <w:r>
-        <w:rPr>
-          <w:rFonts w:ascii="Times New Roman" w:hAnsi="Times New Roman"/>
-          <w:i/>
-          <w:sz w:val="24"/>
-          <w:szCs w:val="24"/>
-        </w:rPr>
-        <w:t>.</w:t>
+      <w:r>
+        <w:rPr>
+          <w:rFonts w:ascii="Times New Roman" w:hAnsi="Times New Roman"/>
+          <w:sz w:val="24"/>
+        </w:rPr>
+        <w:t xml:space="preserve"> </w:t>
+      </w:r>
+      <w:r>
+        <w:rPr>
+          <w:rFonts w:ascii="Times New Roman" w:hAnsi="Times New Roman"/>
+          <w:i/>
+          <w:color w:val="FF0000"/>
+          <w:sz w:val="24"/>
+        </w:rPr>
+        <w:t>(3 р.)</w:t>
       </w:r>
     </w:p>
     <w:p>
@@ -25110,7 +27961,7 @@
           <w:sz w:val="24"/>
           <w:szCs w:val="24"/>
         </w:rPr>
-        <w:t>(3 р.)</w:t>
+        <w:t>(3 р.)</w:t>
       </w:r>
       <w:r>
         <w:rPr>
@@ -25145,7 +27996,7 @@
           <w:rFonts w:ascii="Times New Roman" w:hAnsi="Times New Roman"/>
           <w:sz w:val="24"/>
         </w:rPr>
-        <w:t xml:space="preserve"> Христос, істинний Бог наш, що на горі Таворській у славі переобразився перед святими Своїми учнями й апостолами, святих мучеників Фотія й Аникити, і всіх святих - помилує і спасе нас як благий і людинолюбний.</w:t>
+        <w:t xml:space="preserve"> Христос, істинний Бог наш, що на горі Таворській у славі переобразився перед святими Своїми учнями й апостолами - молитвами пречистої Своєї Матері, святих славних і всехвальних апостолів, святих мучеників Фотія й Аникити, і всіх святих - помилує і спасе нас як благий і людинолюбний.</w:t>
       </w:r>
     </w:p>
     <w:p>
